--- a/Thesis/BachelorThesisStefanWernerNew.docx
+++ b/Thesis/BachelorThesisStefanWernerNew.docx
@@ -5912,7 +5912,7 @@
         <w:pStyle w:val="Listenabsatz"/>
         <w:numPr>
           <w:ilvl w:val="0"/>
-          <w:numId w:val="47"/>
+          <w:numId w:val="5"/>
         </w:numPr>
       </w:pPr>
       <w:r>
@@ -5924,7 +5924,7 @@
         <w:pStyle w:val="Listenabsatz"/>
         <w:numPr>
           <w:ilvl w:val="0"/>
-          <w:numId w:val="47"/>
+          <w:numId w:val="5"/>
         </w:numPr>
       </w:pPr>
       <w:r>
@@ -5936,7 +5936,7 @@
         <w:pStyle w:val="Listenabsatz"/>
         <w:numPr>
           <w:ilvl w:val="0"/>
-          <w:numId w:val="47"/>
+          <w:numId w:val="5"/>
         </w:numPr>
       </w:pPr>
       <w:r>
@@ -5948,7 +5948,7 @@
         <w:pStyle w:val="Listenabsatz"/>
         <w:numPr>
           <w:ilvl w:val="0"/>
-          <w:numId w:val="47"/>
+          <w:numId w:val="5"/>
         </w:numPr>
       </w:pPr>
       <w:r>
@@ -5960,7 +5960,7 @@
         <w:pStyle w:val="Listenabsatz"/>
         <w:numPr>
           <w:ilvl w:val="0"/>
-          <w:numId w:val="47"/>
+          <w:numId w:val="5"/>
         </w:numPr>
       </w:pPr>
       <w:r>
@@ -5972,7 +5972,7 @@
         <w:pStyle w:val="Listenabsatz"/>
         <w:numPr>
           <w:ilvl w:val="0"/>
-          <w:numId w:val="47"/>
+          <w:numId w:val="5"/>
         </w:numPr>
       </w:pPr>
       <w:r>
@@ -5999,7 +5999,7 @@
         <w:pStyle w:val="Listenabsatz"/>
         <w:numPr>
           <w:ilvl w:val="0"/>
-          <w:numId w:val="48"/>
+          <w:numId w:val="6"/>
         </w:numPr>
       </w:pPr>
       <w:r>
@@ -6011,7 +6011,7 @@
         <w:pStyle w:val="Listenabsatz"/>
         <w:numPr>
           <w:ilvl w:val="0"/>
-          <w:numId w:val="48"/>
+          <w:numId w:val="6"/>
         </w:numPr>
       </w:pPr>
       <w:r>
@@ -6023,7 +6023,7 @@
         <w:pStyle w:val="Listenabsatz"/>
         <w:numPr>
           <w:ilvl w:val="0"/>
-          <w:numId w:val="48"/>
+          <w:numId w:val="6"/>
         </w:numPr>
       </w:pPr>
       <w:r>
@@ -6089,7 +6089,7 @@
         <w:pStyle w:val="Listenabsatz"/>
         <w:numPr>
           <w:ilvl w:val="0"/>
-          <w:numId w:val="51"/>
+          <w:numId w:val="7"/>
         </w:numPr>
       </w:pPr>
       <w:r>
@@ -6101,7 +6101,7 @@
         <w:pStyle w:val="Listenabsatz"/>
         <w:numPr>
           <w:ilvl w:val="0"/>
-          <w:numId w:val="51"/>
+          <w:numId w:val="7"/>
         </w:numPr>
       </w:pPr>
       <w:r>
@@ -6113,7 +6113,7 @@
         <w:pStyle w:val="Listenabsatz"/>
         <w:numPr>
           <w:ilvl w:val="0"/>
-          <w:numId w:val="51"/>
+          <w:numId w:val="7"/>
         </w:numPr>
       </w:pPr>
       <w:r>
@@ -20850,7 +20850,7 @@
         <w:pStyle w:val="Listenabsatz"/>
         <w:numPr>
           <w:ilvl w:val="0"/>
-          <w:numId w:val="48"/>
+          <w:numId w:val="6"/>
         </w:numPr>
         <w:jc w:val="left"/>
       </w:pPr>
@@ -20875,7 +20875,7 @@
         <w:pStyle w:val="Listenabsatz"/>
         <w:numPr>
           <w:ilvl w:val="0"/>
-          <w:numId w:val="48"/>
+          <w:numId w:val="6"/>
         </w:numPr>
         <w:jc w:val="left"/>
       </w:pPr>
@@ -20903,7 +20903,7 @@
         <w:pStyle w:val="Listenabsatz"/>
         <w:numPr>
           <w:ilvl w:val="0"/>
-          <w:numId w:val="48"/>
+          <w:numId w:val="6"/>
         </w:numPr>
         <w:jc w:val="left"/>
       </w:pPr>
@@ -22841,7 +22841,7 @@
         <w:pStyle w:val="Listenabsatz"/>
         <w:numPr>
           <w:ilvl w:val="0"/>
-          <w:numId w:val="52"/>
+          <w:numId w:val="8"/>
         </w:numPr>
         <w:rPr>
           <w:lang w:eastAsia="de-AT"/>
@@ -22875,7 +22875,7 @@
         <w:pStyle w:val="Listenabsatz"/>
         <w:numPr>
           <w:ilvl w:val="0"/>
-          <w:numId w:val="52"/>
+          <w:numId w:val="8"/>
         </w:numPr>
         <w:rPr>
           <w:lang w:eastAsia="de-AT"/>
@@ -22916,7 +22916,7 @@
         <w:pStyle w:val="Listenabsatz"/>
         <w:numPr>
           <w:ilvl w:val="0"/>
-          <w:numId w:val="52"/>
+          <w:numId w:val="8"/>
         </w:numPr>
         <w:rPr>
           <w:lang w:eastAsia="de-AT"/>
@@ -22934,7 +22934,7 @@
         <w:pStyle w:val="Listenabsatz"/>
         <w:numPr>
           <w:ilvl w:val="0"/>
-          <w:numId w:val="52"/>
+          <w:numId w:val="8"/>
         </w:numPr>
         <w:rPr>
           <w:lang w:eastAsia="de-AT"/>
@@ -23298,7 +23298,7 @@
         <w:pStyle w:val="Listenabsatz"/>
         <w:numPr>
           <w:ilvl w:val="0"/>
-          <w:numId w:val="53"/>
+          <w:numId w:val="9"/>
         </w:numPr>
         <w:rPr>
           <w:lang w:eastAsia="de-AT"/>
@@ -23316,7 +23316,7 @@
         <w:pStyle w:val="Listenabsatz"/>
         <w:numPr>
           <w:ilvl w:val="0"/>
-          <w:numId w:val="53"/>
+          <w:numId w:val="9"/>
         </w:numPr>
         <w:rPr>
           <w:lang w:eastAsia="de-AT"/>
@@ -23334,7 +23334,7 @@
         <w:pStyle w:val="Listenabsatz"/>
         <w:numPr>
           <w:ilvl w:val="0"/>
-          <w:numId w:val="53"/>
+          <w:numId w:val="9"/>
         </w:numPr>
         <w:rPr>
           <w:lang w:eastAsia="de-AT"/>
@@ -23408,7 +23408,7 @@
         <w:t>In this chapter the results of the parent-child abstraction will be presented. As mentioned in chapter 2.4 the evaluation metrics are a result of time overhead, memory overhead and difference between original Q-table and reconstructed Q-table. The results were gotten from the three different grid sizes of the environment. For each grid size the same evaluation pipeline was applied. First the agent was trained and a normal Q-table was created. Then the parent child abstraction idea was implemented. The Q-table was split via the PreCalculator algorithm and was saved as a parent table and a child table. For comparison the reconstructed Q-table was generated at the end from the parent and the child tables.</w:t>
       </w:r>
       <w:r>
-        <w:t xml:space="preserve"> First the runtime was </w:t>
+        <w:t xml:space="preserve"> First </w:t>
       </w:r>
     </w:p>
     <w:p>
@@ -26620,279 +26620,6 @@
 <file path=word/numbering.xml><?xml version="1.0" encoding="utf-8"?>
 <w:numbering xmlns:wpc="http://schemas.microsoft.com/office/word/2010/wordprocessingCanvas" xmlns:cx="http://schemas.microsoft.com/office/drawing/2014/chartex" xmlns:cx1="http://schemas.microsoft.com/office/drawing/2015/9/8/chartex" xmlns:cx2="http://schemas.microsoft.com/office/drawing/2015/10/21/chartex" xmlns:cx3="http://schemas.microsoft.com/office/drawing/2016/5/9/chartex" xmlns:cx4="http://schemas.microsoft.com/office/drawing/2016/5/10/chartex" xmlns:cx5="http://schemas.microsoft.com/office/drawing/2016/5/11/chartex" xmlns:cx6="http://schemas.microsoft.com/office/drawing/2016/5/12/chartex" xmlns:cx7="http://schemas.microsoft.com/office/drawing/2016/5/13/chartex" xmlns:cx8="http://schemas.microsoft.com/office/drawing/2016/5/14/chartex" xmlns:mc="http://schemas.openxmlformats.org/markup-compatibility/2006" xmlns:aink="http://schemas.microsoft.com/office/drawing/2016/ink" xmlns:am3d="http://schemas.microsoft.com/office/drawing/2017/model3d" xmlns:o="urn:schemas-microsoft-com:office:office" xmlns:oel="http://schemas.microsoft.com/office/2019/extlst" xmlns:r="http://schemas.openxmlformats.org/officeDocument/2006/relationships" xmlns:m="http://schemas.openxmlformats.org/officeDocument/2006/math" xmlns:v="urn:schemas-microsoft-com:vml" xmlns:wp14="http://schemas.microsoft.com/office/word/2010/wordprocessingDrawing" xmlns:wp="http://schemas.openxmlformats.org/drawingml/2006/wordprocessingDrawing" xmlns:w10="urn:schemas-microsoft-com:office:word" xmlns:w="http://schemas.openxmlformats.org/wordprocessingml/2006/main" xmlns:w14="http://schemas.microsoft.com/office/word/2010/wordml" xmlns:w15="http://schemas.microsoft.com/office/word/2012/wordml" xmlns:w16cex="http://schemas.microsoft.com/office/word/2018/wordml/cex" xmlns:w16cid="http://schemas.microsoft.com/office/word/2016/wordml/cid" xmlns:w16="http://schemas.microsoft.com/office/word/2018/wordml" xmlns:w16du="http://schemas.microsoft.com/office/word/2023/wordml/word16du" xmlns:w16sdtdh="http://schemas.microsoft.com/office/word/2020/wordml/sdtdatahash" xmlns:w16sdtfl="http://schemas.microsoft.com/office/word/2024/wordml/sdtformatlock" xmlns:w16se="http://schemas.microsoft.com/office/word/2015/wordml/symex" xmlns:wpg="http://schemas.microsoft.com/office/word/2010/wordprocessingGroup" xmlns:wpi="http://schemas.microsoft.com/office/word/2010/wordprocessingInk" xmlns:wne="http://schemas.microsoft.com/office/word/2006/wordml" xmlns:wps="http://schemas.microsoft.com/office/word/2010/wordprocessingShape" mc:Ignorable="w14 w15 w16se w16cid w16 w16cex w16sdtdh w16sdtfl w16du wp14">
   <w:abstractNum w:abstractNumId="0" w15:restartNumberingAfterBreak="0">
-    <w:nsid w:val="03627D23"/>
-    <w:multiLevelType w:val="hybridMultilevel"/>
-    <w:tmpl w:val="FD183046"/>
-    <w:lvl w:ilvl="0" w:tplc="5514449C">
-      <w:start w:val="1"/>
-      <w:numFmt w:val="decimal"/>
-      <w:lvlText w:val="%1."/>
-      <w:lvlJc w:val="left"/>
-      <w:pPr>
-        <w:tabs>
-          <w:tab w:val="num" w:pos="720"/>
-        </w:tabs>
-        <w:ind w:left="720" w:hanging="360"/>
-      </w:pPr>
-    </w:lvl>
-    <w:lvl w:ilvl="1" w:tplc="629426FE">
-      <w:start w:val="1"/>
-      <w:numFmt w:val="lowerLetter"/>
-      <w:lvlText w:val="%2."/>
-      <w:lvlJc w:val="left"/>
-      <w:pPr>
-        <w:tabs>
-          <w:tab w:val="num" w:pos="1440"/>
-        </w:tabs>
-        <w:ind w:left="1440" w:hanging="360"/>
-      </w:pPr>
-    </w:lvl>
-    <w:lvl w:ilvl="2" w:tplc="2DB02ACE">
-      <w:start w:val="1"/>
-      <w:numFmt w:val="lowerRoman"/>
-      <w:lvlText w:val="%3."/>
-      <w:lvlJc w:val="right"/>
-      <w:pPr>
-        <w:tabs>
-          <w:tab w:val="num" w:pos="2160"/>
-        </w:tabs>
-        <w:ind w:left="2160" w:hanging="180"/>
-      </w:pPr>
-    </w:lvl>
-    <w:lvl w:ilvl="3" w:tplc="80A244BC">
-      <w:start w:val="1"/>
-      <w:numFmt w:val="decimal"/>
-      <w:lvlText w:val="%4."/>
-      <w:lvlJc w:val="left"/>
-      <w:pPr>
-        <w:tabs>
-          <w:tab w:val="num" w:pos="2880"/>
-        </w:tabs>
-        <w:ind w:left="2880" w:hanging="360"/>
-      </w:pPr>
-    </w:lvl>
-    <w:lvl w:ilvl="4" w:tplc="4546105A">
-      <w:start w:val="1"/>
-      <w:numFmt w:val="lowerLetter"/>
-      <w:lvlText w:val="%5."/>
-      <w:lvlJc w:val="left"/>
-      <w:pPr>
-        <w:tabs>
-          <w:tab w:val="num" w:pos="3600"/>
-        </w:tabs>
-        <w:ind w:left="3600" w:hanging="360"/>
-      </w:pPr>
-    </w:lvl>
-    <w:lvl w:ilvl="5" w:tplc="CA8CD356">
-      <w:start w:val="1"/>
-      <w:numFmt w:val="lowerRoman"/>
-      <w:lvlText w:val="%6."/>
-      <w:lvlJc w:val="right"/>
-      <w:pPr>
-        <w:tabs>
-          <w:tab w:val="num" w:pos="4320"/>
-        </w:tabs>
-        <w:ind w:left="4320" w:hanging="180"/>
-      </w:pPr>
-    </w:lvl>
-    <w:lvl w:ilvl="6" w:tplc="29BA1A92">
-      <w:start w:val="1"/>
-      <w:numFmt w:val="decimal"/>
-      <w:lvlText w:val="%7."/>
-      <w:lvlJc w:val="left"/>
-      <w:pPr>
-        <w:tabs>
-          <w:tab w:val="num" w:pos="5040"/>
-        </w:tabs>
-        <w:ind w:left="5040" w:hanging="360"/>
-      </w:pPr>
-    </w:lvl>
-    <w:lvl w:ilvl="7" w:tplc="AB3C8B0C">
-      <w:start w:val="1"/>
-      <w:numFmt w:val="lowerLetter"/>
-      <w:lvlText w:val="%8."/>
-      <w:lvlJc w:val="left"/>
-      <w:pPr>
-        <w:tabs>
-          <w:tab w:val="num" w:pos="5760"/>
-        </w:tabs>
-        <w:ind w:left="5760" w:hanging="360"/>
-      </w:pPr>
-    </w:lvl>
-    <w:lvl w:ilvl="8" w:tplc="E97E29C0">
-      <w:start w:val="1"/>
-      <w:numFmt w:val="lowerRoman"/>
-      <w:lvlText w:val="%9."/>
-      <w:lvlJc w:val="right"/>
-      <w:pPr>
-        <w:tabs>
-          <w:tab w:val="num" w:pos="6480"/>
-        </w:tabs>
-        <w:ind w:left="6480" w:hanging="180"/>
-      </w:pPr>
-    </w:lvl>
-  </w:abstractNum>
-  <w:abstractNum w:abstractNumId="1" w15:restartNumberingAfterBreak="0">
-    <w:nsid w:val="044503CD"/>
-    <w:multiLevelType w:val="multilevel"/>
-    <w:tmpl w:val="15EA004A"/>
-    <w:lvl w:ilvl="0">
-      <w:start w:val="1"/>
-      <w:numFmt w:val="decimal"/>
-      <w:lvlText w:val="%1"/>
-      <w:lvlJc w:val="left"/>
-      <w:pPr>
-        <w:tabs>
-          <w:tab w:val="num" w:pos="432"/>
-        </w:tabs>
-        <w:ind w:left="432" w:hanging="432"/>
-      </w:pPr>
-      <w:rPr>
-        <w:rFonts w:ascii="Helvetica" w:hAnsi="Helvetica" w:hint="default"/>
-        <w:b/>
-        <w:i w:val="0"/>
-        <w:sz w:val="36"/>
-        <w:szCs w:val="36"/>
-      </w:rPr>
-    </w:lvl>
-    <w:lvl w:ilvl="1">
-      <w:start w:val="1"/>
-      <w:numFmt w:val="decimal"/>
-      <w:lvlText w:val="%1.%2"/>
-      <w:lvlJc w:val="left"/>
-      <w:pPr>
-        <w:tabs>
-          <w:tab w:val="num" w:pos="576"/>
-        </w:tabs>
-        <w:ind w:left="576" w:hanging="576"/>
-      </w:pPr>
-      <w:rPr>
-        <w:rFonts w:ascii="Helvetica" w:hAnsi="Helvetica" w:hint="default"/>
-        <w:b/>
-        <w:i w:val="0"/>
-        <w:sz w:val="32"/>
-        <w:szCs w:val="32"/>
-      </w:rPr>
-    </w:lvl>
-    <w:lvl w:ilvl="2">
-      <w:start w:val="1"/>
-      <w:numFmt w:val="decimal"/>
-      <w:lvlText w:val="%1.%2.%3"/>
-      <w:lvlJc w:val="left"/>
-      <w:pPr>
-        <w:tabs>
-          <w:tab w:val="num" w:pos="720"/>
-        </w:tabs>
-        <w:ind w:left="720" w:hanging="720"/>
-      </w:pPr>
-      <w:rPr>
-        <w:rFonts w:ascii="Helvetica" w:hAnsi="Helvetica" w:hint="default"/>
-        <w:sz w:val="28"/>
-        <w:szCs w:val="28"/>
-      </w:rPr>
-    </w:lvl>
-    <w:lvl w:ilvl="3">
-      <w:start w:val="1"/>
-      <w:numFmt w:val="decimal"/>
-      <w:lvlText w:val="%1.%2.%3.%4"/>
-      <w:lvlJc w:val="left"/>
-      <w:pPr>
-        <w:tabs>
-          <w:tab w:val="num" w:pos="864"/>
-        </w:tabs>
-        <w:ind w:left="864" w:hanging="864"/>
-      </w:pPr>
-      <w:rPr>
-        <w:rFonts w:ascii="Helvetica" w:hAnsi="Helvetica" w:hint="default"/>
-        <w:b/>
-        <w:i w:val="0"/>
-        <w:sz w:val="24"/>
-        <w:szCs w:val="24"/>
-      </w:rPr>
-    </w:lvl>
-    <w:lvl w:ilvl="4">
-      <w:start w:val="1"/>
-      <w:numFmt w:val="decimal"/>
-      <w:lvlText w:val="%1.%2.%3.%4.%5"/>
-      <w:lvlJc w:val="left"/>
-      <w:pPr>
-        <w:tabs>
-          <w:tab w:val="num" w:pos="1008"/>
-        </w:tabs>
-        <w:ind w:left="1008" w:hanging="1008"/>
-      </w:pPr>
-      <w:rPr>
-        <w:rFonts w:ascii="Helvetica" w:hAnsi="Helvetica" w:hint="default"/>
-        <w:b/>
-        <w:i w:val="0"/>
-        <w:sz w:val="22"/>
-        <w:szCs w:val="22"/>
-      </w:rPr>
-    </w:lvl>
-    <w:lvl w:ilvl="5">
-      <w:start w:val="1"/>
-      <w:numFmt w:val="decimal"/>
-      <w:lvlText w:val="%1.%2.%3.%4.%5.%6"/>
-      <w:lvlJc w:val="left"/>
-      <w:pPr>
-        <w:tabs>
-          <w:tab w:val="num" w:pos="1152"/>
-        </w:tabs>
-        <w:ind w:left="1152" w:hanging="1152"/>
-      </w:pPr>
-      <w:rPr>
-        <w:rFonts w:ascii="Arial" w:hAnsi="Arial" w:hint="default"/>
-        <w:sz w:val="22"/>
-        <w:szCs w:val="22"/>
-      </w:rPr>
-    </w:lvl>
-    <w:lvl w:ilvl="6">
-      <w:start w:val="1"/>
-      <w:numFmt w:val="decimal"/>
-      <w:lvlText w:val="%1.%2.%3.%4.%5.%6.%7"/>
-      <w:lvlJc w:val="left"/>
-      <w:pPr>
-        <w:tabs>
-          <w:tab w:val="num" w:pos="1296"/>
-        </w:tabs>
-        <w:ind w:left="1296" w:hanging="1296"/>
-      </w:pPr>
-      <w:rPr>
-        <w:rFonts w:hint="default"/>
-      </w:rPr>
-    </w:lvl>
-    <w:lvl w:ilvl="7">
-      <w:start w:val="1"/>
-      <w:numFmt w:val="decimal"/>
-      <w:lvlText w:val="%1.%2.%3.%4.%5.%6.%7.%8"/>
-      <w:lvlJc w:val="left"/>
-      <w:pPr>
-        <w:tabs>
-          <w:tab w:val="num" w:pos="1440"/>
-        </w:tabs>
-        <w:ind w:left="1440" w:hanging="1440"/>
-      </w:pPr>
-      <w:rPr>
-        <w:rFonts w:hint="default"/>
-      </w:rPr>
-    </w:lvl>
-    <w:lvl w:ilvl="8">
-      <w:start w:val="1"/>
-      <w:numFmt w:val="decimal"/>
-      <w:lvlText w:val="%1.%2.%3.%4.%5.%6.%7.%8.%9"/>
-      <w:lvlJc w:val="left"/>
-      <w:pPr>
-        <w:tabs>
-          <w:tab w:val="num" w:pos="1584"/>
-        </w:tabs>
-        <w:ind w:left="1584" w:hanging="1584"/>
-      </w:pPr>
-      <w:rPr>
-        <w:rFonts w:hint="default"/>
-      </w:rPr>
-    </w:lvl>
-  </w:abstractNum>
-  <w:abstractNum w:abstractNumId="2" w15:restartNumberingAfterBreak="0">
     <w:nsid w:val="09B17EE1"/>
     <w:multiLevelType w:val="hybridMultilevel"/>
     <w:tmpl w:val="7BD64996"/>
@@ -26978,7 +26705,7 @@
       </w:pPr>
     </w:lvl>
   </w:abstractNum>
-  <w:abstractNum w:abstractNumId="3" w15:restartNumberingAfterBreak="0">
+  <w:abstractNum w:abstractNumId="1" w15:restartNumberingAfterBreak="0">
     <w:nsid w:val="0E633085"/>
     <w:multiLevelType w:val="hybridMultilevel"/>
     <w:tmpl w:val="2C10BE1C"/>
@@ -27139,1604 +26866,7 @@
       </w:rPr>
     </w:lvl>
   </w:abstractNum>
-  <w:abstractNum w:abstractNumId="4" w15:restartNumberingAfterBreak="0">
-    <w:nsid w:val="0F206B43"/>
-    <w:multiLevelType w:val="hybridMultilevel"/>
-    <w:tmpl w:val="0407001D"/>
-    <w:lvl w:ilvl="0" w:tplc="7A5C94CA">
-      <w:start w:val="1"/>
-      <w:numFmt w:val="decimal"/>
-      <w:lvlText w:val="%1)"/>
-      <w:lvlJc w:val="left"/>
-      <w:pPr>
-        <w:tabs>
-          <w:tab w:val="num" w:pos="360"/>
-        </w:tabs>
-        <w:ind w:left="360" w:hanging="360"/>
-      </w:pPr>
-    </w:lvl>
-    <w:lvl w:ilvl="1" w:tplc="AF142AC6">
-      <w:start w:val="1"/>
-      <w:numFmt w:val="lowerLetter"/>
-      <w:lvlText w:val="%2)"/>
-      <w:lvlJc w:val="left"/>
-      <w:pPr>
-        <w:tabs>
-          <w:tab w:val="num" w:pos="720"/>
-        </w:tabs>
-        <w:ind w:left="720" w:hanging="360"/>
-      </w:pPr>
-    </w:lvl>
-    <w:lvl w:ilvl="2" w:tplc="699C14D0">
-      <w:start w:val="1"/>
-      <w:numFmt w:val="lowerRoman"/>
-      <w:lvlText w:val="%3)"/>
-      <w:lvlJc w:val="left"/>
-      <w:pPr>
-        <w:tabs>
-          <w:tab w:val="num" w:pos="1080"/>
-        </w:tabs>
-        <w:ind w:left="1080" w:hanging="360"/>
-      </w:pPr>
-    </w:lvl>
-    <w:lvl w:ilvl="3" w:tplc="BA6A1BF2">
-      <w:start w:val="1"/>
-      <w:numFmt w:val="decimal"/>
-      <w:lvlText w:val="(%4)"/>
-      <w:lvlJc w:val="left"/>
-      <w:pPr>
-        <w:tabs>
-          <w:tab w:val="num" w:pos="1440"/>
-        </w:tabs>
-        <w:ind w:left="1440" w:hanging="360"/>
-      </w:pPr>
-    </w:lvl>
-    <w:lvl w:ilvl="4" w:tplc="917CD5A0">
-      <w:start w:val="1"/>
-      <w:numFmt w:val="lowerLetter"/>
-      <w:lvlText w:val="(%5)"/>
-      <w:lvlJc w:val="left"/>
-      <w:pPr>
-        <w:tabs>
-          <w:tab w:val="num" w:pos="1800"/>
-        </w:tabs>
-        <w:ind w:left="1800" w:hanging="360"/>
-      </w:pPr>
-    </w:lvl>
-    <w:lvl w:ilvl="5" w:tplc="E1F63156">
-      <w:start w:val="1"/>
-      <w:numFmt w:val="lowerRoman"/>
-      <w:lvlText w:val="(%6)"/>
-      <w:lvlJc w:val="left"/>
-      <w:pPr>
-        <w:tabs>
-          <w:tab w:val="num" w:pos="2160"/>
-        </w:tabs>
-        <w:ind w:left="2160" w:hanging="360"/>
-      </w:pPr>
-    </w:lvl>
-    <w:lvl w:ilvl="6" w:tplc="1632D28A">
-      <w:start w:val="1"/>
-      <w:numFmt w:val="decimal"/>
-      <w:lvlText w:val="%7."/>
-      <w:lvlJc w:val="left"/>
-      <w:pPr>
-        <w:tabs>
-          <w:tab w:val="num" w:pos="2520"/>
-        </w:tabs>
-        <w:ind w:left="2520" w:hanging="360"/>
-      </w:pPr>
-    </w:lvl>
-    <w:lvl w:ilvl="7" w:tplc="87A42C20">
-      <w:start w:val="1"/>
-      <w:numFmt w:val="lowerLetter"/>
-      <w:lvlText w:val="%8."/>
-      <w:lvlJc w:val="left"/>
-      <w:pPr>
-        <w:tabs>
-          <w:tab w:val="num" w:pos="2880"/>
-        </w:tabs>
-        <w:ind w:left="2880" w:hanging="360"/>
-      </w:pPr>
-    </w:lvl>
-    <w:lvl w:ilvl="8" w:tplc="528415EA">
-      <w:start w:val="1"/>
-      <w:numFmt w:val="lowerRoman"/>
-      <w:lvlText w:val="%9."/>
-      <w:lvlJc w:val="left"/>
-      <w:pPr>
-        <w:tabs>
-          <w:tab w:val="num" w:pos="3240"/>
-        </w:tabs>
-        <w:ind w:left="3240" w:hanging="360"/>
-      </w:pPr>
-    </w:lvl>
-  </w:abstractNum>
-  <w:abstractNum w:abstractNumId="5" w15:restartNumberingAfterBreak="0">
-    <w:nsid w:val="10EC6F05"/>
-    <w:multiLevelType w:val="hybridMultilevel"/>
-    <w:tmpl w:val="D180AB78"/>
-    <w:lvl w:ilvl="0" w:tplc="8F0C48C6">
-      <w:start w:val="1"/>
-      <w:numFmt w:val="decimal"/>
-      <w:lvlText w:val="%1."/>
-      <w:lvlJc w:val="left"/>
-      <w:pPr>
-        <w:tabs>
-          <w:tab w:val="num" w:pos="720"/>
-        </w:tabs>
-        <w:ind w:left="720" w:hanging="360"/>
-      </w:pPr>
-    </w:lvl>
-    <w:lvl w:ilvl="1" w:tplc="65B44330">
-      <w:start w:val="1"/>
-      <w:numFmt w:val="lowerLetter"/>
-      <w:lvlText w:val="%2."/>
-      <w:lvlJc w:val="left"/>
-      <w:pPr>
-        <w:tabs>
-          <w:tab w:val="num" w:pos="1440"/>
-        </w:tabs>
-        <w:ind w:left="1440" w:hanging="360"/>
-      </w:pPr>
-    </w:lvl>
-    <w:lvl w:ilvl="2" w:tplc="068A5E82">
-      <w:start w:val="1"/>
-      <w:numFmt w:val="lowerRoman"/>
-      <w:lvlText w:val="%3."/>
-      <w:lvlJc w:val="right"/>
-      <w:pPr>
-        <w:tabs>
-          <w:tab w:val="num" w:pos="2160"/>
-        </w:tabs>
-        <w:ind w:left="2160" w:hanging="180"/>
-      </w:pPr>
-    </w:lvl>
-    <w:lvl w:ilvl="3" w:tplc="37286E24">
-      <w:start w:val="1"/>
-      <w:numFmt w:val="decimal"/>
-      <w:lvlText w:val="%4."/>
-      <w:lvlJc w:val="left"/>
-      <w:pPr>
-        <w:tabs>
-          <w:tab w:val="num" w:pos="2880"/>
-        </w:tabs>
-        <w:ind w:left="2880" w:hanging="360"/>
-      </w:pPr>
-    </w:lvl>
-    <w:lvl w:ilvl="4" w:tplc="E68E88A2">
-      <w:start w:val="1"/>
-      <w:numFmt w:val="lowerLetter"/>
-      <w:lvlText w:val="%5."/>
-      <w:lvlJc w:val="left"/>
-      <w:pPr>
-        <w:tabs>
-          <w:tab w:val="num" w:pos="3600"/>
-        </w:tabs>
-        <w:ind w:left="3600" w:hanging="360"/>
-      </w:pPr>
-    </w:lvl>
-    <w:lvl w:ilvl="5" w:tplc="281AD432">
-      <w:start w:val="1"/>
-      <w:numFmt w:val="lowerRoman"/>
-      <w:lvlText w:val="%6."/>
-      <w:lvlJc w:val="right"/>
-      <w:pPr>
-        <w:tabs>
-          <w:tab w:val="num" w:pos="4320"/>
-        </w:tabs>
-        <w:ind w:left="4320" w:hanging="180"/>
-      </w:pPr>
-    </w:lvl>
-    <w:lvl w:ilvl="6" w:tplc="0BCA8116">
-      <w:start w:val="1"/>
-      <w:numFmt w:val="decimal"/>
-      <w:lvlText w:val="%7."/>
-      <w:lvlJc w:val="left"/>
-      <w:pPr>
-        <w:tabs>
-          <w:tab w:val="num" w:pos="5040"/>
-        </w:tabs>
-        <w:ind w:left="5040" w:hanging="360"/>
-      </w:pPr>
-    </w:lvl>
-    <w:lvl w:ilvl="7" w:tplc="B35A1034">
-      <w:start w:val="1"/>
-      <w:numFmt w:val="lowerLetter"/>
-      <w:lvlText w:val="%8."/>
-      <w:lvlJc w:val="left"/>
-      <w:pPr>
-        <w:tabs>
-          <w:tab w:val="num" w:pos="5760"/>
-        </w:tabs>
-        <w:ind w:left="5760" w:hanging="360"/>
-      </w:pPr>
-    </w:lvl>
-    <w:lvl w:ilvl="8" w:tplc="0F1AA80C">
-      <w:start w:val="1"/>
-      <w:numFmt w:val="lowerRoman"/>
-      <w:lvlText w:val="%9."/>
-      <w:lvlJc w:val="right"/>
-      <w:pPr>
-        <w:tabs>
-          <w:tab w:val="num" w:pos="6480"/>
-        </w:tabs>
-        <w:ind w:left="6480" w:hanging="180"/>
-      </w:pPr>
-    </w:lvl>
-  </w:abstractNum>
-  <w:abstractNum w:abstractNumId="6" w15:restartNumberingAfterBreak="0">
-    <w:nsid w:val="124F1A77"/>
-    <w:multiLevelType w:val="hybridMultilevel"/>
-    <w:tmpl w:val="F02451EA"/>
-    <w:lvl w:ilvl="0" w:tplc="EC1C8150">
-      <w:start w:val="1"/>
-      <w:numFmt w:val="decimal"/>
-      <w:lvlText w:val="%1."/>
-      <w:lvlJc w:val="left"/>
-      <w:pPr>
-        <w:tabs>
-          <w:tab w:val="num" w:pos="720"/>
-        </w:tabs>
-        <w:ind w:left="720" w:hanging="360"/>
-      </w:pPr>
-    </w:lvl>
-    <w:lvl w:ilvl="1" w:tplc="636EF4C8">
-      <w:start w:val="1"/>
-      <w:numFmt w:val="lowerLetter"/>
-      <w:lvlText w:val="%2."/>
-      <w:lvlJc w:val="left"/>
-      <w:pPr>
-        <w:tabs>
-          <w:tab w:val="num" w:pos="1440"/>
-        </w:tabs>
-        <w:ind w:left="1440" w:hanging="360"/>
-      </w:pPr>
-    </w:lvl>
-    <w:lvl w:ilvl="2" w:tplc="32C2AAB4">
-      <w:start w:val="1"/>
-      <w:numFmt w:val="lowerRoman"/>
-      <w:lvlText w:val="%3."/>
-      <w:lvlJc w:val="right"/>
-      <w:pPr>
-        <w:tabs>
-          <w:tab w:val="num" w:pos="2160"/>
-        </w:tabs>
-        <w:ind w:left="2160" w:hanging="180"/>
-      </w:pPr>
-    </w:lvl>
-    <w:lvl w:ilvl="3" w:tplc="43962B52">
-      <w:start w:val="1"/>
-      <w:numFmt w:val="decimal"/>
-      <w:lvlText w:val="%4."/>
-      <w:lvlJc w:val="left"/>
-      <w:pPr>
-        <w:tabs>
-          <w:tab w:val="num" w:pos="2880"/>
-        </w:tabs>
-        <w:ind w:left="2880" w:hanging="360"/>
-      </w:pPr>
-    </w:lvl>
-    <w:lvl w:ilvl="4" w:tplc="65E0C836">
-      <w:start w:val="1"/>
-      <w:numFmt w:val="lowerLetter"/>
-      <w:lvlText w:val="%5."/>
-      <w:lvlJc w:val="left"/>
-      <w:pPr>
-        <w:tabs>
-          <w:tab w:val="num" w:pos="3600"/>
-        </w:tabs>
-        <w:ind w:left="3600" w:hanging="360"/>
-      </w:pPr>
-    </w:lvl>
-    <w:lvl w:ilvl="5" w:tplc="46523DC8">
-      <w:start w:val="1"/>
-      <w:numFmt w:val="lowerRoman"/>
-      <w:lvlText w:val="%6."/>
-      <w:lvlJc w:val="right"/>
-      <w:pPr>
-        <w:tabs>
-          <w:tab w:val="num" w:pos="4320"/>
-        </w:tabs>
-        <w:ind w:left="4320" w:hanging="180"/>
-      </w:pPr>
-    </w:lvl>
-    <w:lvl w:ilvl="6" w:tplc="ABE874CE">
-      <w:start w:val="1"/>
-      <w:numFmt w:val="decimal"/>
-      <w:lvlText w:val="%7."/>
-      <w:lvlJc w:val="left"/>
-      <w:pPr>
-        <w:tabs>
-          <w:tab w:val="num" w:pos="5040"/>
-        </w:tabs>
-        <w:ind w:left="5040" w:hanging="360"/>
-      </w:pPr>
-    </w:lvl>
-    <w:lvl w:ilvl="7" w:tplc="848E9CFE">
-      <w:start w:val="1"/>
-      <w:numFmt w:val="lowerLetter"/>
-      <w:lvlText w:val="%8."/>
-      <w:lvlJc w:val="left"/>
-      <w:pPr>
-        <w:tabs>
-          <w:tab w:val="num" w:pos="5760"/>
-        </w:tabs>
-        <w:ind w:left="5760" w:hanging="360"/>
-      </w:pPr>
-    </w:lvl>
-    <w:lvl w:ilvl="8" w:tplc="6D802F8C">
-      <w:start w:val="1"/>
-      <w:numFmt w:val="lowerRoman"/>
-      <w:lvlText w:val="%9."/>
-      <w:lvlJc w:val="right"/>
-      <w:pPr>
-        <w:tabs>
-          <w:tab w:val="num" w:pos="6480"/>
-        </w:tabs>
-        <w:ind w:left="6480" w:hanging="180"/>
-      </w:pPr>
-    </w:lvl>
-  </w:abstractNum>
-  <w:abstractNum w:abstractNumId="7" w15:restartNumberingAfterBreak="0">
-    <w:nsid w:val="12C71D3D"/>
-    <w:multiLevelType w:val="hybridMultilevel"/>
-    <w:tmpl w:val="D918318C"/>
-    <w:lvl w:ilvl="0" w:tplc="0407000F">
-      <w:start w:val="1"/>
-      <w:numFmt w:val="decimal"/>
-      <w:lvlText w:val="%1."/>
-      <w:lvlJc w:val="left"/>
-      <w:pPr>
-        <w:ind w:left="720" w:hanging="360"/>
-      </w:pPr>
-    </w:lvl>
-    <w:lvl w:ilvl="1" w:tplc="04070019" w:tentative="1">
-      <w:start w:val="1"/>
-      <w:numFmt w:val="lowerLetter"/>
-      <w:lvlText w:val="%2."/>
-      <w:lvlJc w:val="left"/>
-      <w:pPr>
-        <w:ind w:left="1440" w:hanging="360"/>
-      </w:pPr>
-    </w:lvl>
-    <w:lvl w:ilvl="2" w:tplc="0407001B" w:tentative="1">
-      <w:start w:val="1"/>
-      <w:numFmt w:val="lowerRoman"/>
-      <w:lvlText w:val="%3."/>
-      <w:lvlJc w:val="right"/>
-      <w:pPr>
-        <w:ind w:left="2160" w:hanging="180"/>
-      </w:pPr>
-    </w:lvl>
-    <w:lvl w:ilvl="3" w:tplc="0407000F" w:tentative="1">
-      <w:start w:val="1"/>
-      <w:numFmt w:val="decimal"/>
-      <w:lvlText w:val="%4."/>
-      <w:lvlJc w:val="left"/>
-      <w:pPr>
-        <w:ind w:left="2880" w:hanging="360"/>
-      </w:pPr>
-    </w:lvl>
-    <w:lvl w:ilvl="4" w:tplc="04070019" w:tentative="1">
-      <w:start w:val="1"/>
-      <w:numFmt w:val="lowerLetter"/>
-      <w:lvlText w:val="%5."/>
-      <w:lvlJc w:val="left"/>
-      <w:pPr>
-        <w:ind w:left="3600" w:hanging="360"/>
-      </w:pPr>
-    </w:lvl>
-    <w:lvl w:ilvl="5" w:tplc="0407001B" w:tentative="1">
-      <w:start w:val="1"/>
-      <w:numFmt w:val="lowerRoman"/>
-      <w:lvlText w:val="%6."/>
-      <w:lvlJc w:val="right"/>
-      <w:pPr>
-        <w:ind w:left="4320" w:hanging="180"/>
-      </w:pPr>
-    </w:lvl>
-    <w:lvl w:ilvl="6" w:tplc="0407000F" w:tentative="1">
-      <w:start w:val="1"/>
-      <w:numFmt w:val="decimal"/>
-      <w:lvlText w:val="%7."/>
-      <w:lvlJc w:val="left"/>
-      <w:pPr>
-        <w:ind w:left="5040" w:hanging="360"/>
-      </w:pPr>
-    </w:lvl>
-    <w:lvl w:ilvl="7" w:tplc="04070019" w:tentative="1">
-      <w:start w:val="1"/>
-      <w:numFmt w:val="lowerLetter"/>
-      <w:lvlText w:val="%8."/>
-      <w:lvlJc w:val="left"/>
-      <w:pPr>
-        <w:ind w:left="5760" w:hanging="360"/>
-      </w:pPr>
-    </w:lvl>
-    <w:lvl w:ilvl="8" w:tplc="0407001B" w:tentative="1">
-      <w:start w:val="1"/>
-      <w:numFmt w:val="lowerRoman"/>
-      <w:lvlText w:val="%9."/>
-      <w:lvlJc w:val="right"/>
-      <w:pPr>
-        <w:ind w:left="6480" w:hanging="180"/>
-      </w:pPr>
-    </w:lvl>
-  </w:abstractNum>
-  <w:abstractNum w:abstractNumId="8" w15:restartNumberingAfterBreak="0">
-    <w:nsid w:val="14972941"/>
-    <w:multiLevelType w:val="multilevel"/>
-    <w:tmpl w:val="CCF21B9A"/>
-    <w:lvl w:ilvl="0">
-      <w:start w:val="1"/>
-      <w:numFmt w:val="decimal"/>
-      <w:lvlText w:val="%1"/>
-      <w:lvlJc w:val="left"/>
-      <w:pPr>
-        <w:tabs>
-          <w:tab w:val="num" w:pos="432"/>
-        </w:tabs>
-        <w:ind w:left="432" w:hanging="432"/>
-      </w:pPr>
-      <w:rPr>
-        <w:rFonts w:ascii="Helvetica" w:hAnsi="Helvetica" w:hint="default"/>
-        <w:b/>
-        <w:bCs w:val="0"/>
-        <w:i w:val="0"/>
-        <w:iCs w:val="0"/>
-        <w:caps w:val="0"/>
-        <w:smallCaps w:val="0"/>
-        <w:strike w:val="0"/>
-        <w:vanish w:val="0"/>
-        <w:color w:val="000000"/>
-        <w:spacing w:val="0"/>
-        <w:position w:val="0"/>
-        <w:sz w:val="36"/>
-        <w:szCs w:val="36"/>
-        <w:u w:val="none"/>
-        <w:vertAlign w:val="baseline"/>
-        <w14:textOutline w14:w="0" w14:cap="rnd" w14:cmpd="sng" w14:algn="ctr">
-          <w14:noFill/>
-          <w14:prstDash w14:val="solid"/>
-          <w14:bevel/>
-        </w14:textOutline>
-      </w:rPr>
-    </w:lvl>
-    <w:lvl w:ilvl="1">
-      <w:start w:val="1"/>
-      <w:numFmt w:val="decimal"/>
-      <w:lvlText w:val="%1.%2"/>
-      <w:lvlJc w:val="left"/>
-      <w:pPr>
-        <w:tabs>
-          <w:tab w:val="num" w:pos="576"/>
-        </w:tabs>
-        <w:ind w:left="576" w:hanging="576"/>
-      </w:pPr>
-      <w:rPr>
-        <w:rFonts w:ascii="Helvetica" w:hAnsi="Helvetica" w:hint="default"/>
-        <w:b/>
-        <w:i w:val="0"/>
-        <w:sz w:val="32"/>
-        <w:szCs w:val="32"/>
-      </w:rPr>
-    </w:lvl>
-    <w:lvl w:ilvl="2">
-      <w:start w:val="1"/>
-      <w:numFmt w:val="decimal"/>
-      <w:lvlText w:val="%1.%2.%3"/>
-      <w:lvlJc w:val="left"/>
-      <w:pPr>
-        <w:tabs>
-          <w:tab w:val="num" w:pos="720"/>
-        </w:tabs>
-        <w:ind w:left="720" w:hanging="720"/>
-      </w:pPr>
-      <w:rPr>
-        <w:rFonts w:ascii="Helvetica" w:hAnsi="Helvetica" w:hint="default"/>
-        <w:sz w:val="28"/>
-        <w:szCs w:val="28"/>
-      </w:rPr>
-    </w:lvl>
-    <w:lvl w:ilvl="3">
-      <w:start w:val="1"/>
-      <w:numFmt w:val="decimal"/>
-      <w:lvlText w:val="%1.%2.%3.%4"/>
-      <w:lvlJc w:val="left"/>
-      <w:pPr>
-        <w:tabs>
-          <w:tab w:val="num" w:pos="864"/>
-        </w:tabs>
-        <w:ind w:left="864" w:hanging="864"/>
-      </w:pPr>
-      <w:rPr>
-        <w:rFonts w:ascii="Arial" w:hAnsi="Arial" w:hint="default"/>
-        <w:sz w:val="24"/>
-        <w:szCs w:val="24"/>
-      </w:rPr>
-    </w:lvl>
-    <w:lvl w:ilvl="4">
-      <w:start w:val="1"/>
-      <w:numFmt w:val="decimal"/>
-      <w:lvlText w:val="%1.%2.%3.%4.%5"/>
-      <w:lvlJc w:val="left"/>
-      <w:pPr>
-        <w:tabs>
-          <w:tab w:val="num" w:pos="1008"/>
-        </w:tabs>
-        <w:ind w:left="1008" w:hanging="1008"/>
-      </w:pPr>
-      <w:rPr>
-        <w:rFonts w:hint="default"/>
-      </w:rPr>
-    </w:lvl>
-    <w:lvl w:ilvl="5">
-      <w:start w:val="1"/>
-      <w:numFmt w:val="decimal"/>
-      <w:lvlText w:val="%1.%2.%3.%4.%5.%6"/>
-      <w:lvlJc w:val="left"/>
-      <w:pPr>
-        <w:tabs>
-          <w:tab w:val="num" w:pos="1152"/>
-        </w:tabs>
-        <w:ind w:left="1152" w:hanging="1152"/>
-      </w:pPr>
-      <w:rPr>
-        <w:rFonts w:hint="default"/>
-      </w:rPr>
-    </w:lvl>
-    <w:lvl w:ilvl="6">
-      <w:start w:val="1"/>
-      <w:numFmt w:val="decimal"/>
-      <w:lvlText w:val="%1.%2.%3.%4.%5.%6.%7"/>
-      <w:lvlJc w:val="left"/>
-      <w:pPr>
-        <w:tabs>
-          <w:tab w:val="num" w:pos="1296"/>
-        </w:tabs>
-        <w:ind w:left="1296" w:hanging="1296"/>
-      </w:pPr>
-      <w:rPr>
-        <w:rFonts w:hint="default"/>
-      </w:rPr>
-    </w:lvl>
-    <w:lvl w:ilvl="7">
-      <w:start w:val="1"/>
-      <w:numFmt w:val="decimal"/>
-      <w:lvlText w:val="%1.%2.%3.%4.%5.%6.%7.%8"/>
-      <w:lvlJc w:val="left"/>
-      <w:pPr>
-        <w:tabs>
-          <w:tab w:val="num" w:pos="1440"/>
-        </w:tabs>
-        <w:ind w:left="1440" w:hanging="1440"/>
-      </w:pPr>
-      <w:rPr>
-        <w:rFonts w:hint="default"/>
-      </w:rPr>
-    </w:lvl>
-    <w:lvl w:ilvl="8">
-      <w:start w:val="1"/>
-      <w:numFmt w:val="decimal"/>
-      <w:lvlText w:val="%1.%2.%3.%4.%5.%6.%7.%8.%9"/>
-      <w:lvlJc w:val="left"/>
-      <w:pPr>
-        <w:tabs>
-          <w:tab w:val="num" w:pos="1584"/>
-        </w:tabs>
-        <w:ind w:left="1584" w:hanging="1584"/>
-      </w:pPr>
-      <w:rPr>
-        <w:rFonts w:hint="default"/>
-      </w:rPr>
-    </w:lvl>
-  </w:abstractNum>
-  <w:abstractNum w:abstractNumId="9" w15:restartNumberingAfterBreak="0">
-    <w:nsid w:val="157D171B"/>
-    <w:multiLevelType w:val="multilevel"/>
-    <w:tmpl w:val="3D1E2726"/>
-    <w:lvl w:ilvl="0">
-      <w:start w:val="1"/>
-      <w:numFmt w:val="decimal"/>
-      <w:lvlText w:val="%1"/>
-      <w:lvlJc w:val="left"/>
-      <w:pPr>
-        <w:tabs>
-          <w:tab w:val="num" w:pos="432"/>
-        </w:tabs>
-        <w:ind w:left="432" w:hanging="432"/>
-      </w:pPr>
-      <w:rPr>
-        <w:rFonts w:hint="default"/>
-      </w:rPr>
-    </w:lvl>
-    <w:lvl w:ilvl="1">
-      <w:start w:val="1"/>
-      <w:numFmt w:val="decimal"/>
-      <w:lvlText w:val="%1.%2"/>
-      <w:lvlJc w:val="left"/>
-      <w:pPr>
-        <w:tabs>
-          <w:tab w:val="num" w:pos="576"/>
-        </w:tabs>
-        <w:ind w:left="576" w:hanging="576"/>
-      </w:pPr>
-      <w:rPr>
-        <w:rFonts w:hint="default"/>
-      </w:rPr>
-    </w:lvl>
-    <w:lvl w:ilvl="2">
-      <w:start w:val="1"/>
-      <w:numFmt w:val="decimal"/>
-      <w:lvlText w:val="%1.%2.%3"/>
-      <w:lvlJc w:val="left"/>
-      <w:pPr>
-        <w:tabs>
-          <w:tab w:val="num" w:pos="720"/>
-        </w:tabs>
-        <w:ind w:left="720" w:hanging="720"/>
-      </w:pPr>
-      <w:rPr>
-        <w:rFonts w:hint="default"/>
-      </w:rPr>
-    </w:lvl>
-    <w:lvl w:ilvl="3">
-      <w:start w:val="1"/>
-      <w:numFmt w:val="decimal"/>
-      <w:lvlText w:val="%1.%2.%3.%4"/>
-      <w:lvlJc w:val="left"/>
-      <w:pPr>
-        <w:tabs>
-          <w:tab w:val="num" w:pos="864"/>
-        </w:tabs>
-        <w:ind w:left="864" w:hanging="864"/>
-      </w:pPr>
-      <w:rPr>
-        <w:rFonts w:hint="default"/>
-      </w:rPr>
-    </w:lvl>
-    <w:lvl w:ilvl="4">
-      <w:start w:val="1"/>
-      <w:numFmt w:val="decimal"/>
-      <w:lvlText w:val="%1.%2.%3.%4.%5"/>
-      <w:lvlJc w:val="left"/>
-      <w:pPr>
-        <w:tabs>
-          <w:tab w:val="num" w:pos="1008"/>
-        </w:tabs>
-        <w:ind w:left="1008" w:hanging="1008"/>
-      </w:pPr>
-      <w:rPr>
-        <w:rFonts w:hint="default"/>
-      </w:rPr>
-    </w:lvl>
-    <w:lvl w:ilvl="5">
-      <w:start w:val="1"/>
-      <w:numFmt w:val="decimal"/>
-      <w:lvlText w:val="%1.%2.%3.%4.%5.%6"/>
-      <w:lvlJc w:val="left"/>
-      <w:pPr>
-        <w:tabs>
-          <w:tab w:val="num" w:pos="1152"/>
-        </w:tabs>
-        <w:ind w:left="1152" w:hanging="1152"/>
-      </w:pPr>
-      <w:rPr>
-        <w:rFonts w:hint="default"/>
-      </w:rPr>
-    </w:lvl>
-    <w:lvl w:ilvl="6">
-      <w:start w:val="1"/>
-      <w:numFmt w:val="decimal"/>
-      <w:lvlText w:val="%1.%2.%3.%4.%5.%6.%7"/>
-      <w:lvlJc w:val="left"/>
-      <w:pPr>
-        <w:tabs>
-          <w:tab w:val="num" w:pos="1296"/>
-        </w:tabs>
-        <w:ind w:left="1296" w:hanging="1296"/>
-      </w:pPr>
-      <w:rPr>
-        <w:rFonts w:hint="default"/>
-      </w:rPr>
-    </w:lvl>
-    <w:lvl w:ilvl="7">
-      <w:start w:val="1"/>
-      <w:numFmt w:val="decimal"/>
-      <w:lvlText w:val="%1.%2.%3.%4.%5.%6.%7.%8"/>
-      <w:lvlJc w:val="left"/>
-      <w:pPr>
-        <w:tabs>
-          <w:tab w:val="num" w:pos="1440"/>
-        </w:tabs>
-        <w:ind w:left="1440" w:hanging="1440"/>
-      </w:pPr>
-      <w:rPr>
-        <w:rFonts w:hint="default"/>
-      </w:rPr>
-    </w:lvl>
-    <w:lvl w:ilvl="8">
-      <w:start w:val="1"/>
-      <w:numFmt w:val="decimal"/>
-      <w:lvlText w:val="%1.%2.%3.%4.%5.%6.%7.%8.%9"/>
-      <w:lvlJc w:val="left"/>
-      <w:pPr>
-        <w:tabs>
-          <w:tab w:val="num" w:pos="1584"/>
-        </w:tabs>
-        <w:ind w:left="1584" w:hanging="1584"/>
-      </w:pPr>
-      <w:rPr>
-        <w:rFonts w:hint="default"/>
-      </w:rPr>
-    </w:lvl>
-  </w:abstractNum>
-  <w:abstractNum w:abstractNumId="10" w15:restartNumberingAfterBreak="0">
-    <w:nsid w:val="196C0B5C"/>
-    <w:multiLevelType w:val="hybridMultilevel"/>
-    <w:tmpl w:val="F28C6F7C"/>
-    <w:lvl w:ilvl="0" w:tplc="659C9B32">
-      <w:start w:val="1"/>
-      <w:numFmt w:val="decimal"/>
-      <w:lvlText w:val="%1."/>
-      <w:lvlJc w:val="left"/>
-      <w:pPr>
-        <w:tabs>
-          <w:tab w:val="num" w:pos="720"/>
-        </w:tabs>
-        <w:ind w:left="720" w:hanging="360"/>
-      </w:pPr>
-    </w:lvl>
-    <w:lvl w:ilvl="1" w:tplc="7AB6112E">
-      <w:start w:val="1"/>
-      <w:numFmt w:val="lowerLetter"/>
-      <w:lvlText w:val="%2."/>
-      <w:lvlJc w:val="left"/>
-      <w:pPr>
-        <w:tabs>
-          <w:tab w:val="num" w:pos="1440"/>
-        </w:tabs>
-        <w:ind w:left="1440" w:hanging="360"/>
-      </w:pPr>
-    </w:lvl>
-    <w:lvl w:ilvl="2" w:tplc="76ECB894">
-      <w:start w:val="1"/>
-      <w:numFmt w:val="lowerRoman"/>
-      <w:lvlText w:val="%3."/>
-      <w:lvlJc w:val="right"/>
-      <w:pPr>
-        <w:tabs>
-          <w:tab w:val="num" w:pos="2160"/>
-        </w:tabs>
-        <w:ind w:left="2160" w:hanging="180"/>
-      </w:pPr>
-    </w:lvl>
-    <w:lvl w:ilvl="3" w:tplc="9D44C8BA">
-      <w:start w:val="1"/>
-      <w:numFmt w:val="decimal"/>
-      <w:lvlText w:val="%4."/>
-      <w:lvlJc w:val="left"/>
-      <w:pPr>
-        <w:tabs>
-          <w:tab w:val="num" w:pos="2880"/>
-        </w:tabs>
-        <w:ind w:left="2880" w:hanging="360"/>
-      </w:pPr>
-    </w:lvl>
-    <w:lvl w:ilvl="4" w:tplc="2774DC84">
-      <w:start w:val="1"/>
-      <w:numFmt w:val="lowerLetter"/>
-      <w:lvlText w:val="%5."/>
-      <w:lvlJc w:val="left"/>
-      <w:pPr>
-        <w:tabs>
-          <w:tab w:val="num" w:pos="3600"/>
-        </w:tabs>
-        <w:ind w:left="3600" w:hanging="360"/>
-      </w:pPr>
-    </w:lvl>
-    <w:lvl w:ilvl="5" w:tplc="62523B74">
-      <w:start w:val="1"/>
-      <w:numFmt w:val="lowerRoman"/>
-      <w:lvlText w:val="%6."/>
-      <w:lvlJc w:val="right"/>
-      <w:pPr>
-        <w:tabs>
-          <w:tab w:val="num" w:pos="4320"/>
-        </w:tabs>
-        <w:ind w:left="4320" w:hanging="180"/>
-      </w:pPr>
-    </w:lvl>
-    <w:lvl w:ilvl="6" w:tplc="5E681A40">
-      <w:start w:val="1"/>
-      <w:numFmt w:val="decimal"/>
-      <w:lvlText w:val="%7."/>
-      <w:lvlJc w:val="left"/>
-      <w:pPr>
-        <w:tabs>
-          <w:tab w:val="num" w:pos="5040"/>
-        </w:tabs>
-        <w:ind w:left="5040" w:hanging="360"/>
-      </w:pPr>
-    </w:lvl>
-    <w:lvl w:ilvl="7" w:tplc="4ADC40D2">
-      <w:start w:val="1"/>
-      <w:numFmt w:val="lowerLetter"/>
-      <w:lvlText w:val="%8."/>
-      <w:lvlJc w:val="left"/>
-      <w:pPr>
-        <w:tabs>
-          <w:tab w:val="num" w:pos="5760"/>
-        </w:tabs>
-        <w:ind w:left="5760" w:hanging="360"/>
-      </w:pPr>
-    </w:lvl>
-    <w:lvl w:ilvl="8" w:tplc="4E34AE80">
-      <w:start w:val="1"/>
-      <w:numFmt w:val="lowerRoman"/>
-      <w:lvlText w:val="%9."/>
-      <w:lvlJc w:val="right"/>
-      <w:pPr>
-        <w:tabs>
-          <w:tab w:val="num" w:pos="6480"/>
-        </w:tabs>
-        <w:ind w:left="6480" w:hanging="180"/>
-      </w:pPr>
-    </w:lvl>
-  </w:abstractNum>
-  <w:abstractNum w:abstractNumId="11" w15:restartNumberingAfterBreak="0">
-    <w:nsid w:val="22DF71D1"/>
-    <w:multiLevelType w:val="multilevel"/>
-    <w:tmpl w:val="78B67266"/>
-    <w:lvl w:ilvl="0">
-      <w:start w:val="1"/>
-      <w:numFmt w:val="decimal"/>
-      <w:lvlText w:val="%1"/>
-      <w:lvlJc w:val="left"/>
-      <w:pPr>
-        <w:tabs>
-          <w:tab w:val="num" w:pos="432"/>
-        </w:tabs>
-        <w:ind w:left="432" w:hanging="432"/>
-      </w:pPr>
-      <w:rPr>
-        <w:rFonts w:ascii="Arial" w:hAnsi="Arial" w:hint="default"/>
-        <w:sz w:val="36"/>
-        <w:szCs w:val="36"/>
-      </w:rPr>
-    </w:lvl>
-    <w:lvl w:ilvl="1">
-      <w:start w:val="1"/>
-      <w:numFmt w:val="decimal"/>
-      <w:lvlText w:val="%1.%2"/>
-      <w:lvlJc w:val="left"/>
-      <w:pPr>
-        <w:tabs>
-          <w:tab w:val="num" w:pos="576"/>
-        </w:tabs>
-        <w:ind w:left="576" w:hanging="576"/>
-      </w:pPr>
-      <w:rPr>
-        <w:rFonts w:ascii="Helvetica" w:hAnsi="Helvetica" w:hint="default"/>
-        <w:sz w:val="32"/>
-        <w:szCs w:val="32"/>
-      </w:rPr>
-    </w:lvl>
-    <w:lvl w:ilvl="2">
-      <w:start w:val="1"/>
-      <w:numFmt w:val="decimal"/>
-      <w:lvlText w:val="%1.%2.%3"/>
-      <w:lvlJc w:val="left"/>
-      <w:pPr>
-        <w:tabs>
-          <w:tab w:val="num" w:pos="720"/>
-        </w:tabs>
-        <w:ind w:left="720" w:hanging="720"/>
-      </w:pPr>
-      <w:rPr>
-        <w:rFonts w:ascii="Helvetica" w:hAnsi="Helvetica" w:hint="default"/>
-        <w:sz w:val="28"/>
-        <w:szCs w:val="28"/>
-      </w:rPr>
-    </w:lvl>
-    <w:lvl w:ilvl="3">
-      <w:start w:val="1"/>
-      <w:numFmt w:val="decimal"/>
-      <w:lvlText w:val="%1.%2.%3.%4"/>
-      <w:lvlJc w:val="left"/>
-      <w:pPr>
-        <w:tabs>
-          <w:tab w:val="num" w:pos="864"/>
-        </w:tabs>
-        <w:ind w:left="864" w:hanging="864"/>
-      </w:pPr>
-      <w:rPr>
-        <w:rFonts w:ascii="Arial" w:hAnsi="Arial" w:hint="default"/>
-        <w:sz w:val="24"/>
-        <w:szCs w:val="24"/>
-      </w:rPr>
-    </w:lvl>
-    <w:lvl w:ilvl="4">
-      <w:start w:val="1"/>
-      <w:numFmt w:val="decimal"/>
-      <w:lvlText w:val="%1.%2.%3.%4.%5"/>
-      <w:lvlJc w:val="left"/>
-      <w:pPr>
-        <w:tabs>
-          <w:tab w:val="num" w:pos="1008"/>
-        </w:tabs>
-        <w:ind w:left="1008" w:hanging="1008"/>
-      </w:pPr>
-      <w:rPr>
-        <w:rFonts w:hint="default"/>
-      </w:rPr>
-    </w:lvl>
-    <w:lvl w:ilvl="5">
-      <w:start w:val="1"/>
-      <w:numFmt w:val="decimal"/>
-      <w:lvlText w:val="%1.%2.%3.%4.%5.%6"/>
-      <w:lvlJc w:val="left"/>
-      <w:pPr>
-        <w:tabs>
-          <w:tab w:val="num" w:pos="1152"/>
-        </w:tabs>
-        <w:ind w:left="1152" w:hanging="1152"/>
-      </w:pPr>
-      <w:rPr>
-        <w:rFonts w:hint="default"/>
-      </w:rPr>
-    </w:lvl>
-    <w:lvl w:ilvl="6">
-      <w:start w:val="1"/>
-      <w:numFmt w:val="decimal"/>
-      <w:lvlText w:val="%1.%2.%3.%4.%5.%6.%7"/>
-      <w:lvlJc w:val="left"/>
-      <w:pPr>
-        <w:tabs>
-          <w:tab w:val="num" w:pos="1296"/>
-        </w:tabs>
-        <w:ind w:left="1296" w:hanging="1296"/>
-      </w:pPr>
-      <w:rPr>
-        <w:rFonts w:hint="default"/>
-      </w:rPr>
-    </w:lvl>
-    <w:lvl w:ilvl="7">
-      <w:start w:val="1"/>
-      <w:numFmt w:val="decimal"/>
-      <w:lvlText w:val="%1.%2.%3.%4.%5.%6.%7.%8"/>
-      <w:lvlJc w:val="left"/>
-      <w:pPr>
-        <w:tabs>
-          <w:tab w:val="num" w:pos="1440"/>
-        </w:tabs>
-        <w:ind w:left="1440" w:hanging="1440"/>
-      </w:pPr>
-      <w:rPr>
-        <w:rFonts w:hint="default"/>
-      </w:rPr>
-    </w:lvl>
-    <w:lvl w:ilvl="8">
-      <w:start w:val="1"/>
-      <w:numFmt w:val="decimal"/>
-      <w:lvlText w:val="%1.%2.%3.%4.%5.%6.%7.%8.%9"/>
-      <w:lvlJc w:val="left"/>
-      <w:pPr>
-        <w:tabs>
-          <w:tab w:val="num" w:pos="1584"/>
-        </w:tabs>
-        <w:ind w:left="1584" w:hanging="1584"/>
-      </w:pPr>
-      <w:rPr>
-        <w:rFonts w:hint="default"/>
-      </w:rPr>
-    </w:lvl>
-  </w:abstractNum>
-  <w:abstractNum w:abstractNumId="12" w15:restartNumberingAfterBreak="0">
-    <w:nsid w:val="27C4573B"/>
-    <w:multiLevelType w:val="multilevel"/>
-    <w:tmpl w:val="5456DBBA"/>
-    <w:lvl w:ilvl="0">
-      <w:start w:val="1"/>
-      <w:numFmt w:val="decimal"/>
-      <w:lvlText w:val="%1."/>
-      <w:lvlJc w:val="left"/>
-      <w:pPr>
-        <w:tabs>
-          <w:tab w:val="num" w:pos="0"/>
-        </w:tabs>
-        <w:ind w:left="360" w:hanging="360"/>
-      </w:pPr>
-      <w:rPr>
-        <w:rFonts w:hint="default"/>
-      </w:rPr>
-    </w:lvl>
-    <w:lvl w:ilvl="1">
-      <w:start w:val="1"/>
-      <w:numFmt w:val="decimal"/>
-      <w:lvlText w:val="%1.%2."/>
-      <w:lvlJc w:val="left"/>
-      <w:pPr>
-        <w:tabs>
-          <w:tab w:val="num" w:pos="0"/>
-        </w:tabs>
-        <w:ind w:left="792" w:hanging="792"/>
-      </w:pPr>
-      <w:rPr>
-        <w:rFonts w:hint="default"/>
-      </w:rPr>
-    </w:lvl>
-    <w:lvl w:ilvl="2">
-      <w:start w:val="1"/>
-      <w:numFmt w:val="decimal"/>
-      <w:lvlText w:val="%1.%2.%3."/>
-      <w:lvlJc w:val="left"/>
-      <w:pPr>
-        <w:tabs>
-          <w:tab w:val="num" w:pos="0"/>
-        </w:tabs>
-        <w:ind w:left="1224" w:hanging="504"/>
-      </w:pPr>
-      <w:rPr>
-        <w:rFonts w:hint="default"/>
-      </w:rPr>
-    </w:lvl>
-    <w:lvl w:ilvl="3">
-      <w:start w:val="1"/>
-      <w:numFmt w:val="decimal"/>
-      <w:lvlText w:val="%1.%2.%3.%4."/>
-      <w:lvlJc w:val="left"/>
-      <w:pPr>
-        <w:tabs>
-          <w:tab w:val="num" w:pos="0"/>
-        </w:tabs>
-        <w:ind w:left="1728" w:hanging="648"/>
-      </w:pPr>
-      <w:rPr>
-        <w:rFonts w:hint="default"/>
-      </w:rPr>
-    </w:lvl>
-    <w:lvl w:ilvl="4">
-      <w:start w:val="1"/>
-      <w:numFmt w:val="decimal"/>
-      <w:lvlText w:val="%1.%2.%3.%4.%5."/>
-      <w:lvlJc w:val="left"/>
-      <w:pPr>
-        <w:tabs>
-          <w:tab w:val="num" w:pos="0"/>
-        </w:tabs>
-        <w:ind w:left="2232" w:hanging="792"/>
-      </w:pPr>
-      <w:rPr>
-        <w:rFonts w:hint="default"/>
-      </w:rPr>
-    </w:lvl>
-    <w:lvl w:ilvl="5">
-      <w:start w:val="1"/>
-      <w:numFmt w:val="decimal"/>
-      <w:lvlText w:val="%1.%2.%3.%4.%5.%6."/>
-      <w:lvlJc w:val="left"/>
-      <w:pPr>
-        <w:tabs>
-          <w:tab w:val="num" w:pos="0"/>
-        </w:tabs>
-        <w:ind w:left="2736" w:hanging="936"/>
-      </w:pPr>
-      <w:rPr>
-        <w:rFonts w:hint="default"/>
-      </w:rPr>
-    </w:lvl>
-    <w:lvl w:ilvl="6">
-      <w:start w:val="1"/>
-      <w:numFmt w:val="decimal"/>
-      <w:lvlText w:val="%1.%2.%3.%4.%5.%6.%7."/>
-      <w:lvlJc w:val="left"/>
-      <w:pPr>
-        <w:tabs>
-          <w:tab w:val="num" w:pos="0"/>
-        </w:tabs>
-        <w:ind w:left="3240" w:hanging="1080"/>
-      </w:pPr>
-      <w:rPr>
-        <w:rFonts w:hint="default"/>
-      </w:rPr>
-    </w:lvl>
-    <w:lvl w:ilvl="7">
-      <w:start w:val="1"/>
-      <w:numFmt w:val="decimal"/>
-      <w:lvlText w:val="%1.%2.%3.%4.%5.%6.%7.%8."/>
-      <w:lvlJc w:val="left"/>
-      <w:pPr>
-        <w:tabs>
-          <w:tab w:val="num" w:pos="0"/>
-        </w:tabs>
-        <w:ind w:left="3744" w:hanging="1224"/>
-      </w:pPr>
-      <w:rPr>
-        <w:rFonts w:hint="default"/>
-      </w:rPr>
-    </w:lvl>
-    <w:lvl w:ilvl="8">
-      <w:start w:val="1"/>
-      <w:numFmt w:val="decimal"/>
-      <w:lvlText w:val="%1.%2.%3.%4.%5.%6.%7.%8.%9."/>
-      <w:lvlJc w:val="left"/>
-      <w:pPr>
-        <w:tabs>
-          <w:tab w:val="num" w:pos="0"/>
-        </w:tabs>
-        <w:ind w:left="4320" w:hanging="1440"/>
-      </w:pPr>
-      <w:rPr>
-        <w:rFonts w:hint="default"/>
-      </w:rPr>
-    </w:lvl>
-  </w:abstractNum>
-  <w:abstractNum w:abstractNumId="13" w15:restartNumberingAfterBreak="0">
-    <w:nsid w:val="28C727C2"/>
-    <w:multiLevelType w:val="multilevel"/>
-    <w:tmpl w:val="10B656FE"/>
-    <w:lvl w:ilvl="0">
-      <w:start w:val="1"/>
-      <w:numFmt w:val="decimal"/>
-      <w:lvlText w:val="%1"/>
-      <w:lvlJc w:val="left"/>
-      <w:pPr>
-        <w:tabs>
-          <w:tab w:val="num" w:pos="432"/>
-        </w:tabs>
-        <w:ind w:left="432" w:hanging="432"/>
-      </w:pPr>
-      <w:rPr>
-        <w:rFonts w:ascii="Helvetica" w:hAnsi="Helvetica" w:hint="default"/>
-        <w:b/>
-        <w:i w:val="0"/>
-        <w:sz w:val="36"/>
-        <w:szCs w:val="36"/>
-      </w:rPr>
-    </w:lvl>
-    <w:lvl w:ilvl="1">
-      <w:start w:val="1"/>
-      <w:numFmt w:val="decimal"/>
-      <w:lvlText w:val="%1.%2"/>
-      <w:lvlJc w:val="left"/>
-      <w:pPr>
-        <w:tabs>
-          <w:tab w:val="num" w:pos="576"/>
-        </w:tabs>
-        <w:ind w:left="576" w:hanging="576"/>
-      </w:pPr>
-      <w:rPr>
-        <w:rFonts w:ascii="Helvetica" w:hAnsi="Helvetica" w:hint="default"/>
-        <w:b/>
-        <w:i w:val="0"/>
-        <w:sz w:val="32"/>
-        <w:szCs w:val="32"/>
-      </w:rPr>
-    </w:lvl>
-    <w:lvl w:ilvl="2">
-      <w:start w:val="1"/>
-      <w:numFmt w:val="decimal"/>
-      <w:lvlText w:val="%1.%2.%3"/>
-      <w:lvlJc w:val="left"/>
-      <w:pPr>
-        <w:tabs>
-          <w:tab w:val="num" w:pos="720"/>
-        </w:tabs>
-        <w:ind w:left="720" w:hanging="720"/>
-      </w:pPr>
-      <w:rPr>
-        <w:rFonts w:ascii="Helvetica" w:hAnsi="Helvetica" w:hint="default"/>
-        <w:sz w:val="28"/>
-        <w:szCs w:val="28"/>
-      </w:rPr>
-    </w:lvl>
-    <w:lvl w:ilvl="3">
-      <w:start w:val="1"/>
-      <w:numFmt w:val="decimal"/>
-      <w:lvlText w:val="%1.%2.%3.%4"/>
-      <w:lvlJc w:val="left"/>
-      <w:pPr>
-        <w:tabs>
-          <w:tab w:val="num" w:pos="864"/>
-        </w:tabs>
-        <w:ind w:left="864" w:hanging="864"/>
-      </w:pPr>
-      <w:rPr>
-        <w:rFonts w:ascii="Helvetica" w:hAnsi="Helvetica" w:hint="default"/>
-        <w:b/>
-        <w:i w:val="0"/>
-        <w:sz w:val="24"/>
-        <w:szCs w:val="24"/>
-      </w:rPr>
-    </w:lvl>
-    <w:lvl w:ilvl="4">
-      <w:start w:val="1"/>
-      <w:numFmt w:val="decimal"/>
-      <w:lvlText w:val="%1.%2.%3.%4.%5"/>
-      <w:lvlJc w:val="left"/>
-      <w:pPr>
-        <w:tabs>
-          <w:tab w:val="num" w:pos="1008"/>
-        </w:tabs>
-        <w:ind w:left="1008" w:hanging="1008"/>
-      </w:pPr>
-      <w:rPr>
-        <w:rFonts w:ascii="Helvetica" w:hAnsi="Helvetica" w:hint="default"/>
-        <w:b/>
-        <w:i w:val="0"/>
-        <w:sz w:val="22"/>
-        <w:szCs w:val="22"/>
-      </w:rPr>
-    </w:lvl>
-    <w:lvl w:ilvl="5">
-      <w:start w:val="1"/>
-      <w:numFmt w:val="decimal"/>
-      <w:lvlText w:val="%1.%2.%3.%4.%5.%6"/>
-      <w:lvlJc w:val="left"/>
-      <w:pPr>
-        <w:tabs>
-          <w:tab w:val="num" w:pos="1152"/>
-        </w:tabs>
-        <w:ind w:left="1152" w:hanging="1152"/>
-      </w:pPr>
-      <w:rPr>
-        <w:rFonts w:ascii="Arial" w:hAnsi="Arial" w:hint="default"/>
-        <w:sz w:val="22"/>
-        <w:szCs w:val="22"/>
-      </w:rPr>
-    </w:lvl>
-    <w:lvl w:ilvl="6">
-      <w:start w:val="1"/>
-      <w:numFmt w:val="decimal"/>
-      <w:lvlText w:val="%1.%2.%3.%4.%5.%6.%7"/>
-      <w:lvlJc w:val="left"/>
-      <w:pPr>
-        <w:tabs>
-          <w:tab w:val="num" w:pos="1296"/>
-        </w:tabs>
-        <w:ind w:left="1296" w:hanging="1296"/>
-      </w:pPr>
-      <w:rPr>
-        <w:rFonts w:hint="default"/>
-      </w:rPr>
-    </w:lvl>
-    <w:lvl w:ilvl="7">
-      <w:start w:val="1"/>
-      <w:numFmt w:val="decimal"/>
-      <w:lvlText w:val="%1.%2.%3.%4.%5.%6.%7.%8"/>
-      <w:lvlJc w:val="left"/>
-      <w:pPr>
-        <w:tabs>
-          <w:tab w:val="num" w:pos="1440"/>
-        </w:tabs>
-        <w:ind w:left="1440" w:hanging="1440"/>
-      </w:pPr>
-      <w:rPr>
-        <w:rFonts w:hint="default"/>
-      </w:rPr>
-    </w:lvl>
-    <w:lvl w:ilvl="8">
-      <w:start w:val="1"/>
-      <w:numFmt w:val="decimal"/>
-      <w:lvlText w:val="%1.%2.%3.%4.%5.%6.%7.%8.%9"/>
-      <w:lvlJc w:val="left"/>
-      <w:pPr>
-        <w:tabs>
-          <w:tab w:val="num" w:pos="1584"/>
-        </w:tabs>
-        <w:ind w:left="1584" w:hanging="1584"/>
-      </w:pPr>
-      <w:rPr>
-        <w:rFonts w:hint="default"/>
-      </w:rPr>
-    </w:lvl>
-  </w:abstractNum>
-  <w:abstractNum w:abstractNumId="14" w15:restartNumberingAfterBreak="0">
-    <w:nsid w:val="34252997"/>
-    <w:multiLevelType w:val="multilevel"/>
-    <w:tmpl w:val="A4FABC4E"/>
-    <w:lvl w:ilvl="0">
-      <w:start w:val="1"/>
-      <w:numFmt w:val="decimal"/>
-      <w:lvlText w:val="%1"/>
-      <w:lvlJc w:val="left"/>
-      <w:pPr>
-        <w:tabs>
-          <w:tab w:val="num" w:pos="432"/>
-        </w:tabs>
-        <w:ind w:left="432" w:hanging="432"/>
-      </w:pPr>
-      <w:rPr>
-        <w:rFonts w:ascii="Helvetica" w:hAnsi="Helvetica" w:hint="default"/>
-        <w:b/>
-        <w:i w:val="0"/>
-        <w:sz w:val="36"/>
-        <w:szCs w:val="36"/>
-      </w:rPr>
-    </w:lvl>
-    <w:lvl w:ilvl="1">
-      <w:start w:val="1"/>
-      <w:numFmt w:val="decimal"/>
-      <w:lvlText w:val="%1.%2"/>
-      <w:lvlJc w:val="left"/>
-      <w:pPr>
-        <w:tabs>
-          <w:tab w:val="num" w:pos="576"/>
-        </w:tabs>
-        <w:ind w:left="576" w:hanging="576"/>
-      </w:pPr>
-      <w:rPr>
-        <w:rFonts w:ascii="Helvetica" w:hAnsi="Helvetica" w:hint="default"/>
-        <w:b/>
-        <w:i w:val="0"/>
-        <w:sz w:val="32"/>
-        <w:szCs w:val="32"/>
-      </w:rPr>
-    </w:lvl>
-    <w:lvl w:ilvl="2">
-      <w:start w:val="1"/>
-      <w:numFmt w:val="decimal"/>
-      <w:lvlText w:val="%1.%2.%3"/>
-      <w:lvlJc w:val="left"/>
-      <w:pPr>
-        <w:tabs>
-          <w:tab w:val="num" w:pos="720"/>
-        </w:tabs>
-        <w:ind w:left="720" w:hanging="720"/>
-      </w:pPr>
-      <w:rPr>
-        <w:rFonts w:ascii="Helvetica" w:hAnsi="Helvetica" w:hint="default"/>
-        <w:sz w:val="28"/>
-        <w:szCs w:val="28"/>
-      </w:rPr>
-    </w:lvl>
-    <w:lvl w:ilvl="3">
-      <w:start w:val="1"/>
-      <w:numFmt w:val="decimal"/>
-      <w:lvlText w:val="%1.%2.%3.%4"/>
-      <w:lvlJc w:val="left"/>
-      <w:pPr>
-        <w:tabs>
-          <w:tab w:val="num" w:pos="864"/>
-        </w:tabs>
-        <w:ind w:left="864" w:hanging="864"/>
-      </w:pPr>
-      <w:rPr>
-        <w:rFonts w:ascii="Helvetica" w:hAnsi="Helvetica" w:hint="default"/>
-        <w:b/>
-        <w:i w:val="0"/>
-        <w:sz w:val="24"/>
-        <w:szCs w:val="24"/>
-      </w:rPr>
-    </w:lvl>
-    <w:lvl w:ilvl="4">
-      <w:start w:val="1"/>
-      <w:numFmt w:val="decimal"/>
-      <w:lvlText w:val="%1.%2.%3.%4.%5"/>
-      <w:lvlJc w:val="left"/>
-      <w:pPr>
-        <w:tabs>
-          <w:tab w:val="num" w:pos="1008"/>
-        </w:tabs>
-        <w:ind w:left="1008" w:hanging="1008"/>
-      </w:pPr>
-      <w:rPr>
-        <w:rFonts w:ascii="Helvetica" w:hAnsi="Helvetica" w:hint="default"/>
-        <w:b/>
-        <w:i w:val="0"/>
-        <w:sz w:val="22"/>
-        <w:szCs w:val="22"/>
-      </w:rPr>
-    </w:lvl>
-    <w:lvl w:ilvl="5">
-      <w:start w:val="1"/>
-      <w:numFmt w:val="decimal"/>
-      <w:lvlText w:val="%1.%2.%3.%4.%5.%6"/>
-      <w:lvlJc w:val="left"/>
-      <w:pPr>
-        <w:tabs>
-          <w:tab w:val="num" w:pos="1152"/>
-        </w:tabs>
-        <w:ind w:left="1152" w:hanging="1152"/>
-      </w:pPr>
-      <w:rPr>
-        <w:rFonts w:ascii="Arial" w:hAnsi="Arial" w:hint="default"/>
-        <w:sz w:val="22"/>
-        <w:szCs w:val="22"/>
-      </w:rPr>
-    </w:lvl>
-    <w:lvl w:ilvl="6">
-      <w:start w:val="1"/>
-      <w:numFmt w:val="decimal"/>
-      <w:lvlText w:val="%1.%2.%3.%4.%5.%6.%7"/>
-      <w:lvlJc w:val="left"/>
-      <w:pPr>
-        <w:tabs>
-          <w:tab w:val="num" w:pos="1296"/>
-        </w:tabs>
-        <w:ind w:left="1296" w:hanging="1296"/>
-      </w:pPr>
-      <w:rPr>
-        <w:rFonts w:hint="default"/>
-      </w:rPr>
-    </w:lvl>
-    <w:lvl w:ilvl="7">
-      <w:start w:val="1"/>
-      <w:numFmt w:val="decimal"/>
-      <w:lvlText w:val="%1.%2.%3.%4.%5.%6.%7.%8"/>
-      <w:lvlJc w:val="left"/>
-      <w:pPr>
-        <w:tabs>
-          <w:tab w:val="num" w:pos="1440"/>
-        </w:tabs>
-        <w:ind w:left="1440" w:hanging="1440"/>
-      </w:pPr>
-      <w:rPr>
-        <w:rFonts w:hint="default"/>
-      </w:rPr>
-    </w:lvl>
-    <w:lvl w:ilvl="8">
-      <w:start w:val="1"/>
-      <w:numFmt w:val="decimal"/>
-      <w:lvlText w:val="%1.%2.%3.%4.%5.%6.%7.%8.%9"/>
-      <w:lvlJc w:val="left"/>
-      <w:pPr>
-        <w:tabs>
-          <w:tab w:val="num" w:pos="1584"/>
-        </w:tabs>
-        <w:ind w:left="1584" w:hanging="1584"/>
-      </w:pPr>
-      <w:rPr>
-        <w:rFonts w:hint="default"/>
-      </w:rPr>
-    </w:lvl>
-  </w:abstractNum>
-  <w:abstractNum w:abstractNumId="15" w15:restartNumberingAfterBreak="0">
-    <w:nsid w:val="36F91E92"/>
-    <w:multiLevelType w:val="hybridMultilevel"/>
-    <w:tmpl w:val="12DABA06"/>
-    <w:lvl w:ilvl="0" w:tplc="1D0E12F6">
-      <w:start w:val="1"/>
-      <w:numFmt w:val="bullet"/>
-      <w:lvlText w:val=""/>
-      <w:lvlJc w:val="left"/>
-      <w:pPr>
-        <w:tabs>
-          <w:tab w:val="num" w:pos="714"/>
-        </w:tabs>
-        <w:ind w:left="714" w:hanging="357"/>
-      </w:pPr>
-      <w:rPr>
-        <w:rFonts w:ascii="Wingdings 2" w:hAnsi="Wingdings 2" w:hint="default"/>
-        <w:color w:val="808080"/>
-        <w:sz w:val="22"/>
-        <w:szCs w:val="22"/>
-      </w:rPr>
-    </w:lvl>
-    <w:lvl w:ilvl="1" w:tplc="C5FAA0CA">
-      <w:start w:val="1"/>
-      <w:numFmt w:val="bullet"/>
-      <w:lvlText w:val="o"/>
-      <w:lvlJc w:val="left"/>
-      <w:pPr>
-        <w:tabs>
-          <w:tab w:val="num" w:pos="1440"/>
-        </w:tabs>
-        <w:ind w:left="1440" w:hanging="360"/>
-      </w:pPr>
-      <w:rPr>
-        <w:rFonts w:ascii="Courier New" w:hAnsi="Courier New" w:cs="Courier New" w:hint="default"/>
-      </w:rPr>
-    </w:lvl>
-    <w:lvl w:ilvl="2" w:tplc="E682AEE6">
-      <w:start w:val="1"/>
-      <w:numFmt w:val="bullet"/>
-      <w:lvlText w:val=""/>
-      <w:lvlJc w:val="left"/>
-      <w:pPr>
-        <w:tabs>
-          <w:tab w:val="num" w:pos="2160"/>
-        </w:tabs>
-        <w:ind w:left="2160" w:hanging="360"/>
-      </w:pPr>
-      <w:rPr>
-        <w:rFonts w:ascii="Wingdings" w:hAnsi="Wingdings" w:hint="default"/>
-      </w:rPr>
-    </w:lvl>
-    <w:lvl w:ilvl="3" w:tplc="2FFC42E2">
-      <w:start w:val="1"/>
-      <w:numFmt w:val="bullet"/>
-      <w:lvlText w:val=""/>
-      <w:lvlJc w:val="left"/>
-      <w:pPr>
-        <w:tabs>
-          <w:tab w:val="num" w:pos="2880"/>
-        </w:tabs>
-        <w:ind w:left="2880" w:hanging="360"/>
-      </w:pPr>
-      <w:rPr>
-        <w:rFonts w:ascii="Symbol" w:hAnsi="Symbol" w:hint="default"/>
-      </w:rPr>
-    </w:lvl>
-    <w:lvl w:ilvl="4" w:tplc="417ED946">
-      <w:start w:val="1"/>
-      <w:numFmt w:val="bullet"/>
-      <w:lvlText w:val="o"/>
-      <w:lvlJc w:val="left"/>
-      <w:pPr>
-        <w:tabs>
-          <w:tab w:val="num" w:pos="3600"/>
-        </w:tabs>
-        <w:ind w:left="3600" w:hanging="360"/>
-      </w:pPr>
-      <w:rPr>
-        <w:rFonts w:ascii="Courier New" w:hAnsi="Courier New" w:cs="Courier New" w:hint="default"/>
-      </w:rPr>
-    </w:lvl>
-    <w:lvl w:ilvl="5" w:tplc="05F04B5A">
-      <w:start w:val="1"/>
-      <w:numFmt w:val="bullet"/>
-      <w:lvlText w:val=""/>
-      <w:lvlJc w:val="left"/>
-      <w:pPr>
-        <w:tabs>
-          <w:tab w:val="num" w:pos="4320"/>
-        </w:tabs>
-        <w:ind w:left="4320" w:hanging="360"/>
-      </w:pPr>
-      <w:rPr>
-        <w:rFonts w:ascii="Wingdings" w:hAnsi="Wingdings" w:hint="default"/>
-      </w:rPr>
-    </w:lvl>
-    <w:lvl w:ilvl="6" w:tplc="3AE272FC">
-      <w:start w:val="1"/>
-      <w:numFmt w:val="bullet"/>
-      <w:lvlText w:val=""/>
-      <w:lvlJc w:val="left"/>
-      <w:pPr>
-        <w:tabs>
-          <w:tab w:val="num" w:pos="5040"/>
-        </w:tabs>
-        <w:ind w:left="5040" w:hanging="360"/>
-      </w:pPr>
-      <w:rPr>
-        <w:rFonts w:ascii="Symbol" w:hAnsi="Symbol" w:hint="default"/>
-      </w:rPr>
-    </w:lvl>
-    <w:lvl w:ilvl="7" w:tplc="BCF6B770">
-      <w:start w:val="1"/>
-      <w:numFmt w:val="bullet"/>
-      <w:lvlText w:val="o"/>
-      <w:lvlJc w:val="left"/>
-      <w:pPr>
-        <w:tabs>
-          <w:tab w:val="num" w:pos="5760"/>
-        </w:tabs>
-        <w:ind w:left="5760" w:hanging="360"/>
-      </w:pPr>
-      <w:rPr>
-        <w:rFonts w:ascii="Courier New" w:hAnsi="Courier New" w:cs="Courier New" w:hint="default"/>
-      </w:rPr>
-    </w:lvl>
-    <w:lvl w:ilvl="8" w:tplc="B7942330">
-      <w:start w:val="1"/>
-      <w:numFmt w:val="bullet"/>
-      <w:lvlText w:val=""/>
-      <w:lvlJc w:val="left"/>
-      <w:pPr>
-        <w:tabs>
-          <w:tab w:val="num" w:pos="6480"/>
-        </w:tabs>
-        <w:ind w:left="6480" w:hanging="360"/>
-      </w:pPr>
-      <w:rPr>
-        <w:rFonts w:ascii="Wingdings" w:hAnsi="Wingdings" w:hint="default"/>
-      </w:rPr>
-    </w:lvl>
-  </w:abstractNum>
-  <w:abstractNum w:abstractNumId="16" w15:restartNumberingAfterBreak="0">
+  <w:abstractNum w:abstractNumId="2" w15:restartNumberingAfterBreak="0">
     <w:nsid w:val="38AB32F4"/>
     <w:multiLevelType w:val="hybridMultilevel"/>
     <w:tmpl w:val="31E8DD62"/>
@@ -28849,7 +26979,7 @@
       </w:rPr>
     </w:lvl>
   </w:abstractNum>
-  <w:abstractNum w:abstractNumId="17" w15:restartNumberingAfterBreak="0">
+  <w:abstractNum w:abstractNumId="3" w15:restartNumberingAfterBreak="0">
     <w:nsid w:val="3E8A0763"/>
     <w:multiLevelType w:val="hybridMultilevel"/>
     <w:tmpl w:val="1794D48A"/>
@@ -29000,7 +27130,7 @@
       </w:rPr>
     </w:lvl>
   </w:abstractNum>
-  <w:abstractNum w:abstractNumId="18" w15:restartNumberingAfterBreak="0">
+  <w:abstractNum w:abstractNumId="4" w15:restartNumberingAfterBreak="0">
     <w:nsid w:val="3EB96FF6"/>
     <w:multiLevelType w:val="hybridMultilevel"/>
     <w:tmpl w:val="EBC0DCFE"/>
@@ -29089,147 +27219,7 @@
       </w:pPr>
     </w:lvl>
   </w:abstractNum>
-  <w:abstractNum w:abstractNumId="19" w15:restartNumberingAfterBreak="0">
-    <w:nsid w:val="45D54C0A"/>
-    <w:multiLevelType w:val="multilevel"/>
-    <w:tmpl w:val="9D88061C"/>
-    <w:lvl w:ilvl="0">
-      <w:start w:val="1"/>
-      <w:numFmt w:val="decimal"/>
-      <w:lvlText w:val="%1"/>
-      <w:lvlJc w:val="left"/>
-      <w:pPr>
-        <w:tabs>
-          <w:tab w:val="num" w:pos="432"/>
-        </w:tabs>
-        <w:ind w:left="432" w:hanging="432"/>
-      </w:pPr>
-      <w:rPr>
-        <w:rFonts w:hint="default"/>
-      </w:rPr>
-    </w:lvl>
-    <w:lvl w:ilvl="1">
-      <w:start w:val="1"/>
-      <w:numFmt w:val="decimal"/>
-      <w:lvlText w:val="%1.%2"/>
-      <w:lvlJc w:val="left"/>
-      <w:pPr>
-        <w:tabs>
-          <w:tab w:val="num" w:pos="576"/>
-        </w:tabs>
-        <w:ind w:left="576" w:hanging="576"/>
-      </w:pPr>
-      <w:rPr>
-        <w:rFonts w:hint="default"/>
-      </w:rPr>
-    </w:lvl>
-    <w:lvl w:ilvl="2">
-      <w:start w:val="1"/>
-      <w:numFmt w:val="decimal"/>
-      <w:lvlText w:val="%1.%2.%3"/>
-      <w:lvlJc w:val="left"/>
-      <w:pPr>
-        <w:tabs>
-          <w:tab w:val="num" w:pos="720"/>
-        </w:tabs>
-        <w:ind w:left="720" w:hanging="720"/>
-      </w:pPr>
-      <w:rPr>
-        <w:rFonts w:hint="default"/>
-      </w:rPr>
-    </w:lvl>
-    <w:lvl w:ilvl="3">
-      <w:start w:val="1"/>
-      <w:numFmt w:val="decimal"/>
-      <w:lvlText w:val="%1.%2.%3.%4"/>
-      <w:lvlJc w:val="left"/>
-      <w:pPr>
-        <w:tabs>
-          <w:tab w:val="num" w:pos="864"/>
-        </w:tabs>
-        <w:ind w:left="864" w:hanging="864"/>
-      </w:pPr>
-      <w:rPr>
-        <w:rFonts w:hint="default"/>
-      </w:rPr>
-    </w:lvl>
-    <w:lvl w:ilvl="4">
-      <w:start w:val="1"/>
-      <w:numFmt w:val="decimal"/>
-      <w:lvlText w:val="%1.%2.%3.%4.%5"/>
-      <w:lvlJc w:val="left"/>
-      <w:pPr>
-        <w:tabs>
-          <w:tab w:val="num" w:pos="1008"/>
-        </w:tabs>
-        <w:ind w:left="1008" w:hanging="1008"/>
-      </w:pPr>
-      <w:rPr>
-        <w:rFonts w:hint="default"/>
-      </w:rPr>
-    </w:lvl>
-    <w:lvl w:ilvl="5">
-      <w:start w:val="1"/>
-      <w:numFmt w:val="decimal"/>
-      <w:lvlText w:val="%1.%2.%3.%4.%5.%6"/>
-      <w:lvlJc w:val="left"/>
-      <w:pPr>
-        <w:tabs>
-          <w:tab w:val="num" w:pos="1152"/>
-        </w:tabs>
-        <w:ind w:left="1152" w:hanging="1152"/>
-      </w:pPr>
-      <w:rPr>
-        <w:rFonts w:hint="default"/>
-      </w:rPr>
-    </w:lvl>
-    <w:lvl w:ilvl="6">
-      <w:start w:val="1"/>
-      <w:numFmt w:val="decimal"/>
-      <w:lvlText w:val="%1.%2.%3.%4.%5.%6.%7"/>
-      <w:lvlJc w:val="left"/>
-      <w:pPr>
-        <w:tabs>
-          <w:tab w:val="num" w:pos="1296"/>
-        </w:tabs>
-        <w:ind w:left="1296" w:hanging="1296"/>
-      </w:pPr>
-      <w:rPr>
-        <w:rFonts w:hint="default"/>
-      </w:rPr>
-    </w:lvl>
-    <w:lvl w:ilvl="7">
-      <w:start w:val="1"/>
-      <w:numFmt w:val="decimal"/>
-      <w:lvlText w:val="%1.%2.%3.%4.%5.%6.%7.%8"/>
-      <w:lvlJc w:val="left"/>
-      <w:pPr>
-        <w:tabs>
-          <w:tab w:val="num" w:pos="1440"/>
-        </w:tabs>
-        <w:ind w:left="1440" w:hanging="1440"/>
-      </w:pPr>
-      <w:rPr>
-        <w:rFonts w:hint="default"/>
-      </w:rPr>
-    </w:lvl>
-    <w:lvl w:ilvl="8">
-      <w:start w:val="1"/>
-      <w:numFmt w:val="decimal"/>
-      <w:lvlText w:val="%1.%2.%3.%4.%5.%6.%7.%8.%9"/>
-      <w:lvlJc w:val="left"/>
-      <w:pPr>
-        <w:tabs>
-          <w:tab w:val="num" w:pos="1584"/>
-        </w:tabs>
-        <w:ind w:left="1584" w:hanging="1584"/>
-      </w:pPr>
-      <w:rPr>
-        <w:rFonts w:hint="default"/>
-      </w:rPr>
-    </w:lvl>
-  </w:abstractNum>
-  <w:abstractNum w:abstractNumId="20" w15:restartNumberingAfterBreak="0">
+  <w:abstractNum w:abstractNumId="5" w15:restartNumberingAfterBreak="0">
     <w:nsid w:val="4783416F"/>
     <w:multiLevelType w:val="hybridMultilevel"/>
     <w:tmpl w:val="E1A40384"/>
@@ -29380,7 +27370,7 @@
       </w:rPr>
     </w:lvl>
   </w:abstractNum>
-  <w:abstractNum w:abstractNumId="21" w15:restartNumberingAfterBreak="0">
+  <w:abstractNum w:abstractNumId="6" w15:restartNumberingAfterBreak="0">
     <w:nsid w:val="4A457317"/>
     <w:multiLevelType w:val="hybridMultilevel"/>
     <w:tmpl w:val="1AAEC5A0"/>
@@ -29493,1357 +27483,7 @@
       </w:rPr>
     </w:lvl>
   </w:abstractNum>
-  <w:abstractNum w:abstractNumId="22" w15:restartNumberingAfterBreak="0">
-    <w:nsid w:val="4D4E6CA0"/>
-    <w:multiLevelType w:val="hybridMultilevel"/>
-    <w:tmpl w:val="0407001D"/>
-    <w:lvl w:ilvl="0" w:tplc="E8CC90BC">
-      <w:start w:val="1"/>
-      <w:numFmt w:val="decimal"/>
-      <w:lvlText w:val="%1)"/>
-      <w:lvlJc w:val="left"/>
-      <w:pPr>
-        <w:tabs>
-          <w:tab w:val="num" w:pos="360"/>
-        </w:tabs>
-        <w:ind w:left="360" w:hanging="360"/>
-      </w:pPr>
-    </w:lvl>
-    <w:lvl w:ilvl="1" w:tplc="E5F48600">
-      <w:start w:val="1"/>
-      <w:numFmt w:val="lowerLetter"/>
-      <w:lvlText w:val="%2)"/>
-      <w:lvlJc w:val="left"/>
-      <w:pPr>
-        <w:tabs>
-          <w:tab w:val="num" w:pos="720"/>
-        </w:tabs>
-        <w:ind w:left="720" w:hanging="360"/>
-      </w:pPr>
-    </w:lvl>
-    <w:lvl w:ilvl="2" w:tplc="22FA2780">
-      <w:start w:val="1"/>
-      <w:numFmt w:val="lowerRoman"/>
-      <w:lvlText w:val="%3)"/>
-      <w:lvlJc w:val="left"/>
-      <w:pPr>
-        <w:tabs>
-          <w:tab w:val="num" w:pos="1080"/>
-        </w:tabs>
-        <w:ind w:left="1080" w:hanging="360"/>
-      </w:pPr>
-    </w:lvl>
-    <w:lvl w:ilvl="3" w:tplc="E1A86C32">
-      <w:start w:val="1"/>
-      <w:numFmt w:val="decimal"/>
-      <w:lvlText w:val="(%4)"/>
-      <w:lvlJc w:val="left"/>
-      <w:pPr>
-        <w:tabs>
-          <w:tab w:val="num" w:pos="1440"/>
-        </w:tabs>
-        <w:ind w:left="1440" w:hanging="360"/>
-      </w:pPr>
-    </w:lvl>
-    <w:lvl w:ilvl="4" w:tplc="1862DAAE">
-      <w:start w:val="1"/>
-      <w:numFmt w:val="lowerLetter"/>
-      <w:lvlText w:val="(%5)"/>
-      <w:lvlJc w:val="left"/>
-      <w:pPr>
-        <w:tabs>
-          <w:tab w:val="num" w:pos="1800"/>
-        </w:tabs>
-        <w:ind w:left="1800" w:hanging="360"/>
-      </w:pPr>
-    </w:lvl>
-    <w:lvl w:ilvl="5" w:tplc="01F688AA">
-      <w:start w:val="1"/>
-      <w:numFmt w:val="lowerRoman"/>
-      <w:lvlText w:val="(%6)"/>
-      <w:lvlJc w:val="left"/>
-      <w:pPr>
-        <w:tabs>
-          <w:tab w:val="num" w:pos="2160"/>
-        </w:tabs>
-        <w:ind w:left="2160" w:hanging="360"/>
-      </w:pPr>
-    </w:lvl>
-    <w:lvl w:ilvl="6" w:tplc="546E6388">
-      <w:start w:val="1"/>
-      <w:numFmt w:val="decimal"/>
-      <w:lvlText w:val="%7."/>
-      <w:lvlJc w:val="left"/>
-      <w:pPr>
-        <w:tabs>
-          <w:tab w:val="num" w:pos="2520"/>
-        </w:tabs>
-        <w:ind w:left="2520" w:hanging="360"/>
-      </w:pPr>
-    </w:lvl>
-    <w:lvl w:ilvl="7" w:tplc="F774B998">
-      <w:start w:val="1"/>
-      <w:numFmt w:val="lowerLetter"/>
-      <w:lvlText w:val="%8."/>
-      <w:lvlJc w:val="left"/>
-      <w:pPr>
-        <w:tabs>
-          <w:tab w:val="num" w:pos="2880"/>
-        </w:tabs>
-        <w:ind w:left="2880" w:hanging="360"/>
-      </w:pPr>
-    </w:lvl>
-    <w:lvl w:ilvl="8" w:tplc="A6905A4C">
-      <w:start w:val="1"/>
-      <w:numFmt w:val="lowerRoman"/>
-      <w:lvlText w:val="%9."/>
-      <w:lvlJc w:val="left"/>
-      <w:pPr>
-        <w:tabs>
-          <w:tab w:val="num" w:pos="3240"/>
-        </w:tabs>
-        <w:ind w:left="3240" w:hanging="360"/>
-      </w:pPr>
-    </w:lvl>
-  </w:abstractNum>
-  <w:abstractNum w:abstractNumId="23" w15:restartNumberingAfterBreak="0">
-    <w:nsid w:val="4DA45556"/>
-    <w:multiLevelType w:val="multilevel"/>
-    <w:tmpl w:val="29BEE70E"/>
-    <w:lvl w:ilvl="0">
-      <w:start w:val="1"/>
-      <w:numFmt w:val="decimal"/>
-      <w:lvlText w:val="%1"/>
-      <w:lvlJc w:val="left"/>
-      <w:pPr>
-        <w:tabs>
-          <w:tab w:val="num" w:pos="432"/>
-        </w:tabs>
-        <w:ind w:left="432" w:hanging="432"/>
-      </w:pPr>
-      <w:rPr>
-        <w:rFonts w:ascii="Helvetica" w:hAnsi="Helvetica" w:hint="default"/>
-        <w:b/>
-        <w:bCs w:val="0"/>
-        <w:i w:val="0"/>
-        <w:iCs w:val="0"/>
-        <w:caps w:val="0"/>
-        <w:smallCaps w:val="0"/>
-        <w:strike w:val="0"/>
-        <w:vanish w:val="0"/>
-        <w:color w:val="000000"/>
-        <w:spacing w:val="0"/>
-        <w:position w:val="0"/>
-        <w:sz w:val="36"/>
-        <w:szCs w:val="36"/>
-        <w:u w:val="none"/>
-        <w:vertAlign w:val="baseline"/>
-        <w14:textOutline w14:w="0" w14:cap="rnd" w14:cmpd="sng" w14:algn="ctr">
-          <w14:noFill/>
-          <w14:prstDash w14:val="solid"/>
-          <w14:bevel/>
-        </w14:textOutline>
-      </w:rPr>
-    </w:lvl>
-    <w:lvl w:ilvl="1">
-      <w:start w:val="1"/>
-      <w:numFmt w:val="decimal"/>
-      <w:lvlText w:val="%1.%2"/>
-      <w:lvlJc w:val="left"/>
-      <w:pPr>
-        <w:tabs>
-          <w:tab w:val="num" w:pos="576"/>
-        </w:tabs>
-        <w:ind w:left="576" w:hanging="576"/>
-      </w:pPr>
-      <w:rPr>
-        <w:rFonts w:ascii="Helvetica" w:hAnsi="Helvetica" w:hint="default"/>
-        <w:b/>
-        <w:i w:val="0"/>
-        <w:sz w:val="32"/>
-        <w:szCs w:val="32"/>
-      </w:rPr>
-    </w:lvl>
-    <w:lvl w:ilvl="2">
-      <w:start w:val="1"/>
-      <w:numFmt w:val="decimal"/>
-      <w:lvlText w:val="%1.%2.%3"/>
-      <w:lvlJc w:val="left"/>
-      <w:pPr>
-        <w:tabs>
-          <w:tab w:val="num" w:pos="720"/>
-        </w:tabs>
-        <w:ind w:left="720" w:hanging="720"/>
-      </w:pPr>
-      <w:rPr>
-        <w:rFonts w:ascii="Helvetica" w:hAnsi="Helvetica" w:hint="default"/>
-        <w:sz w:val="28"/>
-        <w:szCs w:val="28"/>
-      </w:rPr>
-    </w:lvl>
-    <w:lvl w:ilvl="3">
-      <w:start w:val="1"/>
-      <w:numFmt w:val="decimal"/>
-      <w:lvlText w:val="%1.%2.%3.%4"/>
-      <w:lvlJc w:val="left"/>
-      <w:pPr>
-        <w:tabs>
-          <w:tab w:val="num" w:pos="864"/>
-        </w:tabs>
-        <w:ind w:left="864" w:hanging="864"/>
-      </w:pPr>
-      <w:rPr>
-        <w:rFonts w:ascii="Arial" w:hAnsi="Arial" w:hint="default"/>
-        <w:sz w:val="24"/>
-        <w:szCs w:val="24"/>
-      </w:rPr>
-    </w:lvl>
-    <w:lvl w:ilvl="4">
-      <w:start w:val="1"/>
-      <w:numFmt w:val="decimal"/>
-      <w:lvlText w:val="%1.%2.%3.%4.%5"/>
-      <w:lvlJc w:val="left"/>
-      <w:pPr>
-        <w:tabs>
-          <w:tab w:val="num" w:pos="1008"/>
-        </w:tabs>
-        <w:ind w:left="1008" w:hanging="1008"/>
-      </w:pPr>
-      <w:rPr>
-        <w:rFonts w:hint="default"/>
-      </w:rPr>
-    </w:lvl>
-    <w:lvl w:ilvl="5">
-      <w:start w:val="1"/>
-      <w:numFmt w:val="decimal"/>
-      <w:lvlText w:val="%1.%2.%3.%4.%5.%6"/>
-      <w:lvlJc w:val="left"/>
-      <w:pPr>
-        <w:tabs>
-          <w:tab w:val="num" w:pos="1152"/>
-        </w:tabs>
-        <w:ind w:left="1152" w:hanging="1152"/>
-      </w:pPr>
-      <w:rPr>
-        <w:rFonts w:hint="default"/>
-      </w:rPr>
-    </w:lvl>
-    <w:lvl w:ilvl="6">
-      <w:start w:val="1"/>
-      <w:numFmt w:val="decimal"/>
-      <w:lvlText w:val="%1.%2.%3.%4.%5.%6.%7"/>
-      <w:lvlJc w:val="left"/>
-      <w:pPr>
-        <w:tabs>
-          <w:tab w:val="num" w:pos="1296"/>
-        </w:tabs>
-        <w:ind w:left="1296" w:hanging="1296"/>
-      </w:pPr>
-      <w:rPr>
-        <w:rFonts w:hint="default"/>
-      </w:rPr>
-    </w:lvl>
-    <w:lvl w:ilvl="7">
-      <w:start w:val="1"/>
-      <w:numFmt w:val="decimal"/>
-      <w:lvlText w:val="%1.%2.%3.%4.%5.%6.%7.%8"/>
-      <w:lvlJc w:val="left"/>
-      <w:pPr>
-        <w:tabs>
-          <w:tab w:val="num" w:pos="1440"/>
-        </w:tabs>
-        <w:ind w:left="1440" w:hanging="1440"/>
-      </w:pPr>
-      <w:rPr>
-        <w:rFonts w:hint="default"/>
-      </w:rPr>
-    </w:lvl>
-    <w:lvl w:ilvl="8">
-      <w:start w:val="1"/>
-      <w:numFmt w:val="decimal"/>
-      <w:lvlText w:val="%1.%2.%3.%4.%5.%6.%7.%8.%9"/>
-      <w:lvlJc w:val="left"/>
-      <w:pPr>
-        <w:tabs>
-          <w:tab w:val="num" w:pos="1584"/>
-        </w:tabs>
-        <w:ind w:left="1584" w:hanging="1584"/>
-      </w:pPr>
-      <w:rPr>
-        <w:rFonts w:hint="default"/>
-      </w:rPr>
-    </w:lvl>
-  </w:abstractNum>
-  <w:abstractNum w:abstractNumId="24" w15:restartNumberingAfterBreak="0">
-    <w:nsid w:val="4F1F0E5E"/>
-    <w:multiLevelType w:val="multilevel"/>
-    <w:tmpl w:val="C08C6CF0"/>
-    <w:lvl w:ilvl="0">
-      <w:start w:val="1"/>
-      <w:numFmt w:val="decimal"/>
-      <w:lvlText w:val="%1"/>
-      <w:lvlJc w:val="left"/>
-      <w:pPr>
-        <w:tabs>
-          <w:tab w:val="num" w:pos="432"/>
-        </w:tabs>
-        <w:ind w:left="432" w:hanging="432"/>
-      </w:pPr>
-      <w:rPr>
-        <w:rFonts w:ascii="Helvetica" w:hAnsi="Helvetica" w:hint="default"/>
-        <w:b/>
-        <w:bCs w:val="0"/>
-        <w:i w:val="0"/>
-        <w:iCs w:val="0"/>
-        <w:caps w:val="0"/>
-        <w:smallCaps w:val="0"/>
-        <w:strike w:val="0"/>
-        <w:vanish w:val="0"/>
-        <w:color w:val="000000"/>
-        <w:spacing w:val="0"/>
-        <w:position w:val="0"/>
-        <w:sz w:val="36"/>
-        <w:szCs w:val="36"/>
-        <w:u w:val="none"/>
-        <w:vertAlign w:val="baseline"/>
-        <w14:textOutline w14:w="0" w14:cap="rnd" w14:cmpd="sng" w14:algn="ctr">
-          <w14:noFill/>
-          <w14:prstDash w14:val="solid"/>
-          <w14:bevel/>
-        </w14:textOutline>
-      </w:rPr>
-    </w:lvl>
-    <w:lvl w:ilvl="1">
-      <w:start w:val="1"/>
-      <w:numFmt w:val="decimal"/>
-      <w:lvlText w:val="%1.%2"/>
-      <w:lvlJc w:val="left"/>
-      <w:pPr>
-        <w:tabs>
-          <w:tab w:val="num" w:pos="576"/>
-        </w:tabs>
-        <w:ind w:left="576" w:hanging="576"/>
-      </w:pPr>
-      <w:rPr>
-        <w:rFonts w:ascii="Helvetica" w:hAnsi="Helvetica" w:hint="default"/>
-        <w:sz w:val="32"/>
-        <w:szCs w:val="32"/>
-      </w:rPr>
-    </w:lvl>
-    <w:lvl w:ilvl="2">
-      <w:start w:val="1"/>
-      <w:numFmt w:val="decimal"/>
-      <w:lvlText w:val="%1.%2.%3"/>
-      <w:lvlJc w:val="left"/>
-      <w:pPr>
-        <w:tabs>
-          <w:tab w:val="num" w:pos="720"/>
-        </w:tabs>
-        <w:ind w:left="720" w:hanging="720"/>
-      </w:pPr>
-      <w:rPr>
-        <w:rFonts w:ascii="Helvetica" w:hAnsi="Helvetica" w:hint="default"/>
-        <w:sz w:val="28"/>
-        <w:szCs w:val="28"/>
-      </w:rPr>
-    </w:lvl>
-    <w:lvl w:ilvl="3">
-      <w:start w:val="1"/>
-      <w:numFmt w:val="decimal"/>
-      <w:lvlText w:val="%1.%2.%3.%4"/>
-      <w:lvlJc w:val="left"/>
-      <w:pPr>
-        <w:tabs>
-          <w:tab w:val="num" w:pos="864"/>
-        </w:tabs>
-        <w:ind w:left="864" w:hanging="864"/>
-      </w:pPr>
-      <w:rPr>
-        <w:rFonts w:ascii="Arial" w:hAnsi="Arial" w:hint="default"/>
-        <w:sz w:val="24"/>
-        <w:szCs w:val="24"/>
-      </w:rPr>
-    </w:lvl>
-    <w:lvl w:ilvl="4">
-      <w:start w:val="1"/>
-      <w:numFmt w:val="decimal"/>
-      <w:lvlText w:val="%1.%2.%3.%4.%5"/>
-      <w:lvlJc w:val="left"/>
-      <w:pPr>
-        <w:tabs>
-          <w:tab w:val="num" w:pos="1008"/>
-        </w:tabs>
-        <w:ind w:left="1008" w:hanging="1008"/>
-      </w:pPr>
-      <w:rPr>
-        <w:rFonts w:hint="default"/>
-      </w:rPr>
-    </w:lvl>
-    <w:lvl w:ilvl="5">
-      <w:start w:val="1"/>
-      <w:numFmt w:val="decimal"/>
-      <w:lvlText w:val="%1.%2.%3.%4.%5.%6"/>
-      <w:lvlJc w:val="left"/>
-      <w:pPr>
-        <w:tabs>
-          <w:tab w:val="num" w:pos="1152"/>
-        </w:tabs>
-        <w:ind w:left="1152" w:hanging="1152"/>
-      </w:pPr>
-      <w:rPr>
-        <w:rFonts w:hint="default"/>
-      </w:rPr>
-    </w:lvl>
-    <w:lvl w:ilvl="6">
-      <w:start w:val="1"/>
-      <w:numFmt w:val="decimal"/>
-      <w:lvlText w:val="%1.%2.%3.%4.%5.%6.%7"/>
-      <w:lvlJc w:val="left"/>
-      <w:pPr>
-        <w:tabs>
-          <w:tab w:val="num" w:pos="1296"/>
-        </w:tabs>
-        <w:ind w:left="1296" w:hanging="1296"/>
-      </w:pPr>
-      <w:rPr>
-        <w:rFonts w:hint="default"/>
-      </w:rPr>
-    </w:lvl>
-    <w:lvl w:ilvl="7">
-      <w:start w:val="1"/>
-      <w:numFmt w:val="decimal"/>
-      <w:lvlText w:val="%1.%2.%3.%4.%5.%6.%7.%8"/>
-      <w:lvlJc w:val="left"/>
-      <w:pPr>
-        <w:tabs>
-          <w:tab w:val="num" w:pos="1440"/>
-        </w:tabs>
-        <w:ind w:left="1440" w:hanging="1440"/>
-      </w:pPr>
-      <w:rPr>
-        <w:rFonts w:hint="default"/>
-      </w:rPr>
-    </w:lvl>
-    <w:lvl w:ilvl="8">
-      <w:start w:val="1"/>
-      <w:numFmt w:val="decimal"/>
-      <w:lvlText w:val="%1.%2.%3.%4.%5.%6.%7.%8.%9"/>
-      <w:lvlJc w:val="left"/>
-      <w:pPr>
-        <w:tabs>
-          <w:tab w:val="num" w:pos="1584"/>
-        </w:tabs>
-        <w:ind w:left="1584" w:hanging="1584"/>
-      </w:pPr>
-      <w:rPr>
-        <w:rFonts w:hint="default"/>
-      </w:rPr>
-    </w:lvl>
-  </w:abstractNum>
-  <w:abstractNum w:abstractNumId="25" w15:restartNumberingAfterBreak="0">
-    <w:nsid w:val="4F552E7D"/>
-    <w:multiLevelType w:val="hybridMultilevel"/>
-    <w:tmpl w:val="3E0EFEC6"/>
-    <w:lvl w:ilvl="0" w:tplc="7FFC88E8">
-      <w:start w:val="1"/>
-      <w:numFmt w:val="decimal"/>
-      <w:lvlText w:val="[%1]"/>
-      <w:lvlJc w:val="left"/>
-      <w:pPr>
-        <w:ind w:left="720" w:hanging="360"/>
-      </w:pPr>
-      <w:rPr>
-        <w:rFonts w:hint="default"/>
-      </w:rPr>
-    </w:lvl>
-    <w:lvl w:ilvl="1" w:tplc="9F8AFD26">
-      <w:start w:val="1"/>
-      <w:numFmt w:val="lowerLetter"/>
-      <w:lvlText w:val="%2."/>
-      <w:lvlJc w:val="left"/>
-      <w:pPr>
-        <w:ind w:left="1440" w:hanging="360"/>
-      </w:pPr>
-    </w:lvl>
-    <w:lvl w:ilvl="2" w:tplc="2E06F874">
-      <w:start w:val="1"/>
-      <w:numFmt w:val="lowerRoman"/>
-      <w:lvlText w:val="%3."/>
-      <w:lvlJc w:val="right"/>
-      <w:pPr>
-        <w:ind w:left="2160" w:hanging="180"/>
-      </w:pPr>
-    </w:lvl>
-    <w:lvl w:ilvl="3" w:tplc="FC420158">
-      <w:start w:val="1"/>
-      <w:numFmt w:val="decimal"/>
-      <w:lvlText w:val="%4."/>
-      <w:lvlJc w:val="left"/>
-      <w:pPr>
-        <w:ind w:left="2880" w:hanging="360"/>
-      </w:pPr>
-    </w:lvl>
-    <w:lvl w:ilvl="4" w:tplc="FCACE7B6">
-      <w:start w:val="1"/>
-      <w:numFmt w:val="lowerLetter"/>
-      <w:lvlText w:val="%5."/>
-      <w:lvlJc w:val="left"/>
-      <w:pPr>
-        <w:ind w:left="3600" w:hanging="360"/>
-      </w:pPr>
-    </w:lvl>
-    <w:lvl w:ilvl="5" w:tplc="C400B508">
-      <w:start w:val="1"/>
-      <w:numFmt w:val="lowerRoman"/>
-      <w:lvlText w:val="%6."/>
-      <w:lvlJc w:val="right"/>
-      <w:pPr>
-        <w:ind w:left="4320" w:hanging="180"/>
-      </w:pPr>
-    </w:lvl>
-    <w:lvl w:ilvl="6" w:tplc="774409A8">
-      <w:start w:val="1"/>
-      <w:numFmt w:val="decimal"/>
-      <w:lvlText w:val="%7."/>
-      <w:lvlJc w:val="left"/>
-      <w:pPr>
-        <w:ind w:left="5040" w:hanging="360"/>
-      </w:pPr>
-    </w:lvl>
-    <w:lvl w:ilvl="7" w:tplc="F77273AC">
-      <w:start w:val="1"/>
-      <w:numFmt w:val="lowerLetter"/>
-      <w:lvlText w:val="%8."/>
-      <w:lvlJc w:val="left"/>
-      <w:pPr>
-        <w:ind w:left="5760" w:hanging="360"/>
-      </w:pPr>
-    </w:lvl>
-    <w:lvl w:ilvl="8" w:tplc="FB6ACDE8">
-      <w:start w:val="1"/>
-      <w:numFmt w:val="lowerRoman"/>
-      <w:lvlText w:val="%9."/>
-      <w:lvlJc w:val="right"/>
-      <w:pPr>
-        <w:ind w:left="6480" w:hanging="180"/>
-      </w:pPr>
-    </w:lvl>
-  </w:abstractNum>
-  <w:abstractNum w:abstractNumId="26" w15:restartNumberingAfterBreak="0">
-    <w:nsid w:val="4F5F2985"/>
-    <w:multiLevelType w:val="multilevel"/>
-    <w:tmpl w:val="24EE05E4"/>
-    <w:lvl w:ilvl="0">
-      <w:start w:val="1"/>
-      <w:numFmt w:val="bullet"/>
-      <w:lvlText w:val=""/>
-      <w:lvlJc w:val="left"/>
-      <w:pPr>
-        <w:tabs>
-          <w:tab w:val="num" w:pos="227"/>
-        </w:tabs>
-        <w:ind w:left="227" w:hanging="227"/>
-      </w:pPr>
-      <w:rPr>
-        <w:rFonts w:ascii="Wingdings" w:hAnsi="Wingdings" w:hint="default"/>
-        <w:b/>
-        <w:i w:val="0"/>
-        <w:caps w:val="0"/>
-        <w:strike w:val="0"/>
-        <w:vanish w:val="0"/>
-        <w:color w:val="auto"/>
-        <w:position w:val="0"/>
-        <w:sz w:val="22"/>
-        <w:szCs w:val="22"/>
-        <w:vertAlign w:val="baseline"/>
-      </w:rPr>
-    </w:lvl>
-    <w:lvl w:ilvl="1">
-      <w:start w:val="1"/>
-      <w:numFmt w:val="decimal"/>
-      <w:lvlText w:val="%1.%2"/>
-      <w:lvlJc w:val="left"/>
-      <w:pPr>
-        <w:tabs>
-          <w:tab w:val="num" w:pos="576"/>
-        </w:tabs>
-        <w:ind w:left="576" w:hanging="576"/>
-      </w:pPr>
-      <w:rPr>
-        <w:rFonts w:ascii="Helvetica" w:hAnsi="Helvetica" w:hint="default"/>
-        <w:b/>
-        <w:i w:val="0"/>
-        <w:sz w:val="32"/>
-        <w:szCs w:val="32"/>
-      </w:rPr>
-    </w:lvl>
-    <w:lvl w:ilvl="2">
-      <w:start w:val="1"/>
-      <w:numFmt w:val="decimal"/>
-      <w:lvlText w:val="%1.%2.%3"/>
-      <w:lvlJc w:val="left"/>
-      <w:pPr>
-        <w:tabs>
-          <w:tab w:val="num" w:pos="720"/>
-        </w:tabs>
-        <w:ind w:left="720" w:hanging="720"/>
-      </w:pPr>
-      <w:rPr>
-        <w:rFonts w:ascii="Helvetica" w:hAnsi="Helvetica" w:hint="default"/>
-        <w:sz w:val="28"/>
-        <w:szCs w:val="28"/>
-      </w:rPr>
-    </w:lvl>
-    <w:lvl w:ilvl="3">
-      <w:start w:val="1"/>
-      <w:numFmt w:val="decimal"/>
-      <w:lvlText w:val="%1.%2.%3.%4"/>
-      <w:lvlJc w:val="left"/>
-      <w:pPr>
-        <w:tabs>
-          <w:tab w:val="num" w:pos="864"/>
-        </w:tabs>
-        <w:ind w:left="864" w:hanging="864"/>
-      </w:pPr>
-      <w:rPr>
-        <w:rFonts w:ascii="Helvetica" w:hAnsi="Helvetica" w:hint="default"/>
-        <w:b/>
-        <w:i w:val="0"/>
-        <w:sz w:val="24"/>
-        <w:szCs w:val="24"/>
-      </w:rPr>
-    </w:lvl>
-    <w:lvl w:ilvl="4">
-      <w:start w:val="1"/>
-      <w:numFmt w:val="decimal"/>
-      <w:lvlText w:val="%1.%2.%3.%4.%5"/>
-      <w:lvlJc w:val="left"/>
-      <w:pPr>
-        <w:tabs>
-          <w:tab w:val="num" w:pos="1008"/>
-        </w:tabs>
-        <w:ind w:left="1008" w:hanging="1008"/>
-      </w:pPr>
-      <w:rPr>
-        <w:rFonts w:ascii="Helvetica" w:hAnsi="Helvetica" w:hint="default"/>
-        <w:b/>
-        <w:i w:val="0"/>
-        <w:sz w:val="22"/>
-        <w:szCs w:val="22"/>
-      </w:rPr>
-    </w:lvl>
-    <w:lvl w:ilvl="5">
-      <w:start w:val="1"/>
-      <w:numFmt w:val="decimal"/>
-      <w:lvlText w:val="%1.%2.%3.%4.%5.%6"/>
-      <w:lvlJc w:val="left"/>
-      <w:pPr>
-        <w:tabs>
-          <w:tab w:val="num" w:pos="1152"/>
-        </w:tabs>
-        <w:ind w:left="1152" w:hanging="1152"/>
-      </w:pPr>
-      <w:rPr>
-        <w:rFonts w:ascii="Arial" w:hAnsi="Arial" w:hint="default"/>
-        <w:sz w:val="22"/>
-        <w:szCs w:val="22"/>
-      </w:rPr>
-    </w:lvl>
-    <w:lvl w:ilvl="6">
-      <w:start w:val="1"/>
-      <w:numFmt w:val="decimal"/>
-      <w:lvlText w:val="%1.%2.%3.%4.%5.%6.%7"/>
-      <w:lvlJc w:val="left"/>
-      <w:pPr>
-        <w:tabs>
-          <w:tab w:val="num" w:pos="1296"/>
-        </w:tabs>
-        <w:ind w:left="1296" w:hanging="1296"/>
-      </w:pPr>
-      <w:rPr>
-        <w:rFonts w:hint="default"/>
-      </w:rPr>
-    </w:lvl>
-    <w:lvl w:ilvl="7">
-      <w:start w:val="1"/>
-      <w:numFmt w:val="decimal"/>
-      <w:lvlText w:val="%1.%2.%3.%4.%5.%6.%7.%8"/>
-      <w:lvlJc w:val="left"/>
-      <w:pPr>
-        <w:tabs>
-          <w:tab w:val="num" w:pos="1440"/>
-        </w:tabs>
-        <w:ind w:left="1440" w:hanging="1440"/>
-      </w:pPr>
-      <w:rPr>
-        <w:rFonts w:hint="default"/>
-      </w:rPr>
-    </w:lvl>
-    <w:lvl w:ilvl="8">
-      <w:start w:val="1"/>
-      <w:numFmt w:val="decimal"/>
-      <w:lvlText w:val="%1.%2.%3.%4.%5.%6.%7.%8.%9"/>
-      <w:lvlJc w:val="left"/>
-      <w:pPr>
-        <w:tabs>
-          <w:tab w:val="num" w:pos="1584"/>
-        </w:tabs>
-        <w:ind w:left="1584" w:hanging="1584"/>
-      </w:pPr>
-      <w:rPr>
-        <w:rFonts w:hint="default"/>
-      </w:rPr>
-    </w:lvl>
-  </w:abstractNum>
-  <w:abstractNum w:abstractNumId="27" w15:restartNumberingAfterBreak="0">
-    <w:nsid w:val="56693462"/>
-    <w:multiLevelType w:val="hybridMultilevel"/>
-    <w:tmpl w:val="B63CBC94"/>
-    <w:lvl w:ilvl="0" w:tplc="0407000F">
-      <w:start w:val="1"/>
-      <w:numFmt w:val="decimal"/>
-      <w:lvlText w:val="%1."/>
-      <w:lvlJc w:val="left"/>
-      <w:pPr>
-        <w:ind w:left="1440" w:hanging="360"/>
-      </w:pPr>
-    </w:lvl>
-    <w:lvl w:ilvl="1" w:tplc="04070019" w:tentative="1">
-      <w:start w:val="1"/>
-      <w:numFmt w:val="lowerLetter"/>
-      <w:lvlText w:val="%2."/>
-      <w:lvlJc w:val="left"/>
-      <w:pPr>
-        <w:ind w:left="2160" w:hanging="360"/>
-      </w:pPr>
-    </w:lvl>
-    <w:lvl w:ilvl="2" w:tplc="0407001B" w:tentative="1">
-      <w:start w:val="1"/>
-      <w:numFmt w:val="lowerRoman"/>
-      <w:lvlText w:val="%3."/>
-      <w:lvlJc w:val="right"/>
-      <w:pPr>
-        <w:ind w:left="2880" w:hanging="180"/>
-      </w:pPr>
-    </w:lvl>
-    <w:lvl w:ilvl="3" w:tplc="0407000F" w:tentative="1">
-      <w:start w:val="1"/>
-      <w:numFmt w:val="decimal"/>
-      <w:lvlText w:val="%4."/>
-      <w:lvlJc w:val="left"/>
-      <w:pPr>
-        <w:ind w:left="3600" w:hanging="360"/>
-      </w:pPr>
-    </w:lvl>
-    <w:lvl w:ilvl="4" w:tplc="04070019" w:tentative="1">
-      <w:start w:val="1"/>
-      <w:numFmt w:val="lowerLetter"/>
-      <w:lvlText w:val="%5."/>
-      <w:lvlJc w:val="left"/>
-      <w:pPr>
-        <w:ind w:left="4320" w:hanging="360"/>
-      </w:pPr>
-    </w:lvl>
-    <w:lvl w:ilvl="5" w:tplc="0407001B" w:tentative="1">
-      <w:start w:val="1"/>
-      <w:numFmt w:val="lowerRoman"/>
-      <w:lvlText w:val="%6."/>
-      <w:lvlJc w:val="right"/>
-      <w:pPr>
-        <w:ind w:left="5040" w:hanging="180"/>
-      </w:pPr>
-    </w:lvl>
-    <w:lvl w:ilvl="6" w:tplc="0407000F" w:tentative="1">
-      <w:start w:val="1"/>
-      <w:numFmt w:val="decimal"/>
-      <w:lvlText w:val="%7."/>
-      <w:lvlJc w:val="left"/>
-      <w:pPr>
-        <w:ind w:left="5760" w:hanging="360"/>
-      </w:pPr>
-    </w:lvl>
-    <w:lvl w:ilvl="7" w:tplc="04070019" w:tentative="1">
-      <w:start w:val="1"/>
-      <w:numFmt w:val="lowerLetter"/>
-      <w:lvlText w:val="%8."/>
-      <w:lvlJc w:val="left"/>
-      <w:pPr>
-        <w:ind w:left="6480" w:hanging="360"/>
-      </w:pPr>
-    </w:lvl>
-    <w:lvl w:ilvl="8" w:tplc="0407001B" w:tentative="1">
-      <w:start w:val="1"/>
-      <w:numFmt w:val="lowerRoman"/>
-      <w:lvlText w:val="%9."/>
-      <w:lvlJc w:val="right"/>
-      <w:pPr>
-        <w:ind w:left="7200" w:hanging="180"/>
-      </w:pPr>
-    </w:lvl>
-  </w:abstractNum>
-  <w:abstractNum w:abstractNumId="28" w15:restartNumberingAfterBreak="0">
-    <w:nsid w:val="5D6A02C4"/>
-    <w:multiLevelType w:val="hybridMultilevel"/>
-    <w:tmpl w:val="0407001D"/>
-    <w:lvl w:ilvl="0" w:tplc="9B44F57C">
-      <w:start w:val="1"/>
-      <w:numFmt w:val="decimal"/>
-      <w:lvlText w:val="%1)"/>
-      <w:lvlJc w:val="left"/>
-      <w:pPr>
-        <w:tabs>
-          <w:tab w:val="num" w:pos="360"/>
-        </w:tabs>
-        <w:ind w:left="360" w:hanging="360"/>
-      </w:pPr>
-    </w:lvl>
-    <w:lvl w:ilvl="1" w:tplc="49DC0C2A">
-      <w:start w:val="1"/>
-      <w:numFmt w:val="lowerLetter"/>
-      <w:lvlText w:val="%2)"/>
-      <w:lvlJc w:val="left"/>
-      <w:pPr>
-        <w:tabs>
-          <w:tab w:val="num" w:pos="720"/>
-        </w:tabs>
-        <w:ind w:left="720" w:hanging="360"/>
-      </w:pPr>
-    </w:lvl>
-    <w:lvl w:ilvl="2" w:tplc="EFF639EC">
-      <w:start w:val="1"/>
-      <w:numFmt w:val="lowerRoman"/>
-      <w:lvlText w:val="%3)"/>
-      <w:lvlJc w:val="left"/>
-      <w:pPr>
-        <w:tabs>
-          <w:tab w:val="num" w:pos="1080"/>
-        </w:tabs>
-        <w:ind w:left="1080" w:hanging="360"/>
-      </w:pPr>
-    </w:lvl>
-    <w:lvl w:ilvl="3" w:tplc="5D367C32">
-      <w:start w:val="1"/>
-      <w:numFmt w:val="decimal"/>
-      <w:lvlText w:val="(%4)"/>
-      <w:lvlJc w:val="left"/>
-      <w:pPr>
-        <w:tabs>
-          <w:tab w:val="num" w:pos="1440"/>
-        </w:tabs>
-        <w:ind w:left="1440" w:hanging="360"/>
-      </w:pPr>
-    </w:lvl>
-    <w:lvl w:ilvl="4" w:tplc="F4C02E14">
-      <w:start w:val="1"/>
-      <w:numFmt w:val="lowerLetter"/>
-      <w:lvlText w:val="(%5)"/>
-      <w:lvlJc w:val="left"/>
-      <w:pPr>
-        <w:tabs>
-          <w:tab w:val="num" w:pos="1800"/>
-        </w:tabs>
-        <w:ind w:left="1800" w:hanging="360"/>
-      </w:pPr>
-    </w:lvl>
-    <w:lvl w:ilvl="5" w:tplc="1F4ACF52">
-      <w:start w:val="1"/>
-      <w:numFmt w:val="lowerRoman"/>
-      <w:lvlText w:val="(%6)"/>
-      <w:lvlJc w:val="left"/>
-      <w:pPr>
-        <w:tabs>
-          <w:tab w:val="num" w:pos="2160"/>
-        </w:tabs>
-        <w:ind w:left="2160" w:hanging="360"/>
-      </w:pPr>
-    </w:lvl>
-    <w:lvl w:ilvl="6" w:tplc="10BA0AB8">
-      <w:start w:val="1"/>
-      <w:numFmt w:val="decimal"/>
-      <w:lvlText w:val="%7."/>
-      <w:lvlJc w:val="left"/>
-      <w:pPr>
-        <w:tabs>
-          <w:tab w:val="num" w:pos="2520"/>
-        </w:tabs>
-        <w:ind w:left="2520" w:hanging="360"/>
-      </w:pPr>
-    </w:lvl>
-    <w:lvl w:ilvl="7" w:tplc="98F21476">
-      <w:start w:val="1"/>
-      <w:numFmt w:val="lowerLetter"/>
-      <w:lvlText w:val="%8."/>
-      <w:lvlJc w:val="left"/>
-      <w:pPr>
-        <w:tabs>
-          <w:tab w:val="num" w:pos="2880"/>
-        </w:tabs>
-        <w:ind w:left="2880" w:hanging="360"/>
-      </w:pPr>
-    </w:lvl>
-    <w:lvl w:ilvl="8" w:tplc="3B360E12">
-      <w:start w:val="1"/>
-      <w:numFmt w:val="lowerRoman"/>
-      <w:lvlText w:val="%9."/>
-      <w:lvlJc w:val="left"/>
-      <w:pPr>
-        <w:tabs>
-          <w:tab w:val="num" w:pos="3240"/>
-        </w:tabs>
-        <w:ind w:left="3240" w:hanging="360"/>
-      </w:pPr>
-    </w:lvl>
-  </w:abstractNum>
-  <w:abstractNum w:abstractNumId="29" w15:restartNumberingAfterBreak="0">
-    <w:nsid w:val="5EB45FD6"/>
-    <w:multiLevelType w:val="multilevel"/>
-    <w:tmpl w:val="D6F885B0"/>
-    <w:lvl w:ilvl="0">
-      <w:start w:val="1"/>
-      <w:numFmt w:val="bullet"/>
-      <w:lvlText w:val=""/>
-      <w:lvlJc w:val="left"/>
-      <w:pPr>
-        <w:tabs>
-          <w:tab w:val="num" w:pos="227"/>
-        </w:tabs>
-        <w:ind w:left="227" w:hanging="227"/>
-      </w:pPr>
-      <w:rPr>
-        <w:rFonts w:ascii="Wingdings" w:hAnsi="Wingdings" w:hint="default"/>
-        <w:b/>
-        <w:i w:val="0"/>
-        <w:caps w:val="0"/>
-        <w:strike w:val="0"/>
-        <w:vanish w:val="0"/>
-        <w:color w:val="auto"/>
-        <w:position w:val="0"/>
-        <w:sz w:val="22"/>
-        <w:szCs w:val="22"/>
-        <w:vertAlign w:val="baseline"/>
-      </w:rPr>
-    </w:lvl>
-    <w:lvl w:ilvl="1">
-      <w:start w:val="1"/>
-      <w:numFmt w:val="decimal"/>
-      <w:lvlText w:val="%1.%2"/>
-      <w:lvlJc w:val="left"/>
-      <w:pPr>
-        <w:tabs>
-          <w:tab w:val="num" w:pos="576"/>
-        </w:tabs>
-        <w:ind w:left="576" w:hanging="576"/>
-      </w:pPr>
-      <w:rPr>
-        <w:rFonts w:ascii="Helvetica" w:hAnsi="Helvetica" w:hint="default"/>
-        <w:b/>
-        <w:i w:val="0"/>
-        <w:sz w:val="32"/>
-        <w:szCs w:val="32"/>
-      </w:rPr>
-    </w:lvl>
-    <w:lvl w:ilvl="2">
-      <w:start w:val="1"/>
-      <w:numFmt w:val="decimal"/>
-      <w:lvlText w:val="%1.%2.%3"/>
-      <w:lvlJc w:val="left"/>
-      <w:pPr>
-        <w:tabs>
-          <w:tab w:val="num" w:pos="720"/>
-        </w:tabs>
-        <w:ind w:left="720" w:hanging="720"/>
-      </w:pPr>
-      <w:rPr>
-        <w:rFonts w:ascii="Helvetica" w:hAnsi="Helvetica" w:hint="default"/>
-        <w:sz w:val="28"/>
-        <w:szCs w:val="28"/>
-      </w:rPr>
-    </w:lvl>
-    <w:lvl w:ilvl="3">
-      <w:start w:val="1"/>
-      <w:numFmt w:val="decimal"/>
-      <w:lvlText w:val="%1.%2.%3.%4"/>
-      <w:lvlJc w:val="left"/>
-      <w:pPr>
-        <w:tabs>
-          <w:tab w:val="num" w:pos="864"/>
-        </w:tabs>
-        <w:ind w:left="864" w:hanging="864"/>
-      </w:pPr>
-      <w:rPr>
-        <w:rFonts w:ascii="Helvetica" w:hAnsi="Helvetica" w:hint="default"/>
-        <w:b/>
-        <w:i w:val="0"/>
-        <w:sz w:val="24"/>
-        <w:szCs w:val="24"/>
-      </w:rPr>
-    </w:lvl>
-    <w:lvl w:ilvl="4">
-      <w:start w:val="1"/>
-      <w:numFmt w:val="decimal"/>
-      <w:lvlText w:val="%1.%2.%3.%4.%5"/>
-      <w:lvlJc w:val="left"/>
-      <w:pPr>
-        <w:tabs>
-          <w:tab w:val="num" w:pos="1008"/>
-        </w:tabs>
-        <w:ind w:left="1008" w:hanging="1008"/>
-      </w:pPr>
-      <w:rPr>
-        <w:rFonts w:ascii="Helvetica" w:hAnsi="Helvetica" w:hint="default"/>
-        <w:b/>
-        <w:i w:val="0"/>
-        <w:sz w:val="22"/>
-        <w:szCs w:val="22"/>
-      </w:rPr>
-    </w:lvl>
-    <w:lvl w:ilvl="5">
-      <w:start w:val="1"/>
-      <w:numFmt w:val="decimal"/>
-      <w:lvlText w:val="%1.%2.%3.%4.%5.%6"/>
-      <w:lvlJc w:val="left"/>
-      <w:pPr>
-        <w:tabs>
-          <w:tab w:val="num" w:pos="1152"/>
-        </w:tabs>
-        <w:ind w:left="1152" w:hanging="1152"/>
-      </w:pPr>
-      <w:rPr>
-        <w:rFonts w:ascii="Arial" w:hAnsi="Arial" w:hint="default"/>
-        <w:sz w:val="22"/>
-        <w:szCs w:val="22"/>
-      </w:rPr>
-    </w:lvl>
-    <w:lvl w:ilvl="6">
-      <w:start w:val="1"/>
-      <w:numFmt w:val="decimal"/>
-      <w:lvlText w:val="%1.%2.%3.%4.%5.%6.%7"/>
-      <w:lvlJc w:val="left"/>
-      <w:pPr>
-        <w:tabs>
-          <w:tab w:val="num" w:pos="1296"/>
-        </w:tabs>
-        <w:ind w:left="1296" w:hanging="1296"/>
-      </w:pPr>
-      <w:rPr>
-        <w:rFonts w:hint="default"/>
-      </w:rPr>
-    </w:lvl>
-    <w:lvl w:ilvl="7">
-      <w:start w:val="1"/>
-      <w:numFmt w:val="decimal"/>
-      <w:lvlText w:val="%1.%2.%3.%4.%5.%6.%7.%8"/>
-      <w:lvlJc w:val="left"/>
-      <w:pPr>
-        <w:tabs>
-          <w:tab w:val="num" w:pos="1440"/>
-        </w:tabs>
-        <w:ind w:left="1440" w:hanging="1440"/>
-      </w:pPr>
-      <w:rPr>
-        <w:rFonts w:hint="default"/>
-      </w:rPr>
-    </w:lvl>
-    <w:lvl w:ilvl="8">
-      <w:start w:val="1"/>
-      <w:numFmt w:val="decimal"/>
-      <w:lvlText w:val="%1.%2.%3.%4.%5.%6.%7.%8.%9"/>
-      <w:lvlJc w:val="left"/>
-      <w:pPr>
-        <w:tabs>
-          <w:tab w:val="num" w:pos="1584"/>
-        </w:tabs>
-        <w:ind w:left="1584" w:hanging="1584"/>
-      </w:pPr>
-      <w:rPr>
-        <w:rFonts w:hint="default"/>
-      </w:rPr>
-    </w:lvl>
-  </w:abstractNum>
-  <w:abstractNum w:abstractNumId="30" w15:restartNumberingAfterBreak="0">
-    <w:nsid w:val="5FE927A2"/>
-    <w:multiLevelType w:val="hybridMultilevel"/>
-    <w:tmpl w:val="0407001D"/>
-    <w:lvl w:ilvl="0" w:tplc="3CE0C87C">
-      <w:start w:val="1"/>
-      <w:numFmt w:val="decimal"/>
-      <w:lvlText w:val="%1)"/>
-      <w:lvlJc w:val="left"/>
-      <w:pPr>
-        <w:tabs>
-          <w:tab w:val="num" w:pos="360"/>
-        </w:tabs>
-        <w:ind w:left="360" w:hanging="360"/>
-      </w:pPr>
-    </w:lvl>
-    <w:lvl w:ilvl="1" w:tplc="B0B460B0">
-      <w:start w:val="1"/>
-      <w:numFmt w:val="lowerLetter"/>
-      <w:lvlText w:val="%2)"/>
-      <w:lvlJc w:val="left"/>
-      <w:pPr>
-        <w:tabs>
-          <w:tab w:val="num" w:pos="720"/>
-        </w:tabs>
-        <w:ind w:left="720" w:hanging="360"/>
-      </w:pPr>
-    </w:lvl>
-    <w:lvl w:ilvl="2" w:tplc="CE925BA2">
-      <w:start w:val="1"/>
-      <w:numFmt w:val="lowerRoman"/>
-      <w:lvlText w:val="%3)"/>
-      <w:lvlJc w:val="left"/>
-      <w:pPr>
-        <w:tabs>
-          <w:tab w:val="num" w:pos="1080"/>
-        </w:tabs>
-        <w:ind w:left="1080" w:hanging="360"/>
-      </w:pPr>
-    </w:lvl>
-    <w:lvl w:ilvl="3" w:tplc="DA741E42">
-      <w:start w:val="1"/>
-      <w:numFmt w:val="decimal"/>
-      <w:lvlText w:val="(%4)"/>
-      <w:lvlJc w:val="left"/>
-      <w:pPr>
-        <w:tabs>
-          <w:tab w:val="num" w:pos="1440"/>
-        </w:tabs>
-        <w:ind w:left="1440" w:hanging="360"/>
-      </w:pPr>
-    </w:lvl>
-    <w:lvl w:ilvl="4" w:tplc="2A08FCC2">
-      <w:start w:val="1"/>
-      <w:numFmt w:val="lowerLetter"/>
-      <w:lvlText w:val="(%5)"/>
-      <w:lvlJc w:val="left"/>
-      <w:pPr>
-        <w:tabs>
-          <w:tab w:val="num" w:pos="1800"/>
-        </w:tabs>
-        <w:ind w:left="1800" w:hanging="360"/>
-      </w:pPr>
-    </w:lvl>
-    <w:lvl w:ilvl="5" w:tplc="42320ADC">
-      <w:start w:val="1"/>
-      <w:numFmt w:val="lowerRoman"/>
-      <w:lvlText w:val="(%6)"/>
-      <w:lvlJc w:val="left"/>
-      <w:pPr>
-        <w:tabs>
-          <w:tab w:val="num" w:pos="2160"/>
-        </w:tabs>
-        <w:ind w:left="2160" w:hanging="360"/>
-      </w:pPr>
-    </w:lvl>
-    <w:lvl w:ilvl="6" w:tplc="D6EA7536">
-      <w:start w:val="1"/>
-      <w:numFmt w:val="decimal"/>
-      <w:lvlText w:val="%7."/>
-      <w:lvlJc w:val="left"/>
-      <w:pPr>
-        <w:tabs>
-          <w:tab w:val="num" w:pos="2520"/>
-        </w:tabs>
-        <w:ind w:left="2520" w:hanging="360"/>
-      </w:pPr>
-    </w:lvl>
-    <w:lvl w:ilvl="7" w:tplc="12DAB9D2">
-      <w:start w:val="1"/>
-      <w:numFmt w:val="lowerLetter"/>
-      <w:lvlText w:val="%8."/>
-      <w:lvlJc w:val="left"/>
-      <w:pPr>
-        <w:tabs>
-          <w:tab w:val="num" w:pos="2880"/>
-        </w:tabs>
-        <w:ind w:left="2880" w:hanging="360"/>
-      </w:pPr>
-    </w:lvl>
-    <w:lvl w:ilvl="8" w:tplc="3EC6B126">
-      <w:start w:val="1"/>
-      <w:numFmt w:val="lowerRoman"/>
-      <w:lvlText w:val="%9."/>
-      <w:lvlJc w:val="left"/>
-      <w:pPr>
-        <w:tabs>
-          <w:tab w:val="num" w:pos="3240"/>
-        </w:tabs>
-        <w:ind w:left="3240" w:hanging="360"/>
-      </w:pPr>
-    </w:lvl>
-  </w:abstractNum>
-  <w:abstractNum w:abstractNumId="31" w15:restartNumberingAfterBreak="0">
-    <w:nsid w:val="62342B99"/>
-    <w:multiLevelType w:val="hybridMultilevel"/>
-    <w:tmpl w:val="8E3CFEA2"/>
-    <w:lvl w:ilvl="0" w:tplc="4B72DCE6">
-      <w:start w:val="1"/>
-      <w:numFmt w:val="bullet"/>
-      <w:lvlText w:val=""/>
-      <w:lvlJc w:val="left"/>
-      <w:pPr>
-        <w:tabs>
-          <w:tab w:val="num" w:pos="227"/>
-        </w:tabs>
-        <w:ind w:left="227" w:hanging="227"/>
-      </w:pPr>
-      <w:rPr>
-        <w:rFonts w:ascii="Wingdings" w:hAnsi="Wingdings" w:hint="default"/>
-        <w:b w:val="0"/>
-        <w:i w:val="0"/>
-        <w:caps w:val="0"/>
-        <w:strike w:val="0"/>
-        <w:vanish w:val="0"/>
-        <w:color w:val="auto"/>
-        <w:position w:val="-2"/>
-        <w:sz w:val="28"/>
-        <w:szCs w:val="28"/>
-        <w:vertAlign w:val="baseline"/>
-      </w:rPr>
-    </w:lvl>
-    <w:lvl w:ilvl="1" w:tplc="0E5671E4">
-      <w:start w:val="1"/>
-      <w:numFmt w:val="bullet"/>
-      <w:lvlText w:val="–"/>
-      <w:lvlJc w:val="left"/>
-      <w:pPr>
-        <w:tabs>
-          <w:tab w:val="num" w:pos="680"/>
-        </w:tabs>
-        <w:ind w:left="737" w:hanging="283"/>
-      </w:pPr>
-      <w:rPr>
-        <w:rFonts w:ascii="Helvetica" w:hAnsi="Helvetica" w:hint="default"/>
-        <w:b w:val="0"/>
-        <w:i w:val="0"/>
-        <w:caps w:val="0"/>
-        <w:strike w:val="0"/>
-        <w:vanish w:val="0"/>
-        <w:color w:val="auto"/>
-        <w:position w:val="2"/>
-        <w:sz w:val="22"/>
-        <w:szCs w:val="22"/>
-        <w:vertAlign w:val="baseline"/>
-      </w:rPr>
-    </w:lvl>
-    <w:lvl w:ilvl="2" w:tplc="94642DA0">
-      <w:start w:val="1"/>
-      <w:numFmt w:val="bullet"/>
-      <w:lvlText w:val=""/>
-      <w:lvlJc w:val="left"/>
-      <w:pPr>
-        <w:tabs>
-          <w:tab w:val="num" w:pos="1134"/>
-        </w:tabs>
-        <w:ind w:left="1134" w:hanging="227"/>
-      </w:pPr>
-      <w:rPr>
-        <w:rFonts w:ascii="Wingdings" w:hAnsi="Wingdings" w:hint="default"/>
-        <w:b w:val="0"/>
-        <w:i w:val="0"/>
-        <w:caps w:val="0"/>
-        <w:strike w:val="0"/>
-        <w:vanish w:val="0"/>
-        <w:color w:val="auto"/>
-        <w:position w:val="-2"/>
-        <w:sz w:val="22"/>
-        <w:szCs w:val="22"/>
-        <w:vertAlign w:val="baseline"/>
-      </w:rPr>
-    </w:lvl>
-    <w:lvl w:ilvl="3" w:tplc="CFE40FEC">
-      <w:start w:val="1"/>
-      <w:numFmt w:val="bullet"/>
-      <w:lvlText w:val=""/>
-      <w:lvlJc w:val="left"/>
-      <w:pPr>
-        <w:tabs>
-          <w:tab w:val="num" w:pos="2880"/>
-        </w:tabs>
-        <w:ind w:left="2880" w:hanging="360"/>
-      </w:pPr>
-      <w:rPr>
-        <w:rFonts w:ascii="Symbol" w:hAnsi="Symbol" w:hint="default"/>
-      </w:rPr>
-    </w:lvl>
-    <w:lvl w:ilvl="4" w:tplc="32A2E89C">
-      <w:start w:val="1"/>
-      <w:numFmt w:val="bullet"/>
-      <w:lvlText w:val="o"/>
-      <w:lvlJc w:val="left"/>
-      <w:pPr>
-        <w:tabs>
-          <w:tab w:val="num" w:pos="3600"/>
-        </w:tabs>
-        <w:ind w:left="3600" w:hanging="360"/>
-      </w:pPr>
-      <w:rPr>
-        <w:rFonts w:ascii="Courier New" w:hAnsi="Courier New" w:cs="Courier New" w:hint="default"/>
-      </w:rPr>
-    </w:lvl>
-    <w:lvl w:ilvl="5" w:tplc="44E42C06">
-      <w:start w:val="1"/>
-      <w:numFmt w:val="bullet"/>
-      <w:lvlText w:val=""/>
-      <w:lvlJc w:val="left"/>
-      <w:pPr>
-        <w:tabs>
-          <w:tab w:val="num" w:pos="4320"/>
-        </w:tabs>
-        <w:ind w:left="4320" w:hanging="360"/>
-      </w:pPr>
-      <w:rPr>
-        <w:rFonts w:ascii="Wingdings" w:hAnsi="Wingdings" w:hint="default"/>
-      </w:rPr>
-    </w:lvl>
-    <w:lvl w:ilvl="6" w:tplc="3D60FA72">
-      <w:start w:val="1"/>
-      <w:numFmt w:val="bullet"/>
-      <w:lvlText w:val=""/>
-      <w:lvlJc w:val="left"/>
-      <w:pPr>
-        <w:tabs>
-          <w:tab w:val="num" w:pos="5040"/>
-        </w:tabs>
-        <w:ind w:left="5040" w:hanging="360"/>
-      </w:pPr>
-      <w:rPr>
-        <w:rFonts w:ascii="Symbol" w:hAnsi="Symbol" w:hint="default"/>
-      </w:rPr>
-    </w:lvl>
-    <w:lvl w:ilvl="7" w:tplc="B2785024">
-      <w:start w:val="1"/>
-      <w:numFmt w:val="bullet"/>
-      <w:lvlText w:val="o"/>
-      <w:lvlJc w:val="left"/>
-      <w:pPr>
-        <w:tabs>
-          <w:tab w:val="num" w:pos="5760"/>
-        </w:tabs>
-        <w:ind w:left="5760" w:hanging="360"/>
-      </w:pPr>
-      <w:rPr>
-        <w:rFonts w:ascii="Courier New" w:hAnsi="Courier New" w:cs="Courier New" w:hint="default"/>
-      </w:rPr>
-    </w:lvl>
-    <w:lvl w:ilvl="8" w:tplc="D4BA771C">
-      <w:start w:val="1"/>
-      <w:numFmt w:val="bullet"/>
-      <w:lvlText w:val=""/>
-      <w:lvlJc w:val="left"/>
-      <w:pPr>
-        <w:tabs>
-          <w:tab w:val="num" w:pos="6480"/>
-        </w:tabs>
-        <w:ind w:left="6480" w:hanging="360"/>
-      </w:pPr>
-      <w:rPr>
-        <w:rFonts w:ascii="Wingdings" w:hAnsi="Wingdings" w:hint="default"/>
-      </w:rPr>
-    </w:lvl>
-  </w:abstractNum>
-  <w:abstractNum w:abstractNumId="32" w15:restartNumberingAfterBreak="0">
+  <w:abstractNum w:abstractNumId="7" w15:restartNumberingAfterBreak="0">
     <w:nsid w:val="65F70647"/>
     <w:multiLevelType w:val="hybridMultilevel"/>
     <w:tmpl w:val="189C988C"/>
@@ -30929,150 +27569,7 @@
       </w:pPr>
     </w:lvl>
   </w:abstractNum>
-  <w:abstractNum w:abstractNumId="33" w15:restartNumberingAfterBreak="0">
-    <w:nsid w:val="6786541A"/>
-    <w:multiLevelType w:val="hybridMultilevel"/>
-    <w:tmpl w:val="51602F82"/>
-    <w:lvl w:ilvl="0" w:tplc="D4344752">
-      <w:start w:val="1"/>
-      <w:numFmt w:val="decimal"/>
-      <w:lvlText w:val="%1."/>
-      <w:lvlJc w:val="left"/>
-      <w:pPr>
-        <w:tabs>
-          <w:tab w:val="num" w:pos="717"/>
-        </w:tabs>
-        <w:ind w:left="717" w:hanging="360"/>
-      </w:pPr>
-      <w:rPr>
-        <w:rFonts w:hint="default"/>
-        <w:color w:val="auto"/>
-        <w:sz w:val="36"/>
-        <w:szCs w:val="36"/>
-      </w:rPr>
-    </w:lvl>
-    <w:lvl w:ilvl="1" w:tplc="73086A48">
-      <w:start w:val="1"/>
-      <w:numFmt w:val="bullet"/>
-      <w:lvlText w:val="o"/>
-      <w:lvlJc w:val="left"/>
-      <w:pPr>
-        <w:tabs>
-          <w:tab w:val="num" w:pos="1440"/>
-        </w:tabs>
-        <w:ind w:left="1440" w:hanging="360"/>
-      </w:pPr>
-      <w:rPr>
-        <w:rFonts w:ascii="Courier New" w:hAnsi="Courier New" w:cs="Courier New" w:hint="default"/>
-      </w:rPr>
-    </w:lvl>
-    <w:lvl w:ilvl="2" w:tplc="A99C4AAC">
-      <w:start w:val="1"/>
-      <w:numFmt w:val="bullet"/>
-      <w:lvlText w:val=""/>
-      <w:lvlJc w:val="left"/>
-      <w:pPr>
-        <w:tabs>
-          <w:tab w:val="num" w:pos="2160"/>
-        </w:tabs>
-        <w:ind w:left="2160" w:hanging="360"/>
-      </w:pPr>
-      <w:rPr>
-        <w:rFonts w:ascii="Wingdings" w:hAnsi="Wingdings" w:hint="default"/>
-      </w:rPr>
-    </w:lvl>
-    <w:lvl w:ilvl="3" w:tplc="34DA1958">
-      <w:start w:val="1"/>
-      <w:numFmt w:val="bullet"/>
-      <w:lvlText w:val=""/>
-      <w:lvlJc w:val="left"/>
-      <w:pPr>
-        <w:tabs>
-          <w:tab w:val="num" w:pos="2880"/>
-        </w:tabs>
-        <w:ind w:left="2880" w:hanging="360"/>
-      </w:pPr>
-      <w:rPr>
-        <w:rFonts w:ascii="Symbol" w:hAnsi="Symbol" w:hint="default"/>
-      </w:rPr>
-    </w:lvl>
-    <w:lvl w:ilvl="4" w:tplc="871A79BE">
-      <w:start w:val="1"/>
-      <w:numFmt w:val="bullet"/>
-      <w:lvlText w:val="o"/>
-      <w:lvlJc w:val="left"/>
-      <w:pPr>
-        <w:tabs>
-          <w:tab w:val="num" w:pos="3600"/>
-        </w:tabs>
-        <w:ind w:left="3600" w:hanging="360"/>
-      </w:pPr>
-      <w:rPr>
-        <w:rFonts w:ascii="Courier New" w:hAnsi="Courier New" w:cs="Courier New" w:hint="default"/>
-      </w:rPr>
-    </w:lvl>
-    <w:lvl w:ilvl="5" w:tplc="0A6C4F40">
-      <w:start w:val="1"/>
-      <w:numFmt w:val="bullet"/>
-      <w:lvlText w:val=""/>
-      <w:lvlJc w:val="left"/>
-      <w:pPr>
-        <w:tabs>
-          <w:tab w:val="num" w:pos="4320"/>
-        </w:tabs>
-        <w:ind w:left="4320" w:hanging="360"/>
-      </w:pPr>
-      <w:rPr>
-        <w:rFonts w:ascii="Wingdings" w:hAnsi="Wingdings" w:hint="default"/>
-      </w:rPr>
-    </w:lvl>
-    <w:lvl w:ilvl="6" w:tplc="DB70EFBE">
-      <w:start w:val="1"/>
-      <w:numFmt w:val="bullet"/>
-      <w:lvlText w:val=""/>
-      <w:lvlJc w:val="left"/>
-      <w:pPr>
-        <w:tabs>
-          <w:tab w:val="num" w:pos="5040"/>
-        </w:tabs>
-        <w:ind w:left="5040" w:hanging="360"/>
-      </w:pPr>
-      <w:rPr>
-        <w:rFonts w:ascii="Symbol" w:hAnsi="Symbol" w:hint="default"/>
-      </w:rPr>
-    </w:lvl>
-    <w:lvl w:ilvl="7" w:tplc="DAB861CE">
-      <w:start w:val="1"/>
-      <w:numFmt w:val="bullet"/>
-      <w:lvlText w:val="o"/>
-      <w:lvlJc w:val="left"/>
-      <w:pPr>
-        <w:tabs>
-          <w:tab w:val="num" w:pos="5760"/>
-        </w:tabs>
-        <w:ind w:left="5760" w:hanging="360"/>
-      </w:pPr>
-      <w:rPr>
-        <w:rFonts w:ascii="Courier New" w:hAnsi="Courier New" w:cs="Courier New" w:hint="default"/>
-      </w:rPr>
-    </w:lvl>
-    <w:lvl w:ilvl="8" w:tplc="B2C6EA6A">
-      <w:start w:val="1"/>
-      <w:numFmt w:val="bullet"/>
-      <w:lvlText w:val=""/>
-      <w:lvlJc w:val="left"/>
-      <w:pPr>
-        <w:tabs>
-          <w:tab w:val="num" w:pos="6480"/>
-        </w:tabs>
-        <w:ind w:left="6480" w:hanging="360"/>
-      </w:pPr>
-      <w:rPr>
-        <w:rFonts w:ascii="Wingdings" w:hAnsi="Wingdings" w:hint="default"/>
-      </w:rPr>
-    </w:lvl>
-  </w:abstractNum>
-  <w:abstractNum w:abstractNumId="34" w15:restartNumberingAfterBreak="0">
+  <w:abstractNum w:abstractNumId="8" w15:restartNumberingAfterBreak="0">
     <w:nsid w:val="6C0710F7"/>
     <w:multiLevelType w:val="multilevel"/>
     <w:tmpl w:val="302093E6"/>
@@ -31222,704 +27719,34 @@
       </w:rPr>
     </w:lvl>
   </w:abstractNum>
-  <w:abstractNum w:abstractNumId="35" w15:restartNumberingAfterBreak="0">
-    <w:nsid w:val="6D3B41E2"/>
-    <w:multiLevelType w:val="multilevel"/>
-    <w:tmpl w:val="670CD38E"/>
-    <w:lvl w:ilvl="0">
-      <w:start w:val="1"/>
-      <w:numFmt w:val="decimal"/>
-      <w:lvlText w:val="%1"/>
-      <w:lvlJc w:val="left"/>
-      <w:pPr>
-        <w:tabs>
-          <w:tab w:val="num" w:pos="432"/>
-        </w:tabs>
-        <w:ind w:left="432" w:hanging="432"/>
-      </w:pPr>
-      <w:rPr>
-        <w:rFonts w:ascii="Helvetica" w:hAnsi="Helvetica" w:hint="default"/>
-        <w:b/>
-        <w:i w:val="0"/>
-        <w:sz w:val="36"/>
-        <w:szCs w:val="36"/>
-      </w:rPr>
-    </w:lvl>
-    <w:lvl w:ilvl="1">
-      <w:start w:val="1"/>
-      <w:numFmt w:val="decimal"/>
-      <w:lvlText w:val="%1.%2"/>
-      <w:lvlJc w:val="left"/>
-      <w:pPr>
-        <w:tabs>
-          <w:tab w:val="num" w:pos="576"/>
-        </w:tabs>
-        <w:ind w:left="576" w:hanging="576"/>
-      </w:pPr>
-      <w:rPr>
-        <w:rFonts w:ascii="Helvetica" w:hAnsi="Helvetica" w:hint="default"/>
-        <w:b/>
-        <w:i w:val="0"/>
-        <w:sz w:val="32"/>
-        <w:szCs w:val="32"/>
-      </w:rPr>
-    </w:lvl>
-    <w:lvl w:ilvl="2">
-      <w:start w:val="1"/>
-      <w:numFmt w:val="decimal"/>
-      <w:lvlText w:val="%1.%2.%3"/>
-      <w:lvlJc w:val="left"/>
-      <w:pPr>
-        <w:tabs>
-          <w:tab w:val="num" w:pos="720"/>
-        </w:tabs>
-        <w:ind w:left="720" w:hanging="720"/>
-      </w:pPr>
-      <w:rPr>
-        <w:rFonts w:ascii="Helvetica" w:hAnsi="Helvetica" w:hint="default"/>
-        <w:sz w:val="28"/>
-        <w:szCs w:val="28"/>
-      </w:rPr>
-    </w:lvl>
-    <w:lvl w:ilvl="3">
-      <w:start w:val="1"/>
-      <w:numFmt w:val="decimal"/>
-      <w:lvlText w:val="%1.%2.%3.%4"/>
-      <w:lvlJc w:val="left"/>
-      <w:pPr>
-        <w:tabs>
-          <w:tab w:val="num" w:pos="864"/>
-        </w:tabs>
-        <w:ind w:left="864" w:hanging="864"/>
-      </w:pPr>
-      <w:rPr>
-        <w:rFonts w:ascii="Helvetica" w:hAnsi="Helvetica" w:hint="default"/>
-        <w:b/>
-        <w:i w:val="0"/>
-        <w:sz w:val="24"/>
-        <w:szCs w:val="24"/>
-      </w:rPr>
-    </w:lvl>
-    <w:lvl w:ilvl="4">
-      <w:start w:val="1"/>
-      <w:numFmt w:val="decimal"/>
-      <w:lvlText w:val="%1.%2.%3.%4.%5"/>
-      <w:lvlJc w:val="left"/>
-      <w:pPr>
-        <w:tabs>
-          <w:tab w:val="num" w:pos="1008"/>
-        </w:tabs>
-        <w:ind w:left="1008" w:hanging="1008"/>
-      </w:pPr>
-      <w:rPr>
-        <w:rFonts w:ascii="Helvetica" w:hAnsi="Helvetica" w:hint="default"/>
-        <w:b/>
-        <w:i w:val="0"/>
-        <w:sz w:val="22"/>
-        <w:szCs w:val="22"/>
-      </w:rPr>
-    </w:lvl>
-    <w:lvl w:ilvl="5">
-      <w:start w:val="1"/>
-      <w:numFmt w:val="decimal"/>
-      <w:lvlText w:val="%1.%2.%3.%4.%5.%6"/>
-      <w:lvlJc w:val="left"/>
-      <w:pPr>
-        <w:tabs>
-          <w:tab w:val="num" w:pos="1152"/>
-        </w:tabs>
-        <w:ind w:left="1152" w:hanging="1152"/>
-      </w:pPr>
-      <w:rPr>
-        <w:rFonts w:ascii="Arial" w:hAnsi="Arial" w:hint="default"/>
-        <w:sz w:val="22"/>
-        <w:szCs w:val="22"/>
-      </w:rPr>
-    </w:lvl>
-    <w:lvl w:ilvl="6">
-      <w:start w:val="1"/>
-      <w:numFmt w:val="decimal"/>
-      <w:lvlText w:val="%1.%2.%3.%4.%5.%6.%7"/>
-      <w:lvlJc w:val="left"/>
-      <w:pPr>
-        <w:tabs>
-          <w:tab w:val="num" w:pos="1296"/>
-        </w:tabs>
-        <w:ind w:left="1296" w:hanging="1296"/>
-      </w:pPr>
-      <w:rPr>
-        <w:rFonts w:hint="default"/>
-      </w:rPr>
-    </w:lvl>
-    <w:lvl w:ilvl="7">
-      <w:start w:val="1"/>
-      <w:numFmt w:val="decimal"/>
-      <w:lvlText w:val="%1.%2.%3.%4.%5.%6.%7.%8"/>
-      <w:lvlJc w:val="left"/>
-      <w:pPr>
-        <w:tabs>
-          <w:tab w:val="num" w:pos="1440"/>
-        </w:tabs>
-        <w:ind w:left="1440" w:hanging="1440"/>
-      </w:pPr>
-      <w:rPr>
-        <w:rFonts w:hint="default"/>
-      </w:rPr>
-    </w:lvl>
-    <w:lvl w:ilvl="8">
-      <w:start w:val="1"/>
-      <w:numFmt w:val="decimal"/>
-      <w:lvlText w:val="%1.%2.%3.%4.%5.%6.%7.%8.%9"/>
-      <w:lvlJc w:val="left"/>
-      <w:pPr>
-        <w:tabs>
-          <w:tab w:val="num" w:pos="1584"/>
-        </w:tabs>
-        <w:ind w:left="1584" w:hanging="1584"/>
-      </w:pPr>
-      <w:rPr>
-        <w:rFonts w:hint="default"/>
-      </w:rPr>
-    </w:lvl>
-  </w:abstractNum>
-  <w:abstractNum w:abstractNumId="36" w15:restartNumberingAfterBreak="0">
-    <w:nsid w:val="6DB63347"/>
-    <w:multiLevelType w:val="hybridMultilevel"/>
-    <w:tmpl w:val="F2625610"/>
-    <w:lvl w:ilvl="0" w:tplc="F7344EAC">
-      <w:start w:val="1"/>
-      <w:numFmt w:val="bullet"/>
-      <w:lvlText w:val=""/>
-      <w:lvlJc w:val="left"/>
-      <w:pPr>
-        <w:tabs>
-          <w:tab w:val="num" w:pos="227"/>
-        </w:tabs>
-        <w:ind w:left="227" w:hanging="227"/>
-      </w:pPr>
-      <w:rPr>
-        <w:rFonts w:ascii="Wingdings" w:hAnsi="Wingdings" w:hint="default"/>
-        <w:b w:val="0"/>
-        <w:i w:val="0"/>
-        <w:caps w:val="0"/>
-        <w:strike w:val="0"/>
-        <w:vanish w:val="0"/>
-        <w:color w:val="auto"/>
-        <w:position w:val="-2"/>
-        <w:sz w:val="28"/>
-        <w:szCs w:val="28"/>
-        <w:vertAlign w:val="baseline"/>
-      </w:rPr>
-    </w:lvl>
-    <w:lvl w:ilvl="1" w:tplc="A3A6B52E">
-      <w:start w:val="1"/>
-      <w:numFmt w:val="bullet"/>
-      <w:lvlText w:val="o"/>
-      <w:lvlJc w:val="left"/>
-      <w:pPr>
-        <w:tabs>
-          <w:tab w:val="num" w:pos="1440"/>
-        </w:tabs>
-        <w:ind w:left="1440" w:hanging="360"/>
-      </w:pPr>
-      <w:rPr>
-        <w:rFonts w:ascii="Courier New" w:hAnsi="Courier New" w:cs="Courier New" w:hint="default"/>
-      </w:rPr>
-    </w:lvl>
-    <w:lvl w:ilvl="2" w:tplc="4374166A">
-      <w:start w:val="1"/>
-      <w:numFmt w:val="bullet"/>
-      <w:lvlText w:val=""/>
-      <w:lvlJc w:val="left"/>
-      <w:pPr>
-        <w:tabs>
-          <w:tab w:val="num" w:pos="2160"/>
-        </w:tabs>
-        <w:ind w:left="2160" w:hanging="360"/>
-      </w:pPr>
-      <w:rPr>
-        <w:rFonts w:ascii="Wingdings" w:hAnsi="Wingdings" w:hint="default"/>
-      </w:rPr>
-    </w:lvl>
-    <w:lvl w:ilvl="3" w:tplc="376CB56C">
-      <w:start w:val="1"/>
-      <w:numFmt w:val="bullet"/>
-      <w:lvlText w:val=""/>
-      <w:lvlJc w:val="left"/>
-      <w:pPr>
-        <w:tabs>
-          <w:tab w:val="num" w:pos="2880"/>
-        </w:tabs>
-        <w:ind w:left="2880" w:hanging="360"/>
-      </w:pPr>
-      <w:rPr>
-        <w:rFonts w:ascii="Symbol" w:hAnsi="Symbol" w:hint="default"/>
-      </w:rPr>
-    </w:lvl>
-    <w:lvl w:ilvl="4" w:tplc="7476625E">
-      <w:start w:val="1"/>
-      <w:numFmt w:val="bullet"/>
-      <w:lvlText w:val="o"/>
-      <w:lvlJc w:val="left"/>
-      <w:pPr>
-        <w:tabs>
-          <w:tab w:val="num" w:pos="3600"/>
-        </w:tabs>
-        <w:ind w:left="3600" w:hanging="360"/>
-      </w:pPr>
-      <w:rPr>
-        <w:rFonts w:ascii="Courier New" w:hAnsi="Courier New" w:cs="Courier New" w:hint="default"/>
-      </w:rPr>
-    </w:lvl>
-    <w:lvl w:ilvl="5" w:tplc="2B302320">
-      <w:start w:val="1"/>
-      <w:numFmt w:val="bullet"/>
-      <w:lvlText w:val=""/>
-      <w:lvlJc w:val="left"/>
-      <w:pPr>
-        <w:tabs>
-          <w:tab w:val="num" w:pos="4320"/>
-        </w:tabs>
-        <w:ind w:left="4320" w:hanging="360"/>
-      </w:pPr>
-      <w:rPr>
-        <w:rFonts w:ascii="Wingdings" w:hAnsi="Wingdings" w:hint="default"/>
-      </w:rPr>
-    </w:lvl>
-    <w:lvl w:ilvl="6" w:tplc="F51A8CC2">
-      <w:start w:val="1"/>
-      <w:numFmt w:val="bullet"/>
-      <w:lvlText w:val=""/>
-      <w:lvlJc w:val="left"/>
-      <w:pPr>
-        <w:tabs>
-          <w:tab w:val="num" w:pos="5040"/>
-        </w:tabs>
-        <w:ind w:left="5040" w:hanging="360"/>
-      </w:pPr>
-      <w:rPr>
-        <w:rFonts w:ascii="Symbol" w:hAnsi="Symbol" w:hint="default"/>
-      </w:rPr>
-    </w:lvl>
-    <w:lvl w:ilvl="7" w:tplc="8BE43B74">
-      <w:start w:val="1"/>
-      <w:numFmt w:val="bullet"/>
-      <w:lvlText w:val="o"/>
-      <w:lvlJc w:val="left"/>
-      <w:pPr>
-        <w:tabs>
-          <w:tab w:val="num" w:pos="5760"/>
-        </w:tabs>
-        <w:ind w:left="5760" w:hanging="360"/>
-      </w:pPr>
-      <w:rPr>
-        <w:rFonts w:ascii="Courier New" w:hAnsi="Courier New" w:cs="Courier New" w:hint="default"/>
-      </w:rPr>
-    </w:lvl>
-    <w:lvl w:ilvl="8" w:tplc="2CFAEA6A">
-      <w:start w:val="1"/>
-      <w:numFmt w:val="bullet"/>
-      <w:lvlText w:val=""/>
-      <w:lvlJc w:val="left"/>
-      <w:pPr>
-        <w:tabs>
-          <w:tab w:val="num" w:pos="6480"/>
-        </w:tabs>
-        <w:ind w:left="6480" w:hanging="360"/>
-      </w:pPr>
-      <w:rPr>
-        <w:rFonts w:ascii="Wingdings" w:hAnsi="Wingdings" w:hint="default"/>
-      </w:rPr>
-    </w:lvl>
-  </w:abstractNum>
-  <w:abstractNum w:abstractNumId="37" w15:restartNumberingAfterBreak="0">
-    <w:nsid w:val="740B2A9E"/>
-    <w:multiLevelType w:val="hybridMultilevel"/>
-    <w:tmpl w:val="36F84A8E"/>
-    <w:lvl w:ilvl="0" w:tplc="9F528A16">
-      <w:start w:val="1"/>
-      <w:numFmt w:val="decimal"/>
-      <w:lvlText w:val="%1."/>
-      <w:lvlJc w:val="left"/>
-      <w:pPr>
-        <w:tabs>
-          <w:tab w:val="num" w:pos="720"/>
-        </w:tabs>
-        <w:ind w:left="720" w:hanging="360"/>
-      </w:pPr>
-    </w:lvl>
-    <w:lvl w:ilvl="1" w:tplc="196C956C">
-      <w:start w:val="1"/>
-      <w:numFmt w:val="lowerLetter"/>
-      <w:lvlText w:val="%2."/>
-      <w:lvlJc w:val="left"/>
-      <w:pPr>
-        <w:tabs>
-          <w:tab w:val="num" w:pos="1440"/>
-        </w:tabs>
-        <w:ind w:left="1440" w:hanging="360"/>
-      </w:pPr>
-    </w:lvl>
-    <w:lvl w:ilvl="2" w:tplc="F9DAABB6">
-      <w:start w:val="1"/>
-      <w:numFmt w:val="lowerRoman"/>
-      <w:lvlText w:val="%3."/>
-      <w:lvlJc w:val="right"/>
-      <w:pPr>
-        <w:tabs>
-          <w:tab w:val="num" w:pos="2160"/>
-        </w:tabs>
-        <w:ind w:left="2160" w:hanging="180"/>
-      </w:pPr>
-    </w:lvl>
-    <w:lvl w:ilvl="3" w:tplc="04ACAEA2">
-      <w:start w:val="1"/>
-      <w:numFmt w:val="decimal"/>
-      <w:lvlText w:val="%4."/>
-      <w:lvlJc w:val="left"/>
-      <w:pPr>
-        <w:tabs>
-          <w:tab w:val="num" w:pos="2880"/>
-        </w:tabs>
-        <w:ind w:left="2880" w:hanging="360"/>
-      </w:pPr>
-    </w:lvl>
-    <w:lvl w:ilvl="4" w:tplc="EB20B698">
-      <w:start w:val="1"/>
-      <w:numFmt w:val="lowerLetter"/>
-      <w:lvlText w:val="%5."/>
-      <w:lvlJc w:val="left"/>
-      <w:pPr>
-        <w:tabs>
-          <w:tab w:val="num" w:pos="3600"/>
-        </w:tabs>
-        <w:ind w:left="3600" w:hanging="360"/>
-      </w:pPr>
-    </w:lvl>
-    <w:lvl w:ilvl="5" w:tplc="9730AEDE">
-      <w:start w:val="1"/>
-      <w:numFmt w:val="lowerRoman"/>
-      <w:lvlText w:val="%6."/>
-      <w:lvlJc w:val="right"/>
-      <w:pPr>
-        <w:tabs>
-          <w:tab w:val="num" w:pos="4320"/>
-        </w:tabs>
-        <w:ind w:left="4320" w:hanging="180"/>
-      </w:pPr>
-    </w:lvl>
-    <w:lvl w:ilvl="6" w:tplc="FF028B92">
-      <w:start w:val="1"/>
-      <w:numFmt w:val="decimal"/>
-      <w:lvlText w:val="%7."/>
-      <w:lvlJc w:val="left"/>
-      <w:pPr>
-        <w:tabs>
-          <w:tab w:val="num" w:pos="5040"/>
-        </w:tabs>
-        <w:ind w:left="5040" w:hanging="360"/>
-      </w:pPr>
-    </w:lvl>
-    <w:lvl w:ilvl="7" w:tplc="F8406374">
-      <w:start w:val="1"/>
-      <w:numFmt w:val="lowerLetter"/>
-      <w:lvlText w:val="%8."/>
-      <w:lvlJc w:val="left"/>
-      <w:pPr>
-        <w:tabs>
-          <w:tab w:val="num" w:pos="5760"/>
-        </w:tabs>
-        <w:ind w:left="5760" w:hanging="360"/>
-      </w:pPr>
-    </w:lvl>
-    <w:lvl w:ilvl="8" w:tplc="C7000308">
-      <w:start w:val="1"/>
-      <w:numFmt w:val="lowerRoman"/>
-      <w:lvlText w:val="%9."/>
-      <w:lvlJc w:val="right"/>
-      <w:pPr>
-        <w:tabs>
-          <w:tab w:val="num" w:pos="6480"/>
-        </w:tabs>
-        <w:ind w:left="6480" w:hanging="180"/>
-      </w:pPr>
-    </w:lvl>
-  </w:abstractNum>
-  <w:abstractNum w:abstractNumId="38" w15:restartNumberingAfterBreak="0">
-    <w:nsid w:val="7E5856A4"/>
-    <w:multiLevelType w:val="hybridMultilevel"/>
-    <w:tmpl w:val="0407001D"/>
-    <w:lvl w:ilvl="0" w:tplc="32D44662">
-      <w:start w:val="1"/>
-      <w:numFmt w:val="decimal"/>
-      <w:lvlText w:val="%1)"/>
-      <w:lvlJc w:val="left"/>
-      <w:pPr>
-        <w:tabs>
-          <w:tab w:val="num" w:pos="360"/>
-        </w:tabs>
-        <w:ind w:left="360" w:hanging="360"/>
-      </w:pPr>
-    </w:lvl>
-    <w:lvl w:ilvl="1" w:tplc="A66AA6FA">
-      <w:start w:val="1"/>
-      <w:numFmt w:val="lowerLetter"/>
-      <w:lvlText w:val="%2)"/>
-      <w:lvlJc w:val="left"/>
-      <w:pPr>
-        <w:tabs>
-          <w:tab w:val="num" w:pos="720"/>
-        </w:tabs>
-        <w:ind w:left="720" w:hanging="360"/>
-      </w:pPr>
-    </w:lvl>
-    <w:lvl w:ilvl="2" w:tplc="7204664E">
-      <w:start w:val="1"/>
-      <w:numFmt w:val="lowerRoman"/>
-      <w:lvlText w:val="%3)"/>
-      <w:lvlJc w:val="left"/>
-      <w:pPr>
-        <w:tabs>
-          <w:tab w:val="num" w:pos="1080"/>
-        </w:tabs>
-        <w:ind w:left="1080" w:hanging="360"/>
-      </w:pPr>
-    </w:lvl>
-    <w:lvl w:ilvl="3" w:tplc="308CD1A0">
-      <w:start w:val="1"/>
-      <w:numFmt w:val="decimal"/>
-      <w:lvlText w:val="(%4)"/>
-      <w:lvlJc w:val="left"/>
-      <w:pPr>
-        <w:tabs>
-          <w:tab w:val="num" w:pos="1440"/>
-        </w:tabs>
-        <w:ind w:left="1440" w:hanging="360"/>
-      </w:pPr>
-    </w:lvl>
-    <w:lvl w:ilvl="4" w:tplc="A06A8A12">
-      <w:start w:val="1"/>
-      <w:numFmt w:val="lowerLetter"/>
-      <w:lvlText w:val="(%5)"/>
-      <w:lvlJc w:val="left"/>
-      <w:pPr>
-        <w:tabs>
-          <w:tab w:val="num" w:pos="1800"/>
-        </w:tabs>
-        <w:ind w:left="1800" w:hanging="360"/>
-      </w:pPr>
-    </w:lvl>
-    <w:lvl w:ilvl="5" w:tplc="39F85F9A">
-      <w:start w:val="1"/>
-      <w:numFmt w:val="lowerRoman"/>
-      <w:lvlText w:val="(%6)"/>
-      <w:lvlJc w:val="left"/>
-      <w:pPr>
-        <w:tabs>
-          <w:tab w:val="num" w:pos="2160"/>
-        </w:tabs>
-        <w:ind w:left="2160" w:hanging="360"/>
-      </w:pPr>
-    </w:lvl>
-    <w:lvl w:ilvl="6" w:tplc="35545B4C">
-      <w:start w:val="1"/>
-      <w:numFmt w:val="decimal"/>
-      <w:lvlText w:val="%7."/>
-      <w:lvlJc w:val="left"/>
-      <w:pPr>
-        <w:tabs>
-          <w:tab w:val="num" w:pos="2520"/>
-        </w:tabs>
-        <w:ind w:left="2520" w:hanging="360"/>
-      </w:pPr>
-    </w:lvl>
-    <w:lvl w:ilvl="7" w:tplc="D15C3964">
-      <w:start w:val="1"/>
-      <w:numFmt w:val="lowerLetter"/>
-      <w:lvlText w:val="%8."/>
-      <w:lvlJc w:val="left"/>
-      <w:pPr>
-        <w:tabs>
-          <w:tab w:val="num" w:pos="2880"/>
-        </w:tabs>
-        <w:ind w:left="2880" w:hanging="360"/>
-      </w:pPr>
-    </w:lvl>
-    <w:lvl w:ilvl="8" w:tplc="1018B264">
-      <w:start w:val="1"/>
-      <w:numFmt w:val="lowerRoman"/>
-      <w:lvlText w:val="%9."/>
-      <w:lvlJc w:val="left"/>
-      <w:pPr>
-        <w:tabs>
-          <w:tab w:val="num" w:pos="3240"/>
-        </w:tabs>
-        <w:ind w:left="3240" w:hanging="360"/>
-      </w:pPr>
-    </w:lvl>
-  </w:abstractNum>
-  <w:num w:numId="1" w16cid:durableId="917322739">
-    <w:abstractNumId w:val="15"/>
-  </w:num>
-  <w:num w:numId="2" w16cid:durableId="602420734">
-    <w:abstractNumId w:val="33"/>
-  </w:num>
-  <w:num w:numId="3" w16cid:durableId="1533421957">
-    <w:abstractNumId w:val="34"/>
-  </w:num>
-  <w:num w:numId="4" w16cid:durableId="2123264492">
-    <w:abstractNumId w:val="19"/>
-  </w:num>
-  <w:num w:numId="5" w16cid:durableId="820930021">
-    <w:abstractNumId w:val="11"/>
-  </w:num>
-  <w:num w:numId="6" w16cid:durableId="1389913134">
-    <w:abstractNumId w:val="34"/>
-  </w:num>
-  <w:num w:numId="7" w16cid:durableId="1395161831">
-    <w:abstractNumId w:val="30"/>
-  </w:num>
-  <w:num w:numId="8" w16cid:durableId="2038651776">
-    <w:abstractNumId w:val="28"/>
-  </w:num>
-  <w:num w:numId="9" w16cid:durableId="168958065">
-    <w:abstractNumId w:val="24"/>
-  </w:num>
-  <w:num w:numId="10" w16cid:durableId="787044192">
-    <w:abstractNumId w:val="29"/>
-  </w:num>
-  <w:num w:numId="11" w16cid:durableId="904225507">
+  <w:num w:numId="1" w16cid:durableId="1533421957">
     <w:abstractNumId w:val="8"/>
   </w:num>
-  <w:num w:numId="12" w16cid:durableId="794253783">
-    <w:abstractNumId w:val="38"/>
+  <w:num w:numId="2" w16cid:durableId="471096848">
+    <w:abstractNumId w:val="5"/>
   </w:num>
-  <w:num w:numId="13" w16cid:durableId="491331121">
+  <w:num w:numId="3" w16cid:durableId="1114666802">
+    <w:abstractNumId w:val="1"/>
+  </w:num>
+  <w:num w:numId="4" w16cid:durableId="541946711">
+    <w:abstractNumId w:val="3"/>
+  </w:num>
+  <w:num w:numId="5" w16cid:durableId="447815207">
     <w:abstractNumId w:val="4"/>
   </w:num>
-  <w:num w:numId="14" w16cid:durableId="252476657">
-    <w:abstractNumId w:val="22"/>
+  <w:num w:numId="6" w16cid:durableId="812218005">
+    <w:abstractNumId w:val="2"/>
   </w:num>
-  <w:num w:numId="15" w16cid:durableId="84887720">
-    <w:abstractNumId w:val="29"/>
+  <w:num w:numId="7" w16cid:durableId="2045789724">
+    <w:abstractNumId w:val="7"/>
   </w:num>
-  <w:num w:numId="16" w16cid:durableId="390152630">
-    <w:abstractNumId w:val="29"/>
+  <w:num w:numId="8" w16cid:durableId="1871530889">
+    <w:abstractNumId w:val="0"/>
   </w:num>
-  <w:num w:numId="17" w16cid:durableId="1546675930">
-    <w:abstractNumId w:val="29"/>
-  </w:num>
-  <w:num w:numId="18" w16cid:durableId="713577333">
-    <w:abstractNumId w:val="29"/>
-  </w:num>
-  <w:num w:numId="19" w16cid:durableId="773793981">
-    <w:abstractNumId w:val="29"/>
-  </w:num>
-  <w:num w:numId="20" w16cid:durableId="471096848">
-    <w:abstractNumId w:val="20"/>
-  </w:num>
-  <w:num w:numId="21" w16cid:durableId="1114666802">
-    <w:abstractNumId w:val="3"/>
-  </w:num>
-  <w:num w:numId="22" w16cid:durableId="1395424874">
-    <w:abstractNumId w:val="31"/>
-  </w:num>
-  <w:num w:numId="23" w16cid:durableId="1038428442">
-    <w:abstractNumId w:val="13"/>
-  </w:num>
-  <w:num w:numId="24" w16cid:durableId="1407072320">
-    <w:abstractNumId w:val="1"/>
-  </w:num>
-  <w:num w:numId="25" w16cid:durableId="216163700">
-    <w:abstractNumId w:val="14"/>
-  </w:num>
-  <w:num w:numId="26" w16cid:durableId="2088651182">
-    <w:abstractNumId w:val="35"/>
-  </w:num>
-  <w:num w:numId="27" w16cid:durableId="1515538675">
-    <w:abstractNumId w:val="36"/>
-  </w:num>
-  <w:num w:numId="28" w16cid:durableId="541946711">
-    <w:abstractNumId w:val="17"/>
-  </w:num>
-  <w:num w:numId="29" w16cid:durableId="1194465493">
-    <w:abstractNumId w:val="9"/>
-  </w:num>
-  <w:num w:numId="30" w16cid:durableId="332877442">
-    <w:abstractNumId w:val="34"/>
-  </w:num>
-  <w:num w:numId="31" w16cid:durableId="716710068">
-    <w:abstractNumId w:val="34"/>
-  </w:num>
-  <w:num w:numId="32" w16cid:durableId="533348458">
-    <w:abstractNumId w:val="29"/>
-  </w:num>
-  <w:num w:numId="33" w16cid:durableId="1062681288">
-    <w:abstractNumId w:val="34"/>
-  </w:num>
-  <w:num w:numId="34" w16cid:durableId="625434528">
-    <w:abstractNumId w:val="26"/>
-  </w:num>
-  <w:num w:numId="35" w16cid:durableId="414714410">
-    <w:abstractNumId w:val="10"/>
-  </w:num>
-  <w:num w:numId="36" w16cid:durableId="1373110278">
+  <w:num w:numId="9" w16cid:durableId="395015087">
     <w:abstractNumId w:val="6"/>
   </w:num>
-  <w:num w:numId="37" w16cid:durableId="617227454">
-    <w:abstractNumId w:val="29"/>
-  </w:num>
-  <w:num w:numId="38" w16cid:durableId="1790079274">
-    <w:abstractNumId w:val="0"/>
-  </w:num>
-  <w:num w:numId="39" w16cid:durableId="2097702312">
-    <w:abstractNumId w:val="5"/>
-  </w:num>
-  <w:num w:numId="40" w16cid:durableId="1697078809">
-    <w:abstractNumId w:val="37"/>
-  </w:num>
-  <w:num w:numId="41" w16cid:durableId="194393474">
-    <w:abstractNumId w:val="23"/>
-  </w:num>
-  <w:num w:numId="42" w16cid:durableId="216357792">
-    <w:abstractNumId w:val="34"/>
-  </w:num>
-  <w:num w:numId="43" w16cid:durableId="1061709866">
-    <w:abstractNumId w:val="34"/>
-  </w:num>
-  <w:num w:numId="44" w16cid:durableId="818155652">
-    <w:abstractNumId w:val="34"/>
-  </w:num>
-  <w:num w:numId="45" w16cid:durableId="1335912869">
-    <w:abstractNumId w:val="12"/>
-    <w:lvlOverride w:ilvl="0">
-      <w:startOverride w:val="1"/>
-    </w:lvlOverride>
-  </w:num>
-  <w:num w:numId="46" w16cid:durableId="168833707">
-    <w:abstractNumId w:val="25"/>
-  </w:num>
-  <w:num w:numId="47" w16cid:durableId="447815207">
-    <w:abstractNumId w:val="18"/>
-  </w:num>
-  <w:num w:numId="48" w16cid:durableId="812218005">
-    <w:abstractNumId w:val="16"/>
-  </w:num>
-  <w:num w:numId="49" w16cid:durableId="1726023066">
-    <w:abstractNumId w:val="7"/>
-  </w:num>
-  <w:num w:numId="50" w16cid:durableId="1825975183">
-    <w:abstractNumId w:val="27"/>
-  </w:num>
-  <w:num w:numId="51" w16cid:durableId="2045789724">
-    <w:abstractNumId w:val="32"/>
-  </w:num>
-  <w:num w:numId="52" w16cid:durableId="1871530889">
-    <w:abstractNumId w:val="2"/>
-  </w:num>
-  <w:num w:numId="53" w16cid:durableId="395015087">
-    <w:abstractNumId w:val="21"/>
-  </w:num>
+  <w:numIdMacAtCleanup w:val="9"/>
 </w:numbering>
 </file>
 
@@ -32336,7 +28163,7 @@
     <w:pPr>
       <w:keepNext/>
       <w:numPr>
-        <w:numId w:val="3"/>
+        <w:numId w:val="1"/>
       </w:numPr>
       <w:spacing w:before="240" w:after="240"/>
       <w:ind w:left="431" w:hanging="431"/>
@@ -32361,7 +28188,7 @@
       <w:keepNext/>
       <w:numPr>
         <w:ilvl w:val="1"/>
-        <w:numId w:val="3"/>
+        <w:numId w:val="1"/>
       </w:numPr>
       <w:spacing w:before="240" w:after="240"/>
       <w:ind w:left="578" w:hanging="578"/>
@@ -32387,7 +28214,7 @@
       <w:keepNext/>
       <w:numPr>
         <w:ilvl w:val="2"/>
-        <w:numId w:val="3"/>
+        <w:numId w:val="1"/>
       </w:numPr>
       <w:spacing w:before="240" w:after="240"/>
       <w:outlineLvl w:val="2"/>
@@ -32409,7 +28236,7 @@
     <w:pPr>
       <w:numPr>
         <w:ilvl w:val="3"/>
-        <w:numId w:val="3"/>
+        <w:numId w:val="1"/>
       </w:numPr>
       <w:spacing w:before="240" w:after="240"/>
       <w:ind w:left="862" w:hanging="862"/>
@@ -32433,7 +28260,7 @@
     <w:pPr>
       <w:numPr>
         <w:ilvl w:val="4"/>
-        <w:numId w:val="3"/>
+        <w:numId w:val="1"/>
       </w:numPr>
       <w:spacing w:before="240" w:after="240"/>
       <w:ind w:left="1009" w:hanging="1009"/>
@@ -32456,7 +28283,7 @@
     <w:pPr>
       <w:numPr>
         <w:ilvl w:val="5"/>
-        <w:numId w:val="3"/>
+        <w:numId w:val="1"/>
       </w:numPr>
       <w:spacing w:before="240" w:after="240"/>
       <w:ind w:left="1151" w:hanging="1151"/>
@@ -32476,7 +28303,7 @@
     <w:pPr>
       <w:numPr>
         <w:ilvl w:val="6"/>
-        <w:numId w:val="3"/>
+        <w:numId w:val="1"/>
       </w:numPr>
       <w:spacing w:before="240" w:after="60"/>
       <w:outlineLvl w:val="6"/>
@@ -32491,7 +28318,7 @@
     <w:pPr>
       <w:numPr>
         <w:ilvl w:val="7"/>
-        <w:numId w:val="3"/>
+        <w:numId w:val="1"/>
       </w:numPr>
       <w:spacing w:before="240" w:after="60"/>
       <w:outlineLvl w:val="7"/>
@@ -32509,7 +28336,7 @@
     <w:pPr>
       <w:numPr>
         <w:ilvl w:val="8"/>
-        <w:numId w:val="3"/>
+        <w:numId w:val="1"/>
       </w:numPr>
       <w:spacing w:before="240" w:after="60"/>
       <w:outlineLvl w:val="8"/>
@@ -32557,7 +28384,7 @@
       <w:bCs/>
       <w:sz w:val="36"/>
       <w:szCs w:val="36"/>
-      <w:lang w:val="de-DE" w:eastAsia="de-DE"/>
+      <w:lang w:val="en-US" w:eastAsia="de-DE"/>
     </w:rPr>
   </w:style>
   <w:style w:type="character" w:customStyle="1" w:styleId="berschrift2Zchn">
@@ -32572,7 +28399,7 @@
       <w:iCs/>
       <w:sz w:val="32"/>
       <w:szCs w:val="28"/>
-      <w:lang w:val="de-DE" w:eastAsia="de-DE"/>
+      <w:lang w:val="en-US" w:eastAsia="de-DE"/>
     </w:rPr>
   </w:style>
   <w:style w:type="character" w:customStyle="1" w:styleId="berschrift3Zchn">
@@ -32586,7 +28413,7 @@
       <w:bCs/>
       <w:sz w:val="28"/>
       <w:szCs w:val="26"/>
-      <w:lang w:val="de-DE" w:eastAsia="de-DE"/>
+      <w:lang w:val="en-US" w:eastAsia="de-DE"/>
     </w:rPr>
   </w:style>
   <w:style w:type="character" w:customStyle="1" w:styleId="berschrift4Zchn">
@@ -32615,7 +28442,7 @@
       <w:iCs/>
       <w:sz w:val="22"/>
       <w:szCs w:val="26"/>
-      <w:lang w:val="de-DE" w:eastAsia="de-DE"/>
+      <w:lang w:val="en-US" w:eastAsia="de-DE"/>
     </w:rPr>
   </w:style>
   <w:style w:type="character" w:customStyle="1" w:styleId="berschrift6Zchn">
@@ -32628,48 +28455,41 @@
       <w:bCs/>
       <w:sz w:val="22"/>
       <w:szCs w:val="22"/>
-      <w:lang w:val="de-DE" w:eastAsia="de-DE"/>
+      <w:lang w:val="en-US" w:eastAsia="de-DE"/>
     </w:rPr>
   </w:style>
   <w:style w:type="character" w:customStyle="1" w:styleId="berschrift7Zchn">
     <w:name w:val="Überschrift 7 Zchn"/>
     <w:basedOn w:val="Absatz-Standardschriftart"/>
     <w:link w:val="berschrift7"/>
-    <w:uiPriority w:val="9"/>
     <w:rPr>
-      <w:rFonts w:ascii="Arial" w:eastAsia="Arial" w:hAnsi="Arial" w:cs="Arial"/>
-      <w:b/>
-      <w:bCs/>
-      <w:i/>
-      <w:iCs/>
+      <w:rFonts w:ascii="Arial" w:hAnsi="Arial"/>
       <w:sz w:val="22"/>
-      <w:szCs w:val="22"/>
+      <w:szCs w:val="24"/>
+      <w:lang w:val="en-US" w:eastAsia="de-DE"/>
     </w:rPr>
   </w:style>
   <w:style w:type="character" w:customStyle="1" w:styleId="berschrift8Zchn">
     <w:name w:val="Überschrift 8 Zchn"/>
     <w:basedOn w:val="Absatz-Standardschriftart"/>
     <w:link w:val="berschrift8"/>
-    <w:uiPriority w:val="9"/>
     <w:rPr>
-      <w:rFonts w:ascii="Arial" w:eastAsia="Arial" w:hAnsi="Arial" w:cs="Arial"/>
-      <w:i/>
+      <w:rFonts w:ascii="Arial" w:hAnsi="Arial"/>
       <w:iCs/>
       <w:sz w:val="22"/>
-      <w:szCs w:val="22"/>
+      <w:szCs w:val="24"/>
+      <w:lang w:val="en-US" w:eastAsia="de-DE"/>
     </w:rPr>
   </w:style>
   <w:style w:type="character" w:customStyle="1" w:styleId="berschrift9Zchn">
     <w:name w:val="Überschrift 9 Zchn"/>
     <w:basedOn w:val="Absatz-Standardschriftart"/>
     <w:link w:val="berschrift9"/>
-    <w:uiPriority w:val="9"/>
     <w:rPr>
-      <w:rFonts w:ascii="Arial" w:eastAsia="Arial" w:hAnsi="Arial" w:cs="Arial"/>
-      <w:i/>
-      <w:iCs/>
-      <w:sz w:val="21"/>
-      <w:szCs w:val="21"/>
+      <w:rFonts w:ascii="Arial" w:hAnsi="Arial" w:cs="Arial"/>
+      <w:sz w:val="22"/>
+      <w:szCs w:val="22"/>
+      <w:lang w:val="en-US" w:eastAsia="de-DE"/>
     </w:rPr>
   </w:style>
   <w:style w:type="paragraph" w:styleId="Listenabsatz">
@@ -43329,7 +39149,7 @@
     <w:basedOn w:val="Standard"/>
     <w:pPr>
       <w:numPr>
-        <w:numId w:val="28"/>
+        <w:numId w:val="4"/>
       </w:numPr>
     </w:pPr>
   </w:style>
@@ -43351,7 +39171,7 @@
     <w:pPr>
       <w:numPr>
         <w:ilvl w:val="1"/>
-        <w:numId w:val="21"/>
+        <w:numId w:val="3"/>
       </w:numPr>
       <w:tabs>
         <w:tab w:val="clear" w:pos="680"/>
@@ -43375,7 +39195,7 @@
     <w:basedOn w:val="Standard"/>
     <w:pPr>
       <w:numPr>
-        <w:numId w:val="20"/>
+        <w:numId w:val="2"/>
       </w:numPr>
     </w:pPr>
   </w:style>
@@ -44036,12 +39856,12 @@
 
 <file path=word/glossary/fontTable.xml><?xml version="1.0" encoding="utf-8"?>
 <w:fonts xmlns:mc="http://schemas.openxmlformats.org/markup-compatibility/2006" xmlns:r="http://schemas.openxmlformats.org/officeDocument/2006/relationships" xmlns:w="http://schemas.openxmlformats.org/wordprocessingml/2006/main" xmlns:w14="http://schemas.microsoft.com/office/word/2010/wordml" xmlns:w15="http://schemas.microsoft.com/office/word/2012/wordml" xmlns:w16cex="http://schemas.microsoft.com/office/word/2018/wordml/cex" xmlns:w16cid="http://schemas.microsoft.com/office/word/2016/wordml/cid" xmlns:w16="http://schemas.microsoft.com/office/word/2018/wordml" xmlns:w16du="http://schemas.microsoft.com/office/word/2023/wordml/word16du" xmlns:w16sdtdh="http://schemas.microsoft.com/office/word/2020/wordml/sdtdatahash" xmlns:w16sdtfl="http://schemas.microsoft.com/office/word/2024/wordml/sdtformatlock" xmlns:w16se="http://schemas.microsoft.com/office/word/2015/wordml/symex" mc:Ignorable="w14 w15 w16se w16cid w16 w16cex w16sdtdh w16sdtfl w16du">
-  <w:font w:name="Helvetica">
-    <w:panose1 w:val="020B0604020202020204"/>
-    <w:charset w:val="00"/>
-    <w:family w:val="swiss"/>
+  <w:font w:name="Wingdings">
+    <w:panose1 w:val="05000000000000000000"/>
+    <w:charset w:val="02"/>
+    <w:family w:val="auto"/>
     <w:pitch w:val="variable"/>
-    <w:sig w:usb0="E0002EFF" w:usb1="C000785B" w:usb2="00000009" w:usb3="00000000" w:csb0="000001FF" w:csb1="00000000"/>
+    <w:sig w:usb0="00000000" w:usb1="10000000" w:usb2="00000000" w:usb3="00000000" w:csb0="80000000" w:csb1="00000000"/>
   </w:font>
   <w:font w:name="Times New Roman">
     <w:panose1 w:val="02020603050405020304"/>
@@ -44050,19 +39870,12 @@
     <w:pitch w:val="variable"/>
     <w:sig w:usb0="E0002EFF" w:usb1="C000785B" w:usb2="00000009" w:usb3="00000000" w:csb0="000001FF" w:csb1="00000000"/>
   </w:font>
-  <w:font w:name="Arial">
+  <w:font w:name="Helvetica">
     <w:panose1 w:val="020B0604020202020204"/>
     <w:charset w:val="00"/>
     <w:family w:val="swiss"/>
     <w:pitch w:val="variable"/>
     <w:sig w:usb0="E0002EFF" w:usb1="C000785B" w:usb2="00000009" w:usb3="00000000" w:csb0="000001FF" w:csb1="00000000"/>
-  </w:font>
-  <w:font w:name="Wingdings">
-    <w:panose1 w:val="05000000000000000000"/>
-    <w:charset w:val="02"/>
-    <w:family w:val="auto"/>
-    <w:pitch w:val="variable"/>
-    <w:sig w:usb0="00000000" w:usb1="10000000" w:usb2="00000000" w:usb3="00000000" w:csb0="80000000" w:csb1="00000000"/>
   </w:font>
   <w:font w:name="Symbol">
     <w:panose1 w:val="05050102010706020507"/>
@@ -44078,12 +39891,12 @@
     <w:pitch w:val="fixed"/>
     <w:sig w:usb0="E0002EFF" w:usb1="C0007843" w:usb2="00000009" w:usb3="00000000" w:csb0="000001FF" w:csb1="00000000"/>
   </w:font>
-  <w:font w:name="Wingdings 2">
-    <w:panose1 w:val="05020102010507070707"/>
-    <w:charset w:val="02"/>
-    <w:family w:val="roman"/>
+  <w:font w:name="Arial">
+    <w:panose1 w:val="020B0604020202020204"/>
+    <w:charset w:val="00"/>
+    <w:family w:val="swiss"/>
     <w:pitch w:val="variable"/>
-    <w:sig w:usb0="00000000" w:usb1="10000000" w:usb2="00000000" w:usb3="00000000" w:csb0="80000000" w:csb1="00000000"/>
+    <w:sig w:usb0="E0002EFF" w:usb1="C000785B" w:usb2="00000009" w:usb3="00000000" w:csb0="000001FF" w:csb1="00000000"/>
   </w:font>
   <w:font w:name="Tahoma">
     <w:panose1 w:val="020B0604030504040204"/>
@@ -44195,6 +40008,8 @@
     <w:rsid w:val="001D0FBE"/>
     <w:rsid w:val="002179B4"/>
     <w:rsid w:val="003B79DF"/>
+    <w:rsid w:val="003C1A11"/>
+    <w:rsid w:val="004D3F1A"/>
     <w:rsid w:val="00514599"/>
     <w:rsid w:val="00686EF3"/>
     <w:rsid w:val="00775426"/>
@@ -56484,7 +52299,32 @@
 </a:theme>
 </file>
 
-<file path=customXml/item1.xml><?xml version="1.0" encoding="utf-8"?>
+<file path=customXml/item1.xml>��< ? x m l   v e r s i o n = " 1 . 0 "   e n c o d i n g = " u t f - 1 6 " ? > < D o c u m e n t S e t t i n g s   x m l n s : x s i = " h t t p : / / w w w . w 3 . o r g / 2 0 0 1 / X M L S c h e m a - i n s t a n c e "   x m l n s : x s d = " h t t p : / / w w w . w 3 . o r g / 2 0 0 1 / X M L S c h e m a "   x m l n s = " h t t p : / / w w w . z h a w . c h / A c c e s s i b i l i t y A d d I n " > + 
+     < C h e c k H e a d i n g H i e r a r c h y > t r u e < / C h e c k H e a d i n g H i e r a r c h y > + 
+     < C h e c k R e a d i n g O r d e r > f a l s e < / C h e c k R e a d i n g O r d e r > + 
+     < C h e c k T a b l e H e a d e r > t r u e < / C h e c k T a b l e H e a d e r > + 
+     < C h e c k D o c T i t l e > t r u e < / C h e c k D o c T i t l e > + 
+     < C h e c k L a n g u a g e S e t t i n g > t r u e < / C h e c k L a n g u a g e S e t t i n g > + 
+     < C h e c k A l t T e x t > t r u e < / C h e c k A l t T e x t > + 
+     < C h e c k T e x t S i z e > f a l s e < / C h e c k T e x t S i z e > + 
+     < C h e c k S c r e e n T i p > t r u e < / C h e c k S c r e e n T i p > + 
+     < S h o w S h a p e N a m e C o l u m n > f a l s e < / S h o w S h a p e N a m e C o l u m n > + 
+     < S h o w I s s u e D e s c r i p t i o n > t r u e < / S h o w I s s u e D e s c r i p t i o n > + 
+ < / D o c u m e n t S e t t i n g s > 
+</file>
+
+<file path=customXml/item2.xml><?xml version="1.0" encoding="utf-8"?>
 <b:Sources xmlns:b="http://schemas.openxmlformats.org/officeDocument/2006/bibliography" xmlns="http://schemas.openxmlformats.org/officeDocument/2006/bibliography" SelectedStyle="\IEEE2006OfficeOnline.xsl" StyleName="IEEE" Version="2006">
   <b:Source>
     <b:Tag>Bal</b:Tag>
@@ -56879,44 +52719,19 @@
 </b:Sources>
 </file>
 
-<file path=customXml/item2.xml>��< ? x m l   v e r s i o n = " 1 . 0 "   e n c o d i n g = " u t f - 1 6 " ? > < D o c u m e n t S e t t i n g s   x m l n s : x s i = " h t t p : / / w w w . w 3 . o r g / 2 0 0 1 / X M L S c h e m a - i n s t a n c e "   x m l n s : x s d = " h t t p : / / w w w . w 3 . o r g / 2 0 0 1 / X M L S c h e m a "   x m l n s = " h t t p : / / w w w . z h a w . c h / A c c e s s i b i l i t y A d d I n " > - 
-     < C h e c k H e a d i n g H i e r a r c h y > t r u e < / C h e c k H e a d i n g H i e r a r c h y > - 
-     < C h e c k R e a d i n g O r d e r > f a l s e < / C h e c k R e a d i n g O r d e r > - 
-     < C h e c k T a b l e H e a d e r > t r u e < / C h e c k T a b l e H e a d e r > - 
-     < C h e c k D o c T i t l e > t r u e < / C h e c k D o c T i t l e > - 
-     < C h e c k L a n g u a g e S e t t i n g > t r u e < / C h e c k L a n g u a g e S e t t i n g > - 
-     < C h e c k A l t T e x t > t r u e < / C h e c k A l t T e x t > - 
-     < C h e c k T e x t S i z e > f a l s e < / C h e c k T e x t S i z e > - 
-     < C h e c k S c r e e n T i p > t r u e < / C h e c k S c r e e n T i p > - 
-     < S h o w S h a p e N a m e C o l u m n > f a l s e < / S h o w S h a p e N a m e C o l u m n > - 
-     < S h o w I s s u e D e s c r i p t i o n > t r u e < / S h o w I s s u e D e s c r i p t i o n > - 
- < / D o c u m e n t S e t t i n g s > 
-</file>
-
 <file path=customXml/itemProps1.xml><?xml version="1.0" encoding="utf-8"?>
-<ds:datastoreItem xmlns:ds="http://schemas.openxmlformats.org/officeDocument/2006/customXml" ds:itemID="{E1EBC934-7FB6-4393-9F35-212A846F7D87}">
-  <ds:schemaRefs>
-    <ds:schemaRef ds:uri="http://schemas.openxmlformats.org/officeDocument/2006/bibliography"/>
-  </ds:schemaRefs>
-</ds:datastoreItem>
-</file>
-
-<file path=customXml/itemProps2.xml><?xml version="1.0" encoding="utf-8"?>
 <ds:datastoreItem xmlns:ds="http://schemas.openxmlformats.org/officeDocument/2006/customXml" ds:itemID="{0832B0A6-AD23-4FBF-B613-D35800E8617E}">
   <ds:schemaRefs>
     <ds:schemaRef ds:uri="http://www.w3.org/2001/XMLSchema"/>
     <ds:schemaRef ds:uri="http://www.zhaw.ch/AccessibilityAddIn"/>
   </ds:schemaRefs>
 </ds:datastoreItem>
+</file>
+
+<file path=customXml/itemProps2.xml><?xml version="1.0" encoding="utf-8"?>
+<ds:datastoreItem xmlns:ds="http://schemas.openxmlformats.org/officeDocument/2006/customXml" ds:itemID="{E1EBC934-7FB6-4393-9F35-212A846F7D87}">
+  <ds:schemaRefs>
+    <ds:schemaRef ds:uri="http://schemas.openxmlformats.org/officeDocument/2006/bibliography"/>
+  </ds:schemaRefs>
+</ds:datastoreItem>
 </file>
--- a/Thesis/BachelorThesisStefanWernerNew.docx
+++ b/Thesis/BachelorThesisStefanWernerNew.docx
@@ -8140,6 +8140,28 @@
       </w:r>
       <w:bookmarkEnd w:id="27"/>
     </w:p>
+    <w:p/>
+    <w:p>
+      <w:r>
+        <w:t xml:space="preserve">[Mehr </w:t>
+      </w:r>
+      <w:proofErr w:type="spellStart"/>
+      <w:r>
+        <w:t>hier</w:t>
+      </w:r>
+      <w:proofErr w:type="spellEnd"/>
+      <w:r>
+        <w:t xml:space="preserve"> </w:t>
+      </w:r>
+      <w:proofErr w:type="spellStart"/>
+      <w:r>
+        <w:t>schreiben</w:t>
+      </w:r>
+      <w:proofErr w:type="spellEnd"/>
+      <w:r>
+        <w:t>]</w:t>
+      </w:r>
+    </w:p>
     <w:p>
       <w:pPr>
         <w:pStyle w:val="berschrift2"/>
@@ -8152,7 +8174,11 @@
     </w:p>
     <w:p>
       <w:r>
-        <w:t>The development process followed an iterative prototyping approach. First the environment was implemented. In order to ease testing and for convenience the game 2048 was created in such a way that the world can be created with different sizes. The original game is played on a four by four grid but in this implementation three by three and two by two are also possible. The environment was written in python as a class that can be called by the agent to facilitate the training. It provides the game logic required for the training of the agent. On first call the environment creates the grid. Before every action it provides valid actions and checks the grid for changes. It handles tile movement, merging, reward calculation, random tile spawning and terminal states. The game environment was essential for further development therefore much care was taken in its creation. The environment was the only part that did not need constant revisions.</w:t>
+        <w:t xml:space="preserve">The development process followed an iterative prototyping approach. First the environment was implemented. In order to ease testing and for convenience the game 2048 was created in such a way that the world can be created with different sizes. The original game is played on a four by four grid but in this implementation three by three and two by two are also possible. The environment was written in python as a class that can be called by the agent to facilitate the training. It provides the game logic required for the training of the agent. On first call the environment creates the grid. Before every action it provides valid actions and checks the grid for changes. It handles tile movement, merging, reward calculation, random tile spawning and </w:t>
+      </w:r>
+      <w:r>
+        <w:lastRenderedPageBreak/>
+        <w:t>terminal states. The game environment was essential for further development therefore much care was taken in its creation. The environment was the only part that did not need constant revisions.</w:t>
       </w:r>
     </w:p>
     <w:p/>
@@ -8187,6 +8213,7 @@
         <w:rPr>
           <w:noProof/>
         </w:rPr>
+        <w:lastRenderedPageBreak/>
         <mc:AlternateContent>
           <mc:Choice Requires="wps">
             <w:drawing>
@@ -8411,11 +8438,7 @@
         </w:drawing>
       </w:r>
       <w:r>
-        <w:t xml:space="preserve">The first version of the abstraction algorithm followed the ideal solution. The first state in the original Q-table was selected as a parent state. Each following state would then be compared </w:t>
-      </w:r>
-      <w:r>
-        <w:lastRenderedPageBreak/>
-        <w:t>directly to each parent state starting with the first. If the parent state and the to be determined state where not equal the to be determined state would be operated on in a breadth-first search algorithm where every possible operation was mapped to a branch. The agent would follow every branch until a specific depth was reached. If the state did not match after every possible operation sequence the to be determined state would be counted as a parent state and the next state was tested. If the state matched to the parent state it received the index of the parent and the list of operations applied to get to the parent and be classified as a child. This version was useful for validating the theoretical concept because it searched for parent child relationships directly and could therefore achieve a high degree of accuracy. The two by two version of the game environment also proved useful as it reduced the time needed drastically. In theory this approach proved close to the previously discussed ideal solution. Ho</w:t>
+        <w:t>The first version of the abstraction algorithm followed the ideal solution. The first state in the original Q-table was selected as a parent state. Each following state would then be compared directly to each parent state starting with the first. If the parent state and the to be determined state where not equal the to be determined state would be operated on in a breadth-first search algorithm where every possible operation was mapped to a branch. The agent would follow every branch until a specific depth was reached. If the state did not match after every possible operation sequence the to be determined state would be counted as a parent state and the next state was tested. If the state matched to the parent state it received the index of the parent and the list of operations applied to get to the parent and be classified as a child. This version was useful for validating the theoretical concept because it searched for parent child relationships directly and could therefore achieve a high degree of accuracy. The two by two version of the game environment also proved useful as it reduced the time needed drastically. In theory this approach proved close to the previously discussed ideal solution. Ho</w:t>
       </w:r>
       <w:r>
         <w:t xml:space="preserve">wever the first version did not scale well. For small Q-tables and small states the runtime was acceptable but steadily increased for each new state. For larger Q-tables the number of comparisons increased rapidly as each new state had to be compared to a growing list of parent states. In addition each comparison required a breadth-first search over possible operation sequences. </w:t>
@@ -8611,6 +8634,7 @@
     </w:tbl>
     <w:p>
       <w:r>
+        <w:lastRenderedPageBreak/>
         <w:t>W</w:t>
       </w:r>
       <w:r>
@@ -8780,7 +8804,6 @@
     </w:p>
     <w:p>
       <w:r>
-        <w:lastRenderedPageBreak/>
         <w:t>The Big-O-Complexity of this approach is as followed:</w:t>
       </w:r>
     </w:p>
@@ -9127,7 +9150,11 @@
     <w:p/>
     <w:p>
       <w:r>
-        <w:t xml:space="preserve">In the ideal solution the agent would split the state after receiving the reward from the environment. But during this development process it was found out that this increases the processing overhead substantially. Therefore, it was decided that the splitting will be done at the end of all episodes and in batches. The idea behind batches was to reduce RAM usage as running through an entire Q-table and comparing all states took up to much memory space. </w:t>
+        <w:t xml:space="preserve">In the ideal solution the agent would split the state after receiving the reward from the environment. But during this development process it was found out that this increases the processing overhead substantially. Therefore, it was decided that the splitting will be done at the end of </w:t>
+      </w:r>
+      <w:r>
+        <w:lastRenderedPageBreak/>
+        <w:t xml:space="preserve">all episodes and in batches. The idea behind batches was to reduce RAM usage as running through an entire Q-table and comparing all states took up to much memory space. </w:t>
       </w:r>
       <w:r>
         <w:t>In testing a large Q-table with millions of states easily exceeded 64GB RAM usage causing the testing environment to crash.</w:t>
@@ -9151,11 +9178,7 @@
         <w:t xml:space="preserve">. It combines the parent and child tables into the original Q-table. </w:t>
       </w:r>
       <w:r>
-        <w:t xml:space="preserve">During reconstruction each child entry is combined with its referenced parent state. The stored operation sequence is applied to reconstruct the original state from the parent state. This is done via an interface from the “PreCalculator” class. In order to reduce loss of information the actions need to be transformed together with the state. This is especially important for orientation of the board such that rotation and mirroring can be done. A rotated state must also have the same rotated actions. If a state is rotated the meaning of the actions up, down, left and right changes as well. Therefore </w:t>
-      </w:r>
-      <w:r>
-        <w:lastRenderedPageBreak/>
-        <w:t xml:space="preserve">the same operational sequence used for state reconstruction is also applied to the action values. Without this step the reconstructed state could receive action values that refer to the wrong directions. </w:t>
+        <w:t xml:space="preserve">During reconstruction each child entry is combined with its referenced parent state. The stored operation sequence is applied to reconstruct the original state from the parent state. This is done via an interface from the “PreCalculator” class. In order to reduce loss of information the actions need to be transformed together with the state. This is especially important for orientation of the board such that rotation and mirroring can be done. A rotated state must also have the same rotated actions. If a state is rotated the meaning of the actions up, down, left and right changes as well. Therefore the same operational sequence used for state reconstruction is also applied to the action values. Without this step the reconstructed state could receive action values that refer to the wrong directions. </w:t>
       </w:r>
       <w:r>
         <w:t>The reconstruction step therefore has two return values. The reconstructed state generated by stored operations to the parent state and the reconstructed action state list generated by transforming the parent action values. These outputs are then combined into state-action pair and inserted into the reconstructed Q-table. The reconstructed table is then used for further training. This phase was necessary because the parent-child representation is only useful if it can be converted back into a format that the Q-learning agent can use later. The Q-table can then be used for continued training or for playing the game. The reconstructed table is later evaluated against the original Q-table int the evaluation phase.</w:t>
@@ -9606,11 +9629,7 @@
         <w:t xml:space="preserve"> compares the size of the original Q-table with the combined size of the reconstructed Q-table. As previously </w:t>
       </w:r>
       <w:r>
-        <w:t xml:space="preserve">mentioned in chapter 2.1 the storage reduction can have a value between zero and one where 0 would indicate no storage reduction and 1 extreme reduction. This metric is used to identify the usefulness of the abstraction approach it </w:t>
-      </w:r>
-      <w:r>
-        <w:lastRenderedPageBreak/>
-        <w:t>determines if the idea can be used to save space. The storage reduction is formed via the given equation:</w:t>
+        <w:t>mentioned in chapter 2.1 the storage reduction can have a value between zero and one where 0 would indicate no storage reduction and 1 extreme reduction. This metric is used to identify the usefulness of the abstraction approach it determines if the idea can be used to save space. The storage reduction is formed via the given equation:</w:t>
       </w:r>
     </w:p>
     <w:tbl>
@@ -10284,7 +10303,11 @@
         </m:sSubSup>
       </m:oMath>
       <w:r>
-        <w:t xml:space="preserve">can have a value close to zero meaning that only a small number of states could be abstracted as children or a value close to one which would indicate that most states could be represented as child states. The value can be zero if no children could be found but can never be one as it would suggest no parent states present. Therefore, a higher value indicate that the operations were able to identify more structural similarities in the Q-table. It can also be said that more different operations can also lead to a higher child abstraction ratio. Therefore splitting the original Q-table with only rotation and doubling as operations will always have a lower child abstraction ratio than if more advanced instruction are included. Operations such as edge expansion and chunk detection </w:t>
+        <w:t xml:space="preserve">can have a value close to zero meaning that only a small number of states could be abstracted as children or a value close to one which would indicate that most states could be represented as child states. The value can be zero if no children could be found but can never be one as it would suggest no parent states present. Therefore, a higher value indicate that the operations were able to identify more structural similarities in </w:t>
+      </w:r>
+      <w:r>
+        <w:lastRenderedPageBreak/>
+        <w:t xml:space="preserve">the Q-table. It can also be said that more different operations can also lead to a higher child abstraction ratio. Therefore splitting the original Q-table with only rotation and doubling as operations will always have a lower child abstraction ratio than if more advanced instruction are included. Operations such as edge expansion and chunk detection </w:t>
       </w:r>
       <w:r>
         <w:t>previously</w:t>
@@ -11422,11 +11445,7 @@
         </m:sSub>
       </m:oMath>
       <w:r>
-        <w:t xml:space="preserve">. The runtime ahead measures the additional required time by the abstraction process and the memory overhead the additional RAM requirements during the abstraction process. The time overhead includes the time required for the splitting of the original Q-table </w:t>
-      </w:r>
-      <w:r>
-        <w:lastRenderedPageBreak/>
-        <w:t xml:space="preserve">into parent and child state as well as the time required for the reconstruction of the Q-table from these tables. It is defined with the following variables where </w:t>
+        <w:t xml:space="preserve">. The runtime ahead measures the additional required time by the abstraction process and the memory overhead the additional RAM requirements during the abstraction process. The time overhead includes the time required for the splitting of the original Q-table into parent and child state as well as the time required for the reconstruction of the Q-table from these tables. It is defined with the following variables where </w:t>
       </w:r>
       <m:oMath>
         <m:sSub>
@@ -12184,6 +12203,7 @@
     </w:tbl>
     <w:p>
       <w:r>
+        <w:lastRenderedPageBreak/>
         <w:t xml:space="preserve">A high memory overhead would indicate that the abstraction method may not scale well to larger Q-tables. This happened during testing as the first version of the splitting algorithm </w:t>
       </w:r>
       <w:r>
@@ -12233,7 +12253,6 @@
       </w:pPr>
       <w:bookmarkStart w:id="32" w:name="_Toc228286107"/>
       <w:r>
-        <w:lastRenderedPageBreak/>
         <w:t>Tool selection</w:t>
       </w:r>
       <w:bookmarkEnd w:id="32"/>
@@ -12264,7 +12283,11 @@
         <w:t xml:space="preserve">In order to view the results in a human friendly format the states were saved primarily as CSV  files. This was also a reason python was chosen as C++ does not include a CSV library as standard. </w:t>
       </w:r>
       <w:r>
-        <w:t>The CSV files saved the original Q-table, the parent table, the child table and the reconstructed Q-table. During development this was useful as it eased the ability to compare individual states. In production this should be replaced with python pickle files or a different better suited file system as CSV are good for readability but not storage capabilities.</w:t>
+        <w:t xml:space="preserve">The CSV files saved the original Q-table, the parent table, the child table and the reconstructed Q-table. During development this was useful as it eased the ability to compare </w:t>
+      </w:r>
+      <w:r>
+        <w:lastRenderedPageBreak/>
+        <w:t>individual states. In production this should be replaced with python pickle files or a different better suited file system as CSV are good for readability but not storage capabilities.</w:t>
       </w:r>
     </w:p>
     <w:p>
@@ -12304,7 +12327,6 @@
         <w:rPr>
           <w:color w:val="EE0000"/>
         </w:rPr>
-        <w:lastRenderedPageBreak/>
         <w:t>[Mehr noch schreiben]</w:t>
       </w:r>
     </w:p>
@@ -13013,6 +13035,7 @@
             <w:rFonts w:ascii="Cambria Math" w:hAnsi="Cambria Math"/>
             <w:szCs w:val="22"/>
           </w:rPr>
+          <w:lastRenderedPageBreak/>
           <m:t>ϵ</m:t>
         </m:r>
       </m:oMath>
@@ -13537,7 +13560,6 @@
             <w:rFonts w:ascii="Cambria Math" w:hAnsi="Cambria Math"/>
             <w:szCs w:val="22"/>
           </w:rPr>
-          <w:lastRenderedPageBreak/>
           <m:t>π(a|s)</m:t>
         </m:r>
       </m:oMath>
@@ -14539,6 +14561,7 @@
             <w:rFonts w:ascii="Cambria Math" w:hAnsi="Cambria Math"/>
             <w:szCs w:val="22"/>
           </w:rPr>
+          <w:lastRenderedPageBreak/>
           <m:t>O</m:t>
         </m:r>
       </m:oMath>
@@ -15261,7 +15284,6 @@
       </w:pPr>
       <w:bookmarkStart w:id="37" w:name="_Toc228286112"/>
       <w:r>
-        <w:lastRenderedPageBreak/>
         <w:t>Background on the game 2048 and Q-learning</w:t>
       </w:r>
       <w:bookmarkEnd w:id="37"/>
@@ -15304,6 +15326,7 @@
         <w:rPr>
           <w:noProof/>
         </w:rPr>
+        <w:lastRenderedPageBreak/>
         <mc:AlternateContent>
           <mc:Choice Requires="wps">
             <w:drawing>
@@ -15684,11 +15707,7 @@
         </w:sdtContent>
       </w:sdt>
       <w:r>
-        <w:t xml:space="preserve">. The number of possible grid configurations grows exponentially due to the </w:t>
-      </w:r>
-      <w:r>
-        <w:lastRenderedPageBreak/>
-        <w:t>different tile values and their positions</w:t>
+        <w:t>. The number of possible grid configurations grows exponentially due to the different tile values and their positions</w:t>
       </w:r>
       <w:sdt>
         <w:sdtPr>
@@ -16458,11 +16477,7 @@
         <w:t>s</w:t>
       </w:r>
       <w:r>
-        <w:t xml:space="preserve"> and apply specific actions given a certain input. ML divides itself into 3 sub-categories, Supervised learning where developers use labelled data to train A.I. models for predictive tasks. The data is split into a training set and a test set and the A.I. is trained. In unsupervised learning the data is unlabeled and the A.I. is forced to find patterns or clusters in the data. The result is </w:t>
-      </w:r>
-      <w:r>
-        <w:lastRenderedPageBreak/>
-        <w:t xml:space="preserve">harder to validate and the way the A.I. found the answer can be hard for developers to understand, such as in neural networks. </w:t>
+        <w:t xml:space="preserve"> and apply specific actions given a certain input. ML divides itself into 3 sub-categories, Supervised learning where developers use labelled data to train A.I. models for predictive tasks. The data is split into a training set and a test set and the A.I. is trained. In unsupervised learning the data is unlabeled and the A.I. is forced to find patterns or clusters in the data. The result is harder to validate and the way the A.I. found the answer can be hard for developers to understand, such as in neural networks. </w:t>
       </w:r>
     </w:p>
     <w:p>
@@ -16602,6 +16617,7 @@
     </w:p>
     <w:p>
       <w:r>
+        <w:lastRenderedPageBreak/>
         <w:t xml:space="preserve">Value of the next state. </w:t>
       </w:r>
     </w:p>
@@ -17005,11 +17021,7 @@
     </w:p>
     <w:p>
       <w:r>
-        <w:t xml:space="preserve">The implemented agent uses a simplified update rule where the discount factor is inexplicitly set as 1. Therefore the estimated value of the next state is not discounted and future rewards are treated with the same weight as immediate rewards. This was chosen as the focus of this thesis is not the optimization of the Q-learning agent but the development and evaluation of </w:t>
-      </w:r>
-      <w:r>
-        <w:lastRenderedPageBreak/>
-        <w:t>the parent and child Q-table abstraction</w:t>
+        <w:t>The implemented agent uses a simplified update rule where the discount factor is inexplicitly set as 1. Therefore the estimated value of the next state is not discounted and future rewards are treated with the same weight as immediate rewards. This was chosen as the focus of this thesis is not the optimization of the Q-learning agent but the development and evaluation of the parent and child Q-table abstraction</w:t>
       </w:r>
       <w:r>
         <w:t>. This simplified rule makes generating Q-tables easier to compare during abstraction and reconstruction</w:t>
@@ -17251,6 +17263,7 @@
     <w:p/>
     <w:p>
       <w:r>
+        <w:lastRenderedPageBreak/>
         <w:t>The Q-table stores an entry for every observed state. In this thesis a state is a flattened NumPy matrix saved as a tuple. The Q-values for each state are a list of the four actions.</w:t>
       </w:r>
     </w:p>
@@ -17484,11 +17497,7 @@
     </w:p>
     <w:p>
       <w:r>
-        <w:t xml:space="preserve">This thesis introduces a Q-table abstraction based on a parent-child representation of states. In a normal Q-learning setup for the game 2048, the Q-table grows exponentially. This leads to high memory consumption and inefficient storage. The core idea of this work is to reduce the number of stored states by identifying structural similarities between them. Instead of </w:t>
-      </w:r>
-      <w:r>
-        <w:lastRenderedPageBreak/>
-        <w:t xml:space="preserve">saving every state individually states are grouped into equivalence classes based on matrix transformations. Within each group a parent state represents the best action for all other states. This parent state is stored explicitly while all other states are saved with a key to the parent, the matrix operation and the previously best direction for the state. </w:t>
+        <w:t xml:space="preserve">This thesis introduces a Q-table abstraction based on a parent-child representation of states. In a normal Q-learning setup for the game 2048, the Q-table grows exponentially. This leads to high memory consumption and inefficient storage. The core idea of this work is to reduce the number of stored states by identifying structural similarities between them. Instead of saving every state individually states are grouped into equivalence classes based on matrix transformations. Within each group a parent state represents the best action for all other states. This parent state is stored explicitly while all other states are saved with a key to the parent, the matrix operation and the previously best direction for the state. </w:t>
       </w:r>
     </w:p>
     <w:p>
@@ -18631,6 +18640,12 @@
     <w:p/>
     <w:p>
       <w:r>
+        <w:lastRenderedPageBreak/>
+        <w:t>[In den appendix]</w:t>
+      </w:r>
+    </w:p>
+    <w:p>
+      <w:r>
         <w:t>Parent:</w:t>
       </w:r>
     </w:p>
@@ -18836,7 +18851,6 @@
       </w:pPr>
       <w:bookmarkStart w:id="47" w:name="_Toc228286118"/>
       <w:r>
-        <w:lastRenderedPageBreak/>
         <w:t>Transformation Operations</w:t>
       </w:r>
       <w:bookmarkEnd w:id="47"/>
@@ -19213,6 +19227,7 @@
     </w:p>
     <w:p>
       <w:r>
+        <w:lastRenderedPageBreak/>
         <w:t>The sequences are defined as the following</w:t>
       </w:r>
       <w:r>
@@ -19754,11 +19769,7 @@
     <w:p/>
     <w:p>
       <w:r>
-        <w:t xml:space="preserve">In the implementation transformation operations are not only applied to the state but also to the corresponding Q-values of the parent in order to return the child’s original actions. This is necessary because the Q-values are linked to the direction up, down, left and right in relation to the orientation of the state. A rotated state needs therefore also rotated action-values. The child tale saves the parents index, the sequence of operations outlined above and the original </w:t>
-      </w:r>
-      <w:r>
-        <w:lastRenderedPageBreak/>
-        <w:t>best direction of the child’s state. The best direction is used as an additional safeguard if the operations applied to the action change the Q-values of the child. If the original action are not the same the agent can minimally adjust the reconstructed action values. The following operations are implemented in the current prototype.</w:t>
+        <w:t>In the implementation transformation operations are not only applied to the state but also to the corresponding Q-values of the parent in order to return the child’s original actions. This is necessary because the Q-values are linked to the direction up, down, left and right in relation to the orientation of the state. A rotated state needs therefore also rotated action-values. The child tale saves the parents index, the sequence of operations outlined above and the original best direction of the child’s state. The best direction is used as an additional safeguard if the operations applied to the action change the Q-values of the child. If the original action are not the same the agent can minimally adjust the reconstructed action values. The following operations are implemented in the current prototype.</w:t>
       </w:r>
     </w:p>
     <w:p/>
@@ -19780,6 +19791,7 @@
         <w:rPr>
           <w:noProof/>
         </w:rPr>
+        <w:lastRenderedPageBreak/>
         <w:drawing>
           <wp:inline distT="0" distB="0" distL="0" distR="0" wp14:anchorId="3680C8BD" wp14:editId="05A1CB10">
             <wp:extent cx="4810125" cy="2019300"/>
@@ -20001,7 +20013,6 @@
         <w:rPr>
           <w:noProof/>
         </w:rPr>
-        <w:lastRenderedPageBreak/>
         <w:drawing>
           <wp:inline distT="0" distB="0" distL="0" distR="0" wp14:anchorId="2AF7D478" wp14:editId="009EC728">
             <wp:extent cx="4810125" cy="2019300"/>
@@ -20105,6 +20116,7 @@
     <w:p/>
     <w:p>
       <w:r>
+        <w:lastRenderedPageBreak/>
         <w:t>A state can be mirrored along horizontal or vertical axes. Two states a</w:t>
       </w:r>
       <w:r>
@@ -20241,11 +20253,7 @@
         <w:t xml:space="preserve">Additional operations and concepts such as edge expansion, chunk detection and shape-based pattern recognition were considered during the ideal solution but proved to hard to implement in the given time. </w:t>
       </w:r>
       <w:r>
-        <w:t xml:space="preserve">While rotation and mirroring have clear action mappings, operations such as edge expansion or chunk detection do not provide an equally direct transformation of </w:t>
-      </w:r>
-      <w:r>
-        <w:lastRenderedPageBreak/>
-        <w:t>the Q-values. Therefore, they would require additional rules or learning-based correction mechanisms to avoid excessive information loss.</w:t>
+        <w:t>While rotation and mirroring have clear action mappings, operations such as edge expansion or chunk detection do not provide an equally direct transformation of the Q-values. Therefore, they would require additional rules or learning-based correction mechanisms to avoid excessive information loss.</w:t>
       </w:r>
       <w:r>
         <w:t xml:space="preserve"> The non implemented operations are discussed later as possible improvements and as ideas for a master’s thesis.</w:t>
@@ -21203,7 +21211,6 @@
                   <w:rPr>
                     <w:rFonts w:ascii="Cambria Math" w:hAnsi="Cambria Math"/>
                   </w:rPr>
-                  <w:lastRenderedPageBreak/>
                   <m:t>c=O(p)</m:t>
                 </m:r>
               </m:oMath>
@@ -22237,14 +22244,25 @@
       </w:r>
       <w:bookmarkEnd w:id="55"/>
     </w:p>
-    <w:p/>
+    <w:p>
+      <w:r>
+        <w:t xml:space="preserve">[Mehr </w:t>
+      </w:r>
+      <w:proofErr w:type="spellStart"/>
+      <w:r>
+        <w:t>schreiben</w:t>
+      </w:r>
+      <w:proofErr w:type="spellEnd"/>
+      <w:r>
+        <w:t>]</w:t>
+      </w:r>
+    </w:p>
     <w:p>
       <w:pPr>
         <w:pStyle w:val="berschrift2"/>
       </w:pPr>
       <w:bookmarkStart w:id="56" w:name="_Toc228286122"/>
       <w:r>
-        <w:lastRenderedPageBreak/>
         <w:t>Environment</w:t>
       </w:r>
       <w:bookmarkEnd w:id="56"/>
@@ -22271,6 +22289,7 @@
     </w:p>
     <w:p>
       <w:r>
+        <w:lastRenderedPageBreak/>
         <w:t>The environment contains the grid on which the game is played. The user can determine the grid size by using the “–grid” or “-g” flag when running the train module in the main.py script.</w:t>
       </w:r>
     </w:p>
@@ -22500,7 +22519,6 @@
       </w:pPr>
       <w:bookmarkStart w:id="59" w:name="_Toc228286125"/>
       <w:r>
-        <w:lastRenderedPageBreak/>
         <w:t>Agent</w:t>
       </w:r>
       <w:bookmarkEnd w:id="59"/>
@@ -22701,14 +22719,7 @@
         <w:rPr>
           <w:lang w:eastAsia="de-AT"/>
         </w:rPr>
-        <w:t xml:space="preserve">The value is the list of actions for that state. If a state is encountered for the first time during the training a new directory entry will be created automatically. The action values would be </w:t>
-      </w:r>
-      <w:r>
-        <w:rPr>
-          <w:lang w:eastAsia="de-AT"/>
-        </w:rPr>
-        <w:lastRenderedPageBreak/>
-        <w:t xml:space="preserve">initialized as 0 in this case. After every loop the action values will get updated by the learning rule as the agent trains. </w:t>
+        <w:t xml:space="preserve">The value is the list of actions for that state. If a state is encountered for the first time during the training a new directory entry will be created automatically. The action values would be initialized as 0 in this case. After every loop the action values will get updated by the learning rule as the agent trains. </w:t>
       </w:r>
     </w:p>
     <w:p>
@@ -23176,14 +23187,7 @@
         <w:rPr>
           <w:lang w:eastAsia="de-AT"/>
         </w:rPr>
-        <w:t xml:space="preserve">At the beginning of each new episode the agent resets the environment with the environment function reset() and a new initial state is returned. The agent then interacts with the environment via actions until the episode ends. For each step the environment sends the agent all possible actions. The agent then selects an action via the previously described action selection </w:t>
-      </w:r>
-      <w:r>
-        <w:rPr>
-          <w:lang w:eastAsia="de-AT"/>
-        </w:rPr>
-        <w:lastRenderedPageBreak/>
-        <w:t xml:space="preserve">utilizing the </w:t>
+        <w:t xml:space="preserve">At the beginning of each new episode the agent resets the environment with the environment function reset() and a new initial state is returned. The agent then interacts with the environment via actions until the episode ends. For each step the environment sends the agent all possible actions. The agent then selects an action via the previously described action selection utilizing the </w:t>
       </w:r>
       <m:oMath>
         <m:r>
@@ -23250,7 +23254,14 @@
         <w:rPr>
           <w:lang w:eastAsia="de-AT"/>
         </w:rPr>
-        <w:t>The PreCalculator is the python script that includes the previously mentioned operations. It is called in order to split an existing Q-table into child and parent. The PreCalculator is responsible for exploring the transformation space of a given parent state. It is given a parent state and determines all possible reachable child states. It then saves all operations and child states in a list for later comparison. If a state matches with one of these calculated child states the operations are saved to that child state and the child is recognized as a child of the parent. If a given state is not a possible child of a parent state the state becomes a parent itself and the PreCalculator is called again. The new calculated states are appended to the existing list of reachable states.</w:t>
+        <w:t xml:space="preserve">The PreCalculator is the python script that includes the previously mentioned operations. It is called in order to split an existing Q-table into child and parent. The PreCalculator is responsible for exploring the transformation space of a given parent state. It is given a parent state and determines all possible reachable child states. It then saves all operations and child states in </w:t>
+      </w:r>
+      <w:r>
+        <w:rPr>
+          <w:lang w:eastAsia="de-AT"/>
+        </w:rPr>
+        <w:lastRenderedPageBreak/>
+        <w:t>a list for later comparison. If a state matches with one of these calculated child states the operations are saved to that child state and the child is recognized as a child of the parent. If a given state is not a possible child of a parent state the state becomes a parent itself and the PreCalculator is called again. The new calculated states are appended to the existing list of reachable states.</w:t>
       </w:r>
     </w:p>
     <w:p>
@@ -23368,14 +23379,7 @@
         <w:rPr>
           <w:lang w:eastAsia="de-AT"/>
         </w:rPr>
-        <w:t xml:space="preserve">To evaluate the abstraction the parent and child tables are merged back into one reconstructed Q-table. This table is then compared to the original Q-table. The reconstruction begins with the table of parent states. It is loaded into memory as the parent states already contain full state-action information. Then the program runs through each child state and applies the operations </w:t>
-      </w:r>
-      <w:r>
-        <w:rPr>
-          <w:lang w:eastAsia="de-AT"/>
-        </w:rPr>
-        <w:lastRenderedPageBreak/>
-        <w:t>in order to return the children to complete states. For each child the parent state is loaded and the operations are applied. Then the actions of the parent are applied to the child and the action transformation takes place. If the best direction stored in the child does not match with the actions of the parents the actions will be minimally adjusted until the best direction of the child matches. This is done via small value offsets ensuring that the original action structure is changed as little as possible.</w:t>
+        <w:t>To evaluate the abstraction the parent and child tables are merged back into one reconstructed Q-table. This table is then compared to the original Q-table. The reconstruction begins with the table of parent states. It is loaded into memory as the parent states already contain full state-action information. Then the program runs through each child state and applies the operations in order to return the children to complete states. For each child the parent state is loaded and the operations are applied. Then the actions of the parent are applied to the child and the action transformation takes place. If the best direction stored in the child does not match with the actions of the parents the actions will be minimally adjusted until the best direction of the child matches. This is done via small value offsets ensuring that the original action structure is changed as little as possible.</w:t>
       </w:r>
     </w:p>
     <w:p>
@@ -23405,7 +23409,11 @@
     </w:p>
     <w:p>
       <w:r>
-        <w:t>In this chapter the results of the parent-child abstraction will be presented. As mentioned in chapter 2.4 the evaluation metrics are a result of time overhead, memory overhead and difference between original Q-table and reconstructed Q-table. The results were gotten from the three different grid sizes of the environment. For each grid size the same evaluation pipeline was applied. First the agent was trained and a normal Q-table was created. Then the parent child abstraction idea was implemented. The Q-table was split via the PreCalculator algorithm and was saved as a parent table and a child table. For comparison the reconstructed Q-table was generated at the end from the parent and the child tables.</w:t>
+        <w:t xml:space="preserve">In this chapter the results of the parent-child abstraction will be presented. As mentioned in chapter 2.4 the evaluation metrics are a result of time overhead, memory overhead and difference between original Q-table and reconstructed Q-table. The results were gotten from the three different grid sizes of the environment. For each grid size the same evaluation pipeline was applied. First the agent was trained and a normal Q-table was created. Then the parent child abstraction idea was implemented. The Q-table was split via the PreCalculator algorithm </w:t>
+      </w:r>
+      <w:r>
+        <w:lastRenderedPageBreak/>
+        <w:t>and was saved as a parent table and a child table. For comparison the reconstructed Q-table was generated at the end from the parent and the child tables.</w:t>
       </w:r>
       <w:r>
         <w:t xml:space="preserve"> First </w:t>
@@ -23629,7 +23637,6 @@
     </w:p>
     <w:p>
       <w:r>
-        <w:lastRenderedPageBreak/>
         <w:t xml:space="preserve">Below there is a cross-reference to </w:t>
       </w:r>
       <w:r>
@@ -40022,9 +40029,11 @@
     <w:rsid w:val="00B029B4"/>
     <w:rsid w:val="00B16928"/>
     <w:rsid w:val="00B87C94"/>
+    <w:rsid w:val="00B918C0"/>
     <w:rsid w:val="00BC059D"/>
     <w:rsid w:val="00C01645"/>
     <w:rsid w:val="00C04A1F"/>
+    <w:rsid w:val="00C24FBA"/>
     <w:rsid w:val="00CA149A"/>
     <w:rsid w:val="00CB09C3"/>
     <w:rsid w:val="00D00EE6"/>
@@ -52299,32 +52308,7 @@
 </a:theme>
 </file>
 
-<file path=customXml/item1.xml>��< ? x m l   v e r s i o n = " 1 . 0 "   e n c o d i n g = " u t f - 1 6 " ? > < D o c u m e n t S e t t i n g s   x m l n s : x s i = " h t t p : / / w w w . w 3 . o r g / 2 0 0 1 / X M L S c h e m a - i n s t a n c e "   x m l n s : x s d = " h t t p : / / w w w . w 3 . o r g / 2 0 0 1 / X M L S c h e m a "   x m l n s = " h t t p : / / w w w . z h a w . c h / A c c e s s i b i l i t y A d d I n " > - 
-     < C h e c k H e a d i n g H i e r a r c h y > t r u e < / C h e c k H e a d i n g H i e r a r c h y > - 
-     < C h e c k R e a d i n g O r d e r > f a l s e < / C h e c k R e a d i n g O r d e r > - 
-     < C h e c k T a b l e H e a d e r > t r u e < / C h e c k T a b l e H e a d e r > - 
-     < C h e c k D o c T i t l e > t r u e < / C h e c k D o c T i t l e > - 
-     < C h e c k L a n g u a g e S e t t i n g > t r u e < / C h e c k L a n g u a g e S e t t i n g > - 
-     < C h e c k A l t T e x t > t r u e < / C h e c k A l t T e x t > - 
-     < C h e c k T e x t S i z e > f a l s e < / C h e c k T e x t S i z e > - 
-     < C h e c k S c r e e n T i p > t r u e < / C h e c k S c r e e n T i p > - 
-     < S h o w S h a p e N a m e C o l u m n > f a l s e < / S h o w S h a p e N a m e C o l u m n > - 
-     < S h o w I s s u e D e s c r i p t i o n > t r u e < / S h o w I s s u e D e s c r i p t i o n > - 
- < / D o c u m e n t S e t t i n g s > 
-</file>
-
-<file path=customXml/item2.xml><?xml version="1.0" encoding="utf-8"?>
+<file path=customXml/item1.xml><?xml version="1.0" encoding="utf-8"?>
 <b:Sources xmlns:b="http://schemas.openxmlformats.org/officeDocument/2006/bibliography" xmlns="http://schemas.openxmlformats.org/officeDocument/2006/bibliography" SelectedStyle="\IEEE2006OfficeOnline.xsl" StyleName="IEEE" Version="2006">
   <b:Source>
     <b:Tag>Bal</b:Tag>
@@ -52719,19 +52703,44 @@
 </b:Sources>
 </file>
 
+<file path=customXml/item2.xml>��< ? x m l   v e r s i o n = " 1 . 0 "   e n c o d i n g = " u t f - 1 6 " ? > < D o c u m e n t S e t t i n g s   x m l n s : x s i = " h t t p : / / w w w . w 3 . o r g / 2 0 0 1 / X M L S c h e m a - i n s t a n c e "   x m l n s : x s d = " h t t p : / / w w w . w 3 . o r g / 2 0 0 1 / X M L S c h e m a "   x m l n s = " h t t p : / / w w w . z h a w . c h / A c c e s s i b i l i t y A d d I n " > + 
+     < C h e c k H e a d i n g H i e r a r c h y > t r u e < / C h e c k H e a d i n g H i e r a r c h y > + 
+     < C h e c k R e a d i n g O r d e r > f a l s e < / C h e c k R e a d i n g O r d e r > + 
+     < C h e c k T a b l e H e a d e r > t r u e < / C h e c k T a b l e H e a d e r > + 
+     < C h e c k D o c T i t l e > t r u e < / C h e c k D o c T i t l e > + 
+     < C h e c k L a n g u a g e S e t t i n g > t r u e < / C h e c k L a n g u a g e S e t t i n g > + 
+     < C h e c k A l t T e x t > t r u e < / C h e c k A l t T e x t > + 
+     < C h e c k T e x t S i z e > f a l s e < / C h e c k T e x t S i z e > + 
+     < C h e c k S c r e e n T i p > t r u e < / C h e c k S c r e e n T i p > + 
+     < S h o w S h a p e N a m e C o l u m n > f a l s e < / S h o w S h a p e N a m e C o l u m n > + 
+     < S h o w I s s u e D e s c r i p t i o n > t r u e < / S h o w I s s u e D e s c r i p t i o n > + 
+ < / D o c u m e n t S e t t i n g s > 
+</file>
+
 <file path=customXml/itemProps1.xml><?xml version="1.0" encoding="utf-8"?>
+<ds:datastoreItem xmlns:ds="http://schemas.openxmlformats.org/officeDocument/2006/customXml" ds:itemID="{E1EBC934-7FB6-4393-9F35-212A846F7D87}">
+  <ds:schemaRefs>
+    <ds:schemaRef ds:uri="http://schemas.openxmlformats.org/officeDocument/2006/bibliography"/>
+  </ds:schemaRefs>
+</ds:datastoreItem>
+</file>
+
+<file path=customXml/itemProps2.xml><?xml version="1.0" encoding="utf-8"?>
 <ds:datastoreItem xmlns:ds="http://schemas.openxmlformats.org/officeDocument/2006/customXml" ds:itemID="{0832B0A6-AD23-4FBF-B613-D35800E8617E}">
   <ds:schemaRefs>
     <ds:schemaRef ds:uri="http://www.w3.org/2001/XMLSchema"/>
     <ds:schemaRef ds:uri="http://www.zhaw.ch/AccessibilityAddIn"/>
   </ds:schemaRefs>
 </ds:datastoreItem>
-</file>
-
-<file path=customXml/itemProps2.xml><?xml version="1.0" encoding="utf-8"?>
-<ds:datastoreItem xmlns:ds="http://schemas.openxmlformats.org/officeDocument/2006/customXml" ds:itemID="{E1EBC934-7FB6-4393-9F35-212A846F7D87}">
-  <ds:schemaRefs>
-    <ds:schemaRef ds:uri="http://schemas.openxmlformats.org/officeDocument/2006/bibliography"/>
-  </ds:schemaRefs>
-</ds:datastoreItem>
 </file>